--- a/libro/docx/13_lexicon.docx
+++ b/libro/docx/13_lexicon.docx
@@ -7,7 +7,7 @@
         <w:pStyle w:val="Heading1"/>
       </w:pPr>
       <w:r>
-        <w:t>Capítulo 13 — El lexicon: diccionario que es compilador</w:t>
+        <w:t>Capítulo 13 — El Lexicon: El traductor maestro</w:t>
       </w:r>
     </w:p>
     <w:p>
@@ -15,7 +15,7 @@
         <w:pStyle w:val="Heading2"/>
       </w:pPr>
       <w:r>
-        <w:t>El problema de la mano</w:t>
+        <w:t>El problema de la mano (O por qué los verbos nos mienten)</w:t>
       </w:r>
     </w:p>
     <w:p>
@@ -25,18 +25,7 @@
           <w:i w:val="0"/>
           <w:u w:val="none"/>
         </w:rPr>
-        <w:t>Tomemos dos oraciones del español que comparten cinco letras y, en apariencia, comparten verbo:</w:t>
-      </w:r>
-    </w:p>
-    <w:p>
-      <w:pPr>
-        <w:ind w:left="576"/>
-      </w:pPr>
-      <w:r>
-        <w:rPr>
-          <w:i/>
-        </w:rPr>
-        <w:t>*Pedro le dio un regalo a María.*</w:t>
+        <w:t>Piensa en estas dos oraciones tan comunes en español:</w:t>
       </w:r>
     </w:p>
     <w:p>
@@ -46,18 +35,7 @@
           <w:i w:val="0"/>
           <w:u w:val="none"/>
         </w:rPr>
-        <w:t>&gt;</w:t>
-      </w:r>
-    </w:p>
-    <w:p>
-      <w:pPr>
-        <w:ind w:left="576"/>
-      </w:pPr>
-      <w:r>
-        <w:rPr>
-          <w:i/>
-        </w:rPr>
-        <w:t>*Pedro le dio la mano a su jefe.*</w:t>
+        <w:t>* Pedro le dio un regalo a María.</w:t>
       </w:r>
     </w:p>
     <w:p>
@@ -67,7 +45,17 @@
           <w:i w:val="0"/>
           <w:u w:val="none"/>
         </w:rPr>
-        <w:t xml:space="preserve">Si aplicamos al pie de la letra lo que el capítulo anterior estableció — el verbo nombra el tipo de situación, los constituyentes llenan los roles — las dos oraciones generarían situaciones del mismo tipo: </w:t>
+        <w:t>* Pedro le dio la mano a su jefe.</w:t>
+      </w:r>
+    </w:p>
+    <w:p>
+      <w:r>
+        <w:rPr>
+          <w:b w:val="0"/>
+          <w:i w:val="0"/>
+          <w:u w:val="none"/>
+        </w:rPr>
+        <w:t xml:space="preserve">Si aplicamos al pie de la letra las reglas matemáticas que aprendimos en el capítulo anterior, nuestra base de datos leería el verbo "dar" y crearía automáticamente un evento de tipo </w:t>
       </w:r>
       <w:r>
         <w:rPr>
@@ -85,7 +73,7 @@
           <w:i w:val="0"/>
           <w:u w:val="none"/>
         </w:rPr>
-        <w:t>. El primero da un regalo; el segundo da una mano. Para el motor, parecería el mismo verbo con distinto tema.</w:t>
+        <w:t xml:space="preserve">. El sistema creería que Pedro (el agente) le transfirió algo (el objeto) a un beneficiario. </w:t>
       </w:r>
     </w:p>
     <w:p>
@@ -95,7 +83,25 @@
           <w:i w:val="0"/>
           <w:u w:val="none"/>
         </w:rPr>
-        <w:t xml:space="preserve">Pero claramente no es así. En la primera oración hay una </w:t>
+        <w:t xml:space="preserve">En la primera oración, todo funciona perfecto: María ahora es dueña de un regalo. Pero en la segunda oración... hay un gran problema. El jefe de Pedro no salió de la oficina con una mano ensangrentada en el bolsillo. No hubo ninguna "transferencia" física de nada. </w:t>
+      </w:r>
+    </w:p>
+    <w:p>
+      <w:r>
+        <w:rPr>
+          <w:b w:val="0"/>
+          <w:i/>
+          <w:u w:val="none"/>
+        </w:rPr>
+        <w:t>Dar la mano</w:t>
+      </w:r>
+      <w:r>
+        <w:rPr>
+          <w:b w:val="0"/>
+          <w:i w:val="0"/>
+          <w:u w:val="none"/>
+        </w:rPr>
+        <w:t xml:space="preserve"> es una expresión idiomática de nuestro idioma que simplemente significa </w:t>
       </w:r>
       <w:r>
         <w:rPr>
@@ -103,7 +109,7 @@
           <w:i w:val="0"/>
           <w:u w:val="none"/>
         </w:rPr>
-        <w:t>transferencia de posesión</w:t>
+        <w:t>saludar formalmente</w:t>
       </w:r>
       <w:r>
         <w:rPr>
@@ -111,39 +117,7 @@
           <w:i w:val="0"/>
           <w:u w:val="none"/>
         </w:rPr>
-        <w:t xml:space="preserve">: María ahora tiene el regalo. En la segunda oración no hay transferencia de nada: el jefe no sale del encuentro con la mano de Pedro en el bolsillo. </w:t>
-      </w:r>
-      <w:r>
-        <w:rPr>
-          <w:b w:val="0"/>
-          <w:i/>
-          <w:u w:val="none"/>
-        </w:rPr>
-        <w:t>Dar la mano</w:t>
-      </w:r>
-      <w:r>
-        <w:rPr>
-          <w:b w:val="0"/>
-          <w:i w:val="0"/>
-          <w:u w:val="none"/>
-        </w:rPr>
-        <w:t xml:space="preserve"> es una expresión idiomática que en español significa </w:t>
-      </w:r>
-      <w:r>
-        <w:rPr>
-          <w:b/>
-          <w:i w:val="0"/>
-          <w:u w:val="none"/>
-        </w:rPr>
-        <w:t>saludar formalmente</w:t>
-      </w:r>
-      <w:r>
-        <w:rPr>
-          <w:b w:val="0"/>
-          <w:i w:val="0"/>
-          <w:u w:val="none"/>
-        </w:rPr>
-        <w:t xml:space="preserve">. La situación que describe pertenece a una categoría completamente distinta — no a </w:t>
+        <w:t xml:space="preserve">. Es decir, la segunda oración no debería guardarse como una </w:t>
       </w:r>
       <w:r>
         <w:rPr>
@@ -161,7 +135,7 @@
           <w:i w:val="0"/>
           <w:u w:val="none"/>
         </w:rPr>
-        <w:t xml:space="preserve">, sino a </w:t>
+        <w:t xml:space="preserve">, sino como una </w:t>
       </w:r>
       <w:r>
         <w:rPr>
@@ -179,7 +153,7 @@
           <w:i w:val="0"/>
           <w:u w:val="none"/>
         </w:rPr>
-        <w:t>.</w:t>
+        <w:t xml:space="preserve">. </w:t>
       </w:r>
     </w:p>
     <w:p>
@@ -189,7 +163,7 @@
           <w:i w:val="0"/>
           <w:u w:val="none"/>
         </w:rPr>
-        <w:t xml:space="preserve">Y </w:t>
+        <w:t xml:space="preserve">Y el verbo </w:t>
       </w:r>
       <w:r>
         <w:rPr>
@@ -205,15 +179,17 @@
           <w:i w:val="0"/>
           <w:u w:val="none"/>
         </w:rPr>
-        <w:t xml:space="preserve"> tiene más. </w:t>
-      </w:r>
+        <w:t xml:space="preserve"> esconde aún más trampas:</w:t>
+      </w:r>
+    </w:p>
+    <w:p>
       <w:r>
         <w:rPr>
           <w:b w:val="0"/>
           <w:i/>
           <w:u w:val="none"/>
         </w:rPr>
-        <w:t>Pedro dio una conferencia el martes</w:t>
+        <w:t xml:space="preserve">   </w:t>
       </w:r>
       <w:r>
         <w:rPr>
@@ -221,12 +197,20 @@
           <w:i w:val="0"/>
           <w:u w:val="none"/>
         </w:rPr>
-        <w:t xml:space="preserve"> tampoco transfiere nada; significa que Pedro </w:t>
-      </w:r>
-      <w:r>
-        <w:rPr>
-          <w:b/>
-          <w:i w:val="0"/>
+        <w:t>Pedro dio una conferencia el martes</w:t>
+      </w:r>
+      <w:r>
+        <w:rPr>
+          <w:b w:val="0"/>
+          <w:i/>
+          <w:u w:val="none"/>
+        </w:rPr>
+        <w:t xml:space="preserve">: No transfirió nada, simplemente </w:t>
+      </w:r>
+      <w:r>
+        <w:rPr>
+          <w:b w:val="0"/>
+          <w:i/>
           <w:u w:val="none"/>
         </w:rPr>
         <w:t>realizó</w:t>
@@ -237,7 +221,7 @@
           <w:i w:val="0"/>
           <w:u w:val="none"/>
         </w:rPr>
-        <w:t xml:space="preserve"> una conferencia, una situación del tipo </w:t>
+        <w:t>* un evento de exposición (</w:t>
       </w:r>
       <w:r>
         <w:rPr>
@@ -255,15 +239,17 @@
           <w:i w:val="0"/>
           <w:u w:val="none"/>
         </w:rPr>
-        <w:t xml:space="preserve">. </w:t>
-      </w:r>
+        <w:t>).</w:t>
+      </w:r>
+    </w:p>
+    <w:p>
       <w:r>
         <w:rPr>
           <w:b w:val="0"/>
           <w:i/>
           <w:u w:val="none"/>
         </w:rPr>
-        <w:t>El reloj dio las tres</w:t>
+        <w:t xml:space="preserve">   </w:t>
       </w:r>
       <w:r>
         <w:rPr>
@@ -271,7 +257,31 @@
           <w:i w:val="0"/>
           <w:u w:val="none"/>
         </w:rPr>
-        <w:t xml:space="preserve"> es una metáfora del sonar, situación </w:t>
+        <w:t>El reloj dio las tres</w:t>
+      </w:r>
+      <w:r>
+        <w:rPr>
+          <w:b w:val="0"/>
+          <w:i/>
+          <w:u w:val="none"/>
+        </w:rPr>
+        <w:t xml:space="preserve">: Es una metáfora, el reloj no regala tiempo, simplemente </w:t>
+      </w:r>
+      <w:r>
+        <w:rPr>
+          <w:b w:val="0"/>
+          <w:i/>
+          <w:u w:val="none"/>
+        </w:rPr>
+        <w:t>suena</w:t>
+      </w:r>
+      <w:r>
+        <w:rPr>
+          <w:b w:val="0"/>
+          <w:i w:val="0"/>
+          <w:u w:val="none"/>
+        </w:rPr>
+        <w:t>* (</w:t>
       </w:r>
       <w:r>
         <w:rPr>
@@ -289,15 +299,17 @@
           <w:i w:val="0"/>
           <w:u w:val="none"/>
         </w:rPr>
-        <w:t xml:space="preserve">. </w:t>
-      </w:r>
+        <w:t>).</w:t>
+      </w:r>
+    </w:p>
+    <w:p>
       <w:r>
         <w:rPr>
           <w:b w:val="0"/>
           <w:i/>
           <w:u w:val="none"/>
         </w:rPr>
-        <w:t>Le dio asco la noticia</w:t>
+        <w:t xml:space="preserve">   </w:t>
       </w:r>
       <w:r>
         <w:rPr>
@@ -305,7 +317,31 @@
           <w:i w:val="0"/>
           <w:u w:val="none"/>
         </w:rPr>
-        <w:t xml:space="preserve"> es una experiencia sensorial, </w:t>
+        <w:t>La noticia le dio asco</w:t>
+      </w:r>
+      <w:r>
+        <w:rPr>
+          <w:b w:val="0"/>
+          <w:i/>
+          <w:u w:val="none"/>
+        </w:rPr>
+        <w:t xml:space="preserve">: No hay regalo físico, es una </w:t>
+      </w:r>
+      <w:r>
+        <w:rPr>
+          <w:b w:val="0"/>
+          <w:i/>
+          <w:u w:val="none"/>
+        </w:rPr>
+        <w:t>experiencia sensorial</w:t>
+      </w:r>
+      <w:r>
+        <w:rPr>
+          <w:b w:val="0"/>
+          <w:i w:val="0"/>
+          <w:u w:val="none"/>
+        </w:rPr>
+        <w:t>* interna (</w:t>
       </w:r>
       <w:r>
         <w:rPr>
@@ -323,7 +359,7 @@
           <w:i w:val="0"/>
           <w:u w:val="none"/>
         </w:rPr>
-        <w:t>. Un mismo verbo, cinco tipos de situación distintos.</w:t>
+        <w:t>).</w:t>
       </w:r>
     </w:p>
     <w:p>
@@ -333,7 +369,7 @@
           <w:i w:val="0"/>
           <w:u w:val="none"/>
         </w:rPr>
-        <w:t xml:space="preserve">Este fenómeno — un verbo cuyo significado depende del complemento que lo acompaña — se llama </w:t>
+        <w:t xml:space="preserve">Un mismo verbo, cinco tipos de situación completamente distintos. A este fenómeno —cuando el significado del verbo depende de la palabra que lo acompaña— los lingüistas lo llaman </w:t>
       </w:r>
       <w:r>
         <w:rPr>
@@ -349,7 +385,17 @@
           <w:i w:val="0"/>
           <w:u w:val="none"/>
         </w:rPr>
-        <w:t xml:space="preserve">, y es la regla, no la excepción. El sistema </w:t>
+        <w:t>. Y es la regla de oro de la comunicación humana, no la excepción.</w:t>
+      </w:r>
+    </w:p>
+    <w:p>
+      <w:r>
+        <w:rPr>
+          <w:b w:val="0"/>
+          <w:i w:val="0"/>
+          <w:u w:val="none"/>
+        </w:rPr>
+        <w:t xml:space="preserve">Nuestra base de datos </w:t>
       </w:r>
       <w:r>
         <w:rPr>
@@ -365,7 +411,7 @@
           <w:i w:val="0"/>
           <w:u w:val="none"/>
         </w:rPr>
-        <w:t xml:space="preserve"> qué tipo de situación está realmente describiendo antes de aplicar el procedimiento del capítulo 12, porque la signatura del verbo es distinta para cada caso. </w:t>
+        <w:t xml:space="preserve"> qué tipo de situación está ocurriendo realmente antes de empezar a conectar cables. Porque la regla de seguridad del verbo </w:t>
       </w:r>
       <w:r>
         <w:rPr>
@@ -375,7 +421,7 @@
           <w:sz w:val="20"/>
           <w:u w:val="none"/>
         </w:rPr>
-        <w:t>dar(agente, tema, beneficiario)</w:t>
+        <w:t>dar(agente, regalo, beneficiario)</w:t>
       </w:r>
       <w:r>
         <w:rPr>
@@ -393,7 +439,7 @@
           <w:sz w:val="20"/>
           <w:u w:val="none"/>
         </w:rPr>
-        <w:t>dar_la_mano(agente, paciente)</w:t>
+        <w:t>dar_la_mano(agente, persona_saludada)</w:t>
       </w:r>
       <w:r>
         <w:rPr>
@@ -419,7 +465,7 @@
           <w:i w:val="0"/>
           <w:u w:val="none"/>
         </w:rPr>
-        <w:t>.</w:t>
+        <w:t xml:space="preserve">. </w:t>
       </w:r>
     </w:p>
     <w:p>
@@ -429,7 +475,7 @@
           <w:i w:val="0"/>
           <w:u w:val="none"/>
         </w:rPr>
-        <w:t xml:space="preserve">Lo que el modelo necesita, entonces, es un </w:t>
+        <w:t xml:space="preserve">Para que la máquina no colapse, necesitamos construir un </w:t>
       </w:r>
       <w:r>
         <w:rPr>
@@ -445,7 +491,7 @@
           <w:i w:val="0"/>
           <w:u w:val="none"/>
         </w:rPr>
-        <w:t xml:space="preserve"> que mapee no verbos sueltos, sino </w:t>
+        <w:t xml:space="preserve"> que no mapee palabras sueltas, sino frases completas (el verbo + su complemento clave). A este diccionario maestro lo llamaremos </w:t>
       </w:r>
       <w:r>
         <w:rPr>
@@ -453,7 +499,7 @@
           <w:i w:val="0"/>
           <w:u w:val="none"/>
         </w:rPr>
-        <w:t>unidades léxicas</w:t>
+        <w:t>El Lexicon</w:t>
       </w:r>
       <w:r>
         <w:rPr>
@@ -461,31 +507,25 @@
           <w:i w:val="0"/>
           <w:u w:val="none"/>
         </w:rPr>
-        <w:t xml:space="preserve"> — verbo + complemento patrón — a sus tipos de situación correspondientes. Ese diccionario es el </w:t>
-      </w:r>
-      <w:r>
-        <w:rPr>
-          <w:b/>
-          <w:i w:val="0"/>
-          <w:u w:val="none"/>
-        </w:rPr>
-        <w:t>lexicon</w:t>
-      </w:r>
+        <w:t>.</w:t>
+      </w:r>
+    </w:p>
+    <w:p>
+      <w:pPr>
+        <w:pStyle w:val="Heading2"/>
+      </w:pPr>
+      <w:r>
+        <w:t>El Lexicon es la pieza más visible del proyecto</w:t>
+      </w:r>
+    </w:p>
+    <w:p>
       <w:r>
         <w:rPr>
           <w:b w:val="0"/>
           <w:i w:val="0"/>
           <w:u w:val="none"/>
         </w:rPr>
-        <w:t>.</w:t>
-      </w:r>
-    </w:p>
-    <w:p>
-      <w:pPr>
-        <w:pStyle w:val="Heading2"/>
-      </w:pPr>
-      <w:r>
-        <w:t>El lexicon es la pieza más visible del proyecto</w:t>
+        <w:t xml:space="preserve">Antes de bajar al código, tenemos que entender la importancia arquitectónica de este diccionario. </w:t>
       </w:r>
     </w:p>
     <w:p>
@@ -495,7 +535,7 @@
           <w:i w:val="0"/>
           <w:u w:val="none"/>
         </w:rPr>
-        <w:t xml:space="preserve">Antes de bajar al detalle conviene fijar la importancia arquitectónica del lexicon. El capítulo 12 mostró que el modelo tiene un catálogo canónico de roles (D7): </w:t>
+        <w:t xml:space="preserve">En el capítulo 12 dijimos que el sistema funciona con un catálogo oficial de roles o cables (como </w:t>
       </w:r>
       <w:r>
         <w:rPr>
@@ -531,7 +571,7 @@
           <w:i w:val="0"/>
           <w:u w:val="none"/>
         </w:rPr>
-        <w:t xml:space="preserve">, </w:t>
+        <w:t xml:space="preserve"> o </w:t>
       </w:r>
       <w:r>
         <w:rPr>
@@ -549,17 +589,15 @@
           <w:i w:val="0"/>
           <w:u w:val="none"/>
         </w:rPr>
-        <w:t xml:space="preserve">, </w:t>
-      </w:r>
-      <w:r>
-        <w:rPr>
-          <w:rFonts w:ascii="Courier New" w:hAnsi="Courier New"/>
-          <w:b w:val="0"/>
+        <w:t xml:space="preserve">). Ahora vamos a presentar una decisión de diseño paralela, nuestra </w:t>
+      </w:r>
+      <w:r>
+        <w:rPr>
+          <w:b/>
           <w:i w:val="0"/>
-          <w:sz w:val="20"/>
           <w:u w:val="none"/>
         </w:rPr>
-        <w:t>lugar_de</w:t>
+        <w:t>novena regla (D9)</w:t>
       </w:r>
       <w:r>
         <w:rPr>
@@ -567,25 +605,28 @@
           <w:i w:val="0"/>
           <w:u w:val="none"/>
         </w:rPr>
-        <w:t xml:space="preserve">, </w:t>
-      </w:r>
-      <w:r>
-        <w:rPr>
-          <w:rFonts w:ascii="Courier New" w:hAnsi="Courier New"/>
-          <w:b w:val="0"/>
-          <w:i w:val="0"/>
-          <w:sz w:val="20"/>
-          <w:u w:val="none"/>
-        </w:rPr>
-        <w:t>momento</w:t>
-      </w:r>
+        <w:t>:</w:t>
+      </w:r>
+    </w:p>
+    <w:p>
+      <w:pPr>
+        <w:ind w:left="576"/>
+      </w:pPr>
+      <w:r>
+        <w:rPr>
+          <w:i/>
+        </w:rPr>
+        <w:t>**D9 — El catálogo oficial de roles es completamente invisible para el usuario final. Un humano jamás debe ser obligado a escribir palabras como "agente" o "beneficiario" para que el sistema funcione. Los usuarios deben poder usar su idioma natural ("vendedor", "comprador", "cliente"), y el sistema debe traducirlo silenciosamente.**</w:t>
+      </w:r>
+    </w:p>
+    <w:p>
       <w:r>
         <w:rPr>
           <w:b w:val="0"/>
           <w:i w:val="0"/>
           <w:u w:val="none"/>
         </w:rPr>
-        <w:t xml:space="preserve">, etcétera. Una decisión de diseño correlativa — la decisión número 8, </w:t>
+        <w:t xml:space="preserve">¿Quién hace esa traducción? El Lexicon. D8 estableció </w:t>
       </w:r>
       <w:r>
         <w:rPr>
@@ -593,7 +634,7 @@
           <w:i w:val="0"/>
           <w:u w:val="none"/>
         </w:rPr>
-        <w:t>D8</w:t>
+        <w:t>qué hay debajo del capó</w:t>
       </w:r>
       <w:r>
         <w:rPr>
@@ -601,7 +642,7 @@
           <w:i w:val="0"/>
           <w:u w:val="none"/>
         </w:rPr>
-        <w:t xml:space="preserve"> — establece algo fundamental: </w:t>
+        <w:t xml:space="preserve">; el Lexicon establece </w:t>
       </w:r>
       <w:r>
         <w:rPr>
@@ -609,7 +650,7 @@
           <w:i w:val="0"/>
           <w:u w:val="none"/>
         </w:rPr>
-        <w:t>el catálogo canónico es invisible para el usuario final</w:t>
+        <w:t>cómo se maneja el coche desde arriba</w:t>
       </w:r>
       <w:r>
         <w:rPr>
@@ -617,7 +658,7 @@
           <w:i w:val="0"/>
           <w:u w:val="none"/>
         </w:rPr>
-        <w:t>. El usuario nunca debe escribir "agente" ni "beneficiario" para que el sistema funcione; debe poder hablar en su idioma habitual ("vendedor", "comprador", "cliente", "el que paga") y el sistema traducir.</w:t>
+        <w:t xml:space="preserve">. </w:t>
       </w:r>
     </w:p>
     <w:p>
@@ -627,49 +668,7 @@
           <w:i w:val="0"/>
           <w:u w:val="none"/>
         </w:rPr>
-        <w:t xml:space="preserve">Quien hace esa traducción es el lexicon. D7 establece </w:t>
-      </w:r>
-      <w:r>
-        <w:rPr>
-          <w:b/>
-          <w:i w:val="0"/>
-          <w:u w:val="none"/>
-        </w:rPr>
-        <w:t>qué hay debajo</w:t>
-      </w:r>
-      <w:r>
-        <w:rPr>
-          <w:b w:val="0"/>
-          <w:i w:val="0"/>
-          <w:u w:val="none"/>
-        </w:rPr>
-        <w:t xml:space="preserve">; el lexicon establece </w:t>
-      </w:r>
-      <w:r>
-        <w:rPr>
-          <w:b/>
-          <w:i w:val="0"/>
-          <w:u w:val="none"/>
-        </w:rPr>
-        <w:t>cómo se accede desde arriba</w:t>
-      </w:r>
-      <w:r>
-        <w:rPr>
-          <w:b w:val="0"/>
-          <w:i w:val="0"/>
-          <w:u w:val="none"/>
-        </w:rPr>
-        <w:t>. Sin lexicon, el modelo es una librería interna excelentemente diseñada pero inutilizable; con lexicon, se vuelve una interfaz que cualquier humano puede usar — y, cada vez más relevante, cualquier modelo de lenguaje puede consultar.</w:t>
-      </w:r>
-    </w:p>
-    <w:p>
-      <w:r>
-        <w:rPr>
-          <w:b w:val="0"/>
-          <w:i w:val="0"/>
-          <w:u w:val="none"/>
-        </w:rPr>
-        <w:t>Por eso D8 es estrictamente más fuerte que una decisión de cómoda usabilidad: garantiza que la arquitectura interna del modelo pueda evolucionar — agregar roles, refinar signaturas, cambiar identificadores — sin romper la experiencia de los usuarios, porque la única cara que el usuario ve es el lexicon. Ese es el contrato: el lexicon es estable hacia afuera; lo de adentro puede moverse.</w:t>
+        <w:t>Sin este diccionario, nuestro modelo sería una librería interna maravillosamente diseñada, pero inútil para la gente. Con el Lexicon, se vuelve una interfaz amigable. Y lo que es mejor: D9 garantiza que los ingenieros puedan cambiar la arquitectura interna del software (agregar roles, cambiar códigos) sin romper la experiencia de los clientes, porque la única "cara" que el usuario ve es la del Lexicon. Ese es el trato: el Lexicon es estable hacia afuera; los engranajes por dentro pueden moverse.</w:t>
       </w:r>
     </w:p>
     <w:p>
@@ -720,7 +719,7 @@
           <w:i/>
           <w:sz w:val="18"/>
         </w:rPr>
-        <w:t>La arquitectura en capas del lexicon (D8): el usuario habla con su vocabulario natural; el lexicon traduce a los roles canónicos del catálogo D7; el almacenamiento opera con identificadores internos. Cada capa puede cambiar sin afectar a las demás.</w:t>
+        <w:t>La arquitectura en capas del lexicon (D9): el usuario habla con su vocabulario natural; el lexicon traduce a los roles canónicos del catálogo D8; el almacenamiento opera con identificadores internos. Cada capa puede cambiar sin afectar a las demás.</w:t>
       </w:r>
     </w:p>
     <w:p>
@@ -728,7 +727,7 @@
         <w:pStyle w:val="Heading2"/>
       </w:pPr>
       <w:r>
-        <w:t>Anatomía de una entrada</w:t>
+        <w:t>Autopsia de una entrada en el diccionario</w:t>
       </w:r>
     </w:p>
     <w:p>
@@ -738,7 +737,7 @@
           <w:i w:val="0"/>
           <w:u w:val="none"/>
         </w:rPr>
-        <w:t xml:space="preserve">Una entrada del lexicon tiene un formato fijo que conviene mirar de cerca. Tomemos el caso de </w:t>
+        <w:t xml:space="preserve">Veamos cómo se ve una "página" de este diccionario por dentro. Tomemos el caso de </w:t>
       </w:r>
       <w:r>
         <w:rPr>
@@ -756,7 +755,7 @@
           <w:i w:val="0"/>
           <w:u w:val="none"/>
         </w:rPr>
-        <w:t>, que vamos a ver completo y luego desglosar:</w:t>
+        <w:t>. Así lo escribiría un ingeniero:</w:t>
       </w:r>
     </w:p>
     <w:p>
@@ -982,7 +981,7 @@
           <w:i w:val="0"/>
           <w:u w:val="none"/>
         </w:rPr>
-        <w:t>Las piezas son seis y todas tienen un trabajo claro.</w:t>
+        <w:t>Desarmemos este bloque. Tiene seis piezas y todas tienen un trabajo muy claro:</w:t>
       </w:r>
     </w:p>
     <w:p>
@@ -992,7 +991,7 @@
           <w:i w:val="0"/>
           <w:u w:val="none"/>
         </w:rPr>
-        <w:t>`verbo`</w:t>
+        <w:t>1. `verbo`</w:t>
       </w:r>
       <w:r>
         <w:rPr>
@@ -1000,7 +999,7 @@
           <w:i w:val="0"/>
           <w:u w:val="none"/>
         </w:rPr>
-        <w:t xml:space="preserve"> — la unidad léxica que dispara esta entrada. Puede ser una palabra (</w:t>
+        <w:t>: Es la unidad que activa esta regla. Puede ser una sola palabra (</w:t>
       </w:r>
       <w:r>
         <w:rPr>
@@ -1018,7 +1017,7 @@
           <w:i w:val="0"/>
           <w:u w:val="none"/>
         </w:rPr>
-        <w:t>) o un patrón verbo + complemento (</w:t>
+        <w:t>) o un patrón compuesto (</w:t>
       </w:r>
       <w:r>
         <w:rPr>
@@ -1036,7 +1035,25 @@
           <w:i w:val="0"/>
           <w:u w:val="none"/>
         </w:rPr>
-        <w:t xml:space="preserve">, </w:t>
+        <w:t xml:space="preserve">). </w:t>
+      </w:r>
+    </w:p>
+    <w:p>
+      <w:r>
+        <w:rPr>
+          <w:b/>
+          <w:i w:val="0"/>
+          <w:u w:val="none"/>
+        </w:rPr>
+        <w:t>2. `tipo_situacion`</w:t>
+      </w:r>
+      <w:r>
+        <w:rPr>
+          <w:b w:val="0"/>
+          <w:i w:val="0"/>
+          <w:u w:val="none"/>
+        </w:rPr>
+        <w:t xml:space="preserve">: Es el código interno exacto al que se anclará el evento en la caja </w:t>
       </w:r>
       <w:r>
         <w:rPr>
@@ -1046,7 +1063,7 @@
           <w:sz w:val="20"/>
           <w:u w:val="none"/>
         </w:rPr>
-        <w:t>dar [conferencia | clase]</w:t>
+        <w:t>K</w:t>
       </w:r>
       <w:r>
         <w:rPr>
@@ -1054,7 +1071,113 @@
           <w:i w:val="0"/>
           <w:u w:val="none"/>
         </w:rPr>
-        <w:t>). Los corchetes denotan los complementos que activan esta lectura específica.</w:t>
+        <w:t>. Es el motor oculto que el usuario no ve.</w:t>
+      </w:r>
+    </w:p>
+    <w:p>
+      <w:r>
+        <w:rPr>
+          <w:b w:val="0"/>
+          <w:i w:val="0"/>
+          <w:u w:val="none"/>
+        </w:rPr>
+        <w:t>*</w:t>
+      </w:r>
+      <w:r>
+        <w:rPr>
+          <w:b w:val="0"/>
+          <w:i/>
+          <w:u w:val="none"/>
+        </w:rPr>
+        <w:t xml:space="preserve">3. `roles` y sus </w:t>
+      </w:r>
+      <w:r>
+        <w:rPr>
+          <w:b w:val="0"/>
+          <w:i w:val="0"/>
+          <w:u w:val="none"/>
+        </w:rPr>
+        <w:t>aliases**</w:t>
+      </w:r>
+      <w:r>
+        <w:rPr>
+          <w:b w:val="0"/>
+          <w:i/>
+          <w:u w:val="none"/>
+        </w:rPr>
+        <w:t xml:space="preserve">: Aquí está la magia de la traducción. El rol oficial es `agente`, pero la lista de </w:t>
+      </w:r>
+      <w:r>
+        <w:rPr>
+          <w:b w:val="0"/>
+          <w:i w:val="0"/>
+          <w:u w:val="none"/>
+        </w:rPr>
+        <w:t>aliases</w:t>
+      </w:r>
+      <w:r>
+        <w:rPr>
+          <w:b w:val="0"/>
+          <w:i/>
+          <w:u w:val="none"/>
+        </w:rPr>
+        <w:t xml:space="preserve"> le enseña al sistema que si un humano dice </w:t>
+      </w:r>
+      <w:r>
+        <w:rPr>
+          <w:b w:val="0"/>
+          <w:i w:val="0"/>
+          <w:u w:val="none"/>
+        </w:rPr>
+        <w:t>"vendedor"</w:t>
+      </w:r>
+      <w:r>
+        <w:rPr>
+          <w:b w:val="0"/>
+          <w:i/>
+          <w:u w:val="none"/>
+        </w:rPr>
+        <w:t xml:space="preserve"> o </w:t>
+      </w:r>
+      <w:r>
+        <w:rPr>
+          <w:b w:val="0"/>
+          <w:i w:val="0"/>
+          <w:u w:val="none"/>
+        </w:rPr>
+        <w:t>"quien vende"</w:t>
+      </w:r>
+      <w:r>
+        <w:rPr>
+          <w:b w:val="0"/>
+          <w:i/>
+          <w:u w:val="none"/>
+        </w:rPr>
+        <w:t xml:space="preserve">, significa lo mismo. Así, </w:t>
+      </w:r>
+      <w:r>
+        <w:rPr>
+          <w:b w:val="0"/>
+          <w:i w:val="0"/>
+          <w:u w:val="none"/>
+        </w:rPr>
+        <w:t>"el vendedor le dio una factura al cliente"</w:t>
+      </w:r>
+      <w:r>
+        <w:rPr>
+          <w:b w:val="0"/>
+          <w:i/>
+          <w:u w:val="none"/>
+        </w:rPr>
+        <w:t xml:space="preserve"> y </w:t>
+      </w:r>
+      <w:r>
+        <w:rPr>
+          <w:b w:val="0"/>
+          <w:i w:val="0"/>
+          <w:u w:val="none"/>
+        </w:rPr>
+        <w:t>"el agente proveyó un comprobante al beneficiario"* generan exactamente el mismo registro en la base de datos.</w:t>
       </w:r>
     </w:p>
     <w:p>
@@ -1064,7 +1187,7 @@
           <w:i w:val="0"/>
           <w:u w:val="none"/>
         </w:rPr>
-        <w:t>`tipo_situacion`</w:t>
+        <w:t>4. `obligatorios`</w:t>
       </w:r>
       <w:r>
         <w:rPr>
@@ -1072,7 +1195,137 @@
           <w:i w:val="0"/>
           <w:u w:val="none"/>
         </w:rPr>
-        <w:t xml:space="preserve"> — el identificador en K al que la situación reificada quedará anclada. Es el nombre que </w:t>
+        <w:t xml:space="preserve"> y </w:t>
+      </w:r>
+      <w:r>
+        <w:rPr>
+          <w:b/>
+          <w:i w:val="0"/>
+          <w:u w:val="none"/>
+        </w:rPr>
+        <w:t>`opcionales`</w:t>
+      </w:r>
+      <w:r>
+        <w:rPr>
+          <w:b w:val="0"/>
+          <w:i w:val="0"/>
+          <w:u w:val="none"/>
+        </w:rPr>
+        <w:t>: Son las reglas de seguridad de la firma. Dictan qué datos no pueden faltar para que la base de datos acepte la información.</w:t>
+      </w:r>
+    </w:p>
+    <w:p>
+      <w:r>
+        <w:rPr>
+          <w:b/>
+          <w:i w:val="0"/>
+          <w:u w:val="none"/>
+        </w:rPr>
+        <w:t>5. `ejemplo`</w:t>
+      </w:r>
+      <w:r>
+        <w:rPr>
+          <w:b w:val="0"/>
+          <w:i w:val="0"/>
+          <w:u w:val="none"/>
+        </w:rPr>
+        <w:t>: Una frase humana real. No es decorativa: el motor de pruebas (o la Inteligencia Artificial) lee esta frase para aprender cómo se usa este verbo en la vida real.</w:t>
+      </w:r>
+    </w:p>
+    <w:p>
+      <w:r>
+        <w:rPr>
+          <w:b w:val="0"/>
+          <w:i w:val="0"/>
+          <w:u w:val="none"/>
+        </w:rPr>
+        <w:t xml:space="preserve">Vista así, una entrada del Lexicon no es solo una definición; es </w:t>
+      </w:r>
+      <w:r>
+        <w:rPr>
+          <w:b/>
+          <w:i w:val="0"/>
+          <w:u w:val="none"/>
+        </w:rPr>
+        <w:t>una declaración de función de código con su propio manual de uso</w:t>
+      </w:r>
+      <w:r>
+        <w:rPr>
+          <w:b w:val="0"/>
+          <w:i w:val="0"/>
+          <w:u w:val="none"/>
+        </w:rPr>
+        <w:t>.</w:t>
+      </w:r>
+    </w:p>
+    <w:p>
+      <w:pPr>
+        <w:pStyle w:val="Heading2"/>
+      </w:pPr>
+      <w:r>
+        <w:t>El Lexicon habla el idioma de la Inteligencia Artificial (Function Calling)</w:t>
+      </w:r>
+    </w:p>
+    <w:p>
+      <w:r>
+        <w:rPr>
+          <w:b w:val="0"/>
+          <w:i w:val="0"/>
+          <w:u w:val="none"/>
+        </w:rPr>
+        <w:t xml:space="preserve">Los modelos de lenguaje más potentes del mundo actual (GPT-4, Claude, Gemini) han adoptado una forma estándar de conectarse con el software corporativo. Se llama </w:t>
+      </w:r>
+      <w:r>
+        <w:rPr>
+          <w:b w:val="0"/>
+          <w:i/>
+          <w:u w:val="none"/>
+        </w:rPr>
+        <w:t>Function Calling</w:t>
+      </w:r>
+      <w:r>
+        <w:rPr>
+          <w:b w:val="0"/>
+          <w:i w:val="0"/>
+          <w:u w:val="none"/>
+        </w:rPr>
+        <w:t xml:space="preserve"> (o "Uso de Herramientas"). </w:t>
+      </w:r>
+    </w:p>
+    <w:p>
+      <w:r>
+        <w:rPr>
+          <w:b w:val="0"/>
+          <w:i w:val="0"/>
+          <w:u w:val="none"/>
+        </w:rPr>
+        <w:t>Funciona así: la empresa le entrega a la IA un catálogo con formato JSON que describe todas las herramientas disponibles y sus reglas. Cuando un humano le pide algo a la IA, ella lee el catálogo, elige la herramienta correcta y envía una orden estructurada a la base de datos.</w:t>
+      </w:r>
+    </w:p>
+    <w:p>
+      <w:r>
+        <w:rPr>
+          <w:b w:val="0"/>
+          <w:i w:val="0"/>
+          <w:u w:val="none"/>
+        </w:rPr>
+        <w:t xml:space="preserve">Lo fascinante es que el formato JSON que exigen estas IAs... </w:t>
+      </w:r>
+      <w:r>
+        <w:rPr>
+          <w:b/>
+          <w:i w:val="0"/>
+          <w:u w:val="none"/>
+        </w:rPr>
+        <w:t>es estructuralmente idéntico a una entrada de nuestro Lexicon</w:t>
+      </w:r>
+      <w:r>
+        <w:rPr>
+          <w:b w:val="0"/>
+          <w:i w:val="0"/>
+          <w:u w:val="none"/>
+        </w:rPr>
+        <w:t xml:space="preserve">. Tomemos la entrada de </w:t>
       </w:r>
       <w:r>
         <w:rPr>
@@ -1082,7 +1335,7 @@
           <w:sz w:val="20"/>
           <w:u w:val="none"/>
         </w:rPr>
-        <w:t>instancia_de</w:t>
+        <w:t>vender</w:t>
       </w:r>
       <w:r>
         <w:rPr>
@@ -1090,227 +1343,209 @@
           <w:i w:val="0"/>
           <w:u w:val="none"/>
         </w:rPr>
-        <w:t xml:space="preserve"> tomará como valor. Estable, interno, en general no expuesto al usuario.</w:t>
-      </w:r>
-    </w:p>
-    <w:p>
-      <w:r>
-        <w:rPr>
-          <w:b/>
-          <w:i w:val="0"/>
-          <w:u w:val="none"/>
-        </w:rPr>
-        <w:t>`roles`</w:t>
-      </w:r>
+        <w:t xml:space="preserve"> y traduzcámosla al formato que lee una IA:</w:t>
+      </w:r>
+    </w:p>
+    <w:p>
+      <w:pPr>
+        <w:ind w:left="432"/>
+      </w:pPr>
+      <w:r>
+        <w:rPr>
+          <w:rFonts w:ascii="Courier New" w:hAnsi="Courier New"/>
+          <w:sz w:val="18"/>
+        </w:rPr>
+        <w:t>{</w:t>
+      </w:r>
+    </w:p>
+    <w:p>
+      <w:pPr>
+        <w:ind w:left="432"/>
+      </w:pPr>
+      <w:r>
+        <w:rPr>
+          <w:rFonts w:ascii="Courier New" w:hAnsi="Courier New"/>
+          <w:sz w:val="18"/>
+        </w:rPr>
+        <w:t xml:space="preserve">  "name": "vender",</w:t>
+      </w:r>
+    </w:p>
+    <w:p>
+      <w:pPr>
+        <w:ind w:left="432"/>
+      </w:pPr>
+      <w:r>
+        <w:rPr>
+          <w:rFonts w:ascii="Courier New" w:hAnsi="Courier New"/>
+          <w:sz w:val="18"/>
+        </w:rPr>
+        <w:t xml:space="preserve">  "description": "Registrar una venta: transferencia de un bien con compensación monetaria",</w:t>
+      </w:r>
+    </w:p>
+    <w:p>
+      <w:pPr>
+        <w:ind w:left="432"/>
+      </w:pPr>
+      <w:r>
+        <w:rPr>
+          <w:rFonts w:ascii="Courier New" w:hAnsi="Courier New"/>
+          <w:sz w:val="18"/>
+        </w:rPr>
+        <w:t xml:space="preserve">  "parameters": {</w:t>
+      </w:r>
+    </w:p>
+    <w:p>
+      <w:pPr>
+        <w:ind w:left="432"/>
+      </w:pPr>
+      <w:r>
+        <w:rPr>
+          <w:rFonts w:ascii="Courier New" w:hAnsi="Courier New"/>
+          <w:sz w:val="18"/>
+        </w:rPr>
+        <w:t xml:space="preserve">    "type": "object",</w:t>
+      </w:r>
+    </w:p>
+    <w:p>
+      <w:pPr>
+        <w:ind w:left="432"/>
+      </w:pPr>
+      <w:r>
+        <w:rPr>
+          <w:rFonts w:ascii="Courier New" w:hAnsi="Courier New"/>
+          <w:sz w:val="18"/>
+        </w:rPr>
+        <w:t xml:space="preserve">    "properties": {</w:t>
+      </w:r>
+    </w:p>
+    <w:p>
+      <w:pPr>
+        <w:ind w:left="432"/>
+      </w:pPr>
+      <w:r>
+        <w:rPr>
+          <w:rFonts w:ascii="Courier New" w:hAnsi="Courier New"/>
+          <w:sz w:val="18"/>
+        </w:rPr>
+        <w:t xml:space="preserve">      "agente":       {"type": "Q", "description": "vendedor, el que vende"},</w:t>
+      </w:r>
+    </w:p>
+    <w:p>
+      <w:pPr>
+        <w:ind w:left="432"/>
+      </w:pPr>
+      <w:r>
+        <w:rPr>
+          <w:rFonts w:ascii="Courier New" w:hAnsi="Courier New"/>
+          <w:sz w:val="18"/>
+        </w:rPr>
+        <w:t xml:space="preserve">      "tema":         {"type": "O", "description": "producto, ítem, mercancía"},</w:t>
+      </w:r>
+    </w:p>
+    <w:p>
+      <w:pPr>
+        <w:ind w:left="432"/>
+      </w:pPr>
+      <w:r>
+        <w:rPr>
+          <w:rFonts w:ascii="Courier New" w:hAnsi="Courier New"/>
+          <w:sz w:val="18"/>
+        </w:rPr>
+        <w:t xml:space="preserve">      "beneficiario": {"type": "Q", "description": "comprador, cliente"},</w:t>
+      </w:r>
+    </w:p>
+    <w:p>
+      <w:pPr>
+        <w:ind w:left="432"/>
+      </w:pPr>
+      <w:r>
+        <w:rPr>
+          <w:rFonts w:ascii="Courier New" w:hAnsi="Courier New"/>
+          <w:sz w:val="18"/>
+        </w:rPr>
+        <w:t xml:space="preserve">      "por_cuanto":   {"type": "N", "description": "precio, monto, costo"},</w:t>
+      </w:r>
+    </w:p>
+    <w:p>
+      <w:pPr>
+        <w:ind w:left="432"/>
+      </w:pPr>
+      <w:r>
+        <w:rPr>
+          <w:rFonts w:ascii="Courier New" w:hAnsi="Courier New"/>
+          <w:sz w:val="18"/>
+        </w:rPr>
+        <w:t xml:space="preserve">      "momento":      {"type": "T", "description": "cuándo ocurrió"},</w:t>
+      </w:r>
+    </w:p>
+    <w:p>
+      <w:pPr>
+        <w:ind w:left="432"/>
+      </w:pPr>
+      <w:r>
+        <w:rPr>
+          <w:rFonts w:ascii="Courier New" w:hAnsi="Courier New"/>
+          <w:sz w:val="18"/>
+        </w:rPr>
+        <w:t xml:space="preserve">      "lugar_de":     {"type": "L", "description": "dónde ocurrió"}</w:t>
+      </w:r>
+    </w:p>
+    <w:p>
+      <w:pPr>
+        <w:ind w:left="432"/>
+      </w:pPr>
+      <w:r>
+        <w:rPr>
+          <w:rFonts w:ascii="Courier New" w:hAnsi="Courier New"/>
+          <w:sz w:val="18"/>
+        </w:rPr>
+        <w:t xml:space="preserve">    },</w:t>
+      </w:r>
+    </w:p>
+    <w:p>
+      <w:pPr>
+        <w:ind w:left="432"/>
+      </w:pPr>
+      <w:r>
+        <w:rPr>
+          <w:rFonts w:ascii="Courier New" w:hAnsi="Courier New"/>
+          <w:sz w:val="18"/>
+        </w:rPr>
+        <w:t xml:space="preserve">    "required": ["agente", "tema", "beneficiario", "por_cuanto"]</w:t>
+      </w:r>
+    </w:p>
+    <w:p>
+      <w:pPr>
+        <w:ind w:left="432"/>
+      </w:pPr>
+      <w:r>
+        <w:rPr>
+          <w:rFonts w:ascii="Courier New" w:hAnsi="Courier New"/>
+          <w:sz w:val="18"/>
+        </w:rPr>
+        <w:t xml:space="preserve">  }</w:t>
+      </w:r>
+    </w:p>
+    <w:p>
+      <w:pPr>
+        <w:ind w:left="432"/>
+      </w:pPr>
+      <w:r>
+        <w:rPr>
+          <w:rFonts w:ascii="Courier New" w:hAnsi="Courier New"/>
+          <w:sz w:val="18"/>
+        </w:rPr>
+        <w:t>}</w:t>
+      </w:r>
+    </w:p>
+    <w:p>
       <w:r>
         <w:rPr>
           <w:b w:val="0"/>
           <w:i w:val="0"/>
           <w:u w:val="none"/>
         </w:rPr>
-        <w:t xml:space="preserve"> — la lista de roles que la situación admite, cada uno con dos campos: el nombre canónico (vive en D7) y la lista de </w:t>
-      </w:r>
-      <w:r>
-        <w:rPr>
-          <w:b/>
-          <w:i w:val="0"/>
-          <w:u w:val="none"/>
-        </w:rPr>
-        <w:t>aliases naturales</w:t>
-      </w:r>
-      <w:r>
-        <w:rPr>
-          <w:b w:val="0"/>
-          <w:i w:val="0"/>
-          <w:u w:val="none"/>
-        </w:rPr>
-        <w:t xml:space="preserve"> que el usuario podría usar al hablar. </w:t>
-      </w:r>
-      <w:r>
-        <w:rPr>
-          <w:b w:val="0"/>
-          <w:i/>
-          <w:u w:val="none"/>
-        </w:rPr>
-        <w:t>"El vendedor le dio una factura al cliente"</w:t>
-      </w:r>
-      <w:r>
-        <w:rPr>
-          <w:b w:val="0"/>
-          <w:i w:val="0"/>
-          <w:u w:val="none"/>
-        </w:rPr>
-        <w:t xml:space="preserve"> y </w:t>
-      </w:r>
-      <w:r>
-        <w:rPr>
-          <w:b w:val="0"/>
-          <w:i/>
-          <w:u w:val="none"/>
-        </w:rPr>
-        <w:t>"el agente proveyó un comprobante al beneficiario"</w:t>
-      </w:r>
-      <w:r>
-        <w:rPr>
-          <w:b w:val="0"/>
-          <w:i w:val="0"/>
-          <w:u w:val="none"/>
-        </w:rPr>
-        <w:t xml:space="preserve"> deben producir exactamente la misma situación; el lexicon hace ese trabajo de unificación.</w:t>
-      </w:r>
-    </w:p>
-    <w:p>
-      <w:r>
-        <w:rPr>
-          <w:b/>
-          <w:i w:val="0"/>
-          <w:u w:val="none"/>
-        </w:rPr>
-        <w:t>`obligatorios`</w:t>
-      </w:r>
-      <w:r>
-        <w:rPr>
-          <w:b w:val="0"/>
-          <w:i w:val="0"/>
-          <w:u w:val="none"/>
-        </w:rPr>
-        <w:t xml:space="preserve"> y </w:t>
-      </w:r>
-      <w:r>
-        <w:rPr>
-          <w:b/>
-          <w:i w:val="0"/>
-          <w:u w:val="none"/>
-        </w:rPr>
-        <w:t>`opcionales`</w:t>
-      </w:r>
-      <w:r>
-        <w:rPr>
-          <w:b w:val="0"/>
-          <w:i w:val="0"/>
-          <w:u w:val="none"/>
-        </w:rPr>
-        <w:t xml:space="preserve"> — los dos listados que dicen qué roles deben aparecer para que la situación sea válida y cuáles son extras admisibles. Como vimos en el capítulo 12, esto convierte cada entrada en una signatura tipada chequeable.</w:t>
-      </w:r>
-    </w:p>
-    <w:p>
-      <w:r>
-        <w:rPr>
-          <w:b/>
-          <w:i w:val="0"/>
-          <w:u w:val="none"/>
-        </w:rPr>
-        <w:t>`ejemplo`</w:t>
-      </w:r>
-      <w:r>
-        <w:rPr>
-          <w:b w:val="0"/>
-          <w:i w:val="0"/>
-          <w:u w:val="none"/>
-        </w:rPr>
-        <w:t xml:space="preserve"> — una oración natural que muestra la entrada en uso. No es decorativa: es lo que el motor de prueba (o el modelo de lenguaje que aprende del lexicon) utiliza para verificar que la entrada efectivamente reconoce el patrón.</w:t>
-      </w:r>
-    </w:p>
-    <w:p>
-      <w:r>
-        <w:rPr>
-          <w:b w:val="0"/>
-          <w:i w:val="0"/>
-          <w:u w:val="none"/>
-        </w:rPr>
-        <w:t xml:space="preserve">Una entrada del lexicon es, vista así, </w:t>
-      </w:r>
-      <w:r>
-        <w:rPr>
-          <w:b/>
-          <w:i w:val="0"/>
-          <w:u w:val="none"/>
-        </w:rPr>
-        <w:t>una declaración de función con su documentación adjunta</w:t>
-      </w:r>
-      <w:r>
-        <w:rPr>
-          <w:b w:val="0"/>
-          <w:i w:val="0"/>
-          <w:u w:val="none"/>
-        </w:rPr>
-        <w:t>. Y aquí es donde la analogía deja de ser pedagógica para volverse técnica.</w:t>
-      </w:r>
-    </w:p>
-    <w:p>
-      <w:pPr>
-        <w:pStyle w:val="Heading2"/>
-      </w:pPr>
-      <w:r>
-        <w:t>El lexicon como function schema</w:t>
-      </w:r>
-    </w:p>
-    <w:p>
-      <w:r>
-        <w:rPr>
-          <w:b w:val="0"/>
-          <w:i w:val="0"/>
-          <w:u w:val="none"/>
-        </w:rPr>
-        <w:t xml:space="preserve">Los modelos de lenguaje de la generación 2024-2026 — GPT, Claude, Gemini y sus equivalentes — han convergido en un paradigma de integración con sistemas externos llamado </w:t>
-      </w:r>
-      <w:r>
-        <w:rPr>
-          <w:b w:val="0"/>
-          <w:i/>
-          <w:u w:val="none"/>
-        </w:rPr>
-        <w:t>function calling</w:t>
-      </w:r>
-      <w:r>
-        <w:rPr>
-          <w:b w:val="0"/>
-          <w:i w:val="0"/>
-          <w:u w:val="none"/>
-        </w:rPr>
-        <w:t xml:space="preserve"> o </w:t>
-      </w:r>
-      <w:r>
-        <w:rPr>
-          <w:b w:val="0"/>
-          <w:i/>
-          <w:u w:val="none"/>
-        </w:rPr>
-        <w:t>tool use</w:t>
-      </w:r>
-      <w:r>
-        <w:rPr>
-          <w:b w:val="0"/>
-          <w:i w:val="0"/>
-          <w:u w:val="none"/>
-        </w:rPr>
-        <w:t xml:space="preserve"> [22]. El patrón es siempre el mismo: el sistema le presenta al modelo un catálogo de funciones disponibles, cada una con su schema JSON que declara nombre, descripción, parámetros y tipos. El modelo, cuando el usuario pide algo que requiere acción, genera una invocación estructurada: el nombre de la función y los argumentos con sus tipos correctos. Un evaluador externo recibe la invocación y la ejecuta.</w:t>
-      </w:r>
-    </w:p>
-    <w:p>
-      <w:r>
-        <w:rPr>
-          <w:b w:val="0"/>
-          <w:i w:val="0"/>
-          <w:u w:val="none"/>
-        </w:rPr>
-        <w:t xml:space="preserve">Lo notable es que el formato esperado por function calling es </w:t>
-      </w:r>
-      <w:r>
-        <w:rPr>
-          <w:b/>
-          <w:i w:val="0"/>
-          <w:u w:val="none"/>
-        </w:rPr>
-        <w:t>estructuralmente idéntico</w:t>
-      </w:r>
-      <w:r>
-        <w:rPr>
-          <w:b w:val="0"/>
-          <w:i w:val="0"/>
-          <w:u w:val="none"/>
-        </w:rPr>
-        <w:t xml:space="preserve"> al formato de una entrada del lexicon. Tomemos la entrada de </w:t>
+        <w:t xml:space="preserve">Las correspondencias son uno a uno. El </w:t>
       </w:r>
       <w:r>
         <w:rPr>
@@ -1320,7 +1555,7 @@
           <w:sz w:val="20"/>
           <w:u w:val="none"/>
         </w:rPr>
-        <w:t>vender</w:t>
+        <w:t>tipo_situacion</w:t>
       </w:r>
       <w:r>
         <w:rPr>
@@ -1328,209 +1563,7 @@
           <w:i w:val="0"/>
           <w:u w:val="none"/>
         </w:rPr>
-        <w:t xml:space="preserve"> arriba y traduzcámosla a un schema de función:</w:t>
-      </w:r>
-    </w:p>
-    <w:p>
-      <w:pPr>
-        <w:ind w:left="432"/>
-      </w:pPr>
-      <w:r>
-        <w:rPr>
-          <w:rFonts w:ascii="Courier New" w:hAnsi="Courier New"/>
-          <w:sz w:val="18"/>
-        </w:rPr>
-        <w:t>{</w:t>
-      </w:r>
-    </w:p>
-    <w:p>
-      <w:pPr>
-        <w:ind w:left="432"/>
-      </w:pPr>
-      <w:r>
-        <w:rPr>
-          <w:rFonts w:ascii="Courier New" w:hAnsi="Courier New"/>
-          <w:sz w:val="18"/>
-        </w:rPr>
-        <w:t xml:space="preserve">  "name": "vender",</w:t>
-      </w:r>
-    </w:p>
-    <w:p>
-      <w:pPr>
-        <w:ind w:left="432"/>
-      </w:pPr>
-      <w:r>
-        <w:rPr>
-          <w:rFonts w:ascii="Courier New" w:hAnsi="Courier New"/>
-          <w:sz w:val="18"/>
-        </w:rPr>
-        <w:t xml:space="preserve">  "description": "Registrar una venta: transferencia de un bien con compensación monetaria",</w:t>
-      </w:r>
-    </w:p>
-    <w:p>
-      <w:pPr>
-        <w:ind w:left="432"/>
-      </w:pPr>
-      <w:r>
-        <w:rPr>
-          <w:rFonts w:ascii="Courier New" w:hAnsi="Courier New"/>
-          <w:sz w:val="18"/>
-        </w:rPr>
-        <w:t xml:space="preserve">  "parameters": {</w:t>
-      </w:r>
-    </w:p>
-    <w:p>
-      <w:pPr>
-        <w:ind w:left="432"/>
-      </w:pPr>
-      <w:r>
-        <w:rPr>
-          <w:rFonts w:ascii="Courier New" w:hAnsi="Courier New"/>
-          <w:sz w:val="18"/>
-        </w:rPr>
-        <w:t xml:space="preserve">    "type": "object",</w:t>
-      </w:r>
-    </w:p>
-    <w:p>
-      <w:pPr>
-        <w:ind w:left="432"/>
-      </w:pPr>
-      <w:r>
-        <w:rPr>
-          <w:rFonts w:ascii="Courier New" w:hAnsi="Courier New"/>
-          <w:sz w:val="18"/>
-        </w:rPr>
-        <w:t xml:space="preserve">    "properties": {</w:t>
-      </w:r>
-    </w:p>
-    <w:p>
-      <w:pPr>
-        <w:ind w:left="432"/>
-      </w:pPr>
-      <w:r>
-        <w:rPr>
-          <w:rFonts w:ascii="Courier New" w:hAnsi="Courier New"/>
-          <w:sz w:val="18"/>
-        </w:rPr>
-        <w:t xml:space="preserve">      "agente":       {"type": "Q", "description": "vendedor, el que vende"},</w:t>
-      </w:r>
-    </w:p>
-    <w:p>
-      <w:pPr>
-        <w:ind w:left="432"/>
-      </w:pPr>
-      <w:r>
-        <w:rPr>
-          <w:rFonts w:ascii="Courier New" w:hAnsi="Courier New"/>
-          <w:sz w:val="18"/>
-        </w:rPr>
-        <w:t xml:space="preserve">      "tema":         {"type": "O", "description": "producto, ítem, mercancía"},</w:t>
-      </w:r>
-    </w:p>
-    <w:p>
-      <w:pPr>
-        <w:ind w:left="432"/>
-      </w:pPr>
-      <w:r>
-        <w:rPr>
-          <w:rFonts w:ascii="Courier New" w:hAnsi="Courier New"/>
-          <w:sz w:val="18"/>
-        </w:rPr>
-        <w:t xml:space="preserve">      "beneficiario": {"type": "Q", "description": "comprador, cliente"},</w:t>
-      </w:r>
-    </w:p>
-    <w:p>
-      <w:pPr>
-        <w:ind w:left="432"/>
-      </w:pPr>
-      <w:r>
-        <w:rPr>
-          <w:rFonts w:ascii="Courier New" w:hAnsi="Courier New"/>
-          <w:sz w:val="18"/>
-        </w:rPr>
-        <w:t xml:space="preserve">      "por_cuanto":   {"type": "N", "description": "precio, monto, costo"},</w:t>
-      </w:r>
-    </w:p>
-    <w:p>
-      <w:pPr>
-        <w:ind w:left="432"/>
-      </w:pPr>
-      <w:r>
-        <w:rPr>
-          <w:rFonts w:ascii="Courier New" w:hAnsi="Courier New"/>
-          <w:sz w:val="18"/>
-        </w:rPr>
-        <w:t xml:space="preserve">      "momento":      {"type": "T", "description": "cuándo ocurrió"},</w:t>
-      </w:r>
-    </w:p>
-    <w:p>
-      <w:pPr>
-        <w:ind w:left="432"/>
-      </w:pPr>
-      <w:r>
-        <w:rPr>
-          <w:rFonts w:ascii="Courier New" w:hAnsi="Courier New"/>
-          <w:sz w:val="18"/>
-        </w:rPr>
-        <w:t xml:space="preserve">      "lugar_de":     {"type": "L", "description": "dónde ocurrió"}</w:t>
-      </w:r>
-    </w:p>
-    <w:p>
-      <w:pPr>
-        <w:ind w:left="432"/>
-      </w:pPr>
-      <w:r>
-        <w:rPr>
-          <w:rFonts w:ascii="Courier New" w:hAnsi="Courier New"/>
-          <w:sz w:val="18"/>
-        </w:rPr>
-        <w:t xml:space="preserve">    },</w:t>
-      </w:r>
-    </w:p>
-    <w:p>
-      <w:pPr>
-        <w:ind w:left="432"/>
-      </w:pPr>
-      <w:r>
-        <w:rPr>
-          <w:rFonts w:ascii="Courier New" w:hAnsi="Courier New"/>
-          <w:sz w:val="18"/>
-        </w:rPr>
-        <w:t xml:space="preserve">    "required": ["agente", "tema", "beneficiario", "por_cuanto"]</w:t>
-      </w:r>
-    </w:p>
-    <w:p>
-      <w:pPr>
-        <w:ind w:left="432"/>
-      </w:pPr>
-      <w:r>
-        <w:rPr>
-          <w:rFonts w:ascii="Courier New" w:hAnsi="Courier New"/>
-          <w:sz w:val="18"/>
-        </w:rPr>
-        <w:t xml:space="preserve">  }</w:t>
-      </w:r>
-    </w:p>
-    <w:p>
-      <w:pPr>
-        <w:ind w:left="432"/>
-      </w:pPr>
-      <w:r>
-        <w:rPr>
-          <w:rFonts w:ascii="Courier New" w:hAnsi="Courier New"/>
-          <w:sz w:val="18"/>
-        </w:rPr>
-        <w:t>}</w:t>
-      </w:r>
-    </w:p>
-    <w:p>
-      <w:r>
-        <w:rPr>
-          <w:b w:val="0"/>
-          <w:i w:val="0"/>
-          <w:u w:val="none"/>
-        </w:rPr>
-        <w:t xml:space="preserve">Las correspondencias son una a una: </w:t>
+        <w:t xml:space="preserve"> se vuelve el </w:t>
       </w:r>
       <w:r>
         <w:rPr>
@@ -1540,7 +1573,7 @@
           <w:sz w:val="20"/>
           <w:u w:val="none"/>
         </w:rPr>
-        <w:t>tipo_situacion</w:t>
+        <w:t>name</w:t>
       </w:r>
       <w:r>
         <w:rPr>
@@ -1548,24 +1581,23 @@
           <w:i w:val="0"/>
           <w:u w:val="none"/>
         </w:rPr>
-        <w:t xml:space="preserve"> </w:t>
-      </w:r>
-      <w:r>
-        <w:rPr>
-          <w:rFonts w:ascii="Cambria Math" w:hAnsi="Cambria Math"/>
+        <w:t xml:space="preserve">. Los </w:t>
+      </w:r>
+      <w:r>
+        <w:rPr>
+          <w:b w:val="0"/>
+          <w:i/>
+          <w:u w:val="none"/>
+        </w:rPr>
+        <w:t>aliases</w:t>
+      </w:r>
+      <w:r>
+        <w:rPr>
           <w:b w:val="0"/>
           <w:i w:val="0"/>
           <w:u w:val="none"/>
         </w:rPr>
-        <w:t>→</w:t>
-      </w:r>
-      <w:r>
-        <w:rPr>
-          <w:b w:val="0"/>
-          <w:i w:val="0"/>
-          <w:u w:val="none"/>
-        </w:rPr>
-        <w:t xml:space="preserve"> </w:t>
+        <w:t xml:space="preserve"> se convierten en la </w:t>
       </w:r>
       <w:r>
         <w:rPr>
@@ -1575,7 +1607,7 @@
           <w:sz w:val="20"/>
           <w:u w:val="none"/>
         </w:rPr>
-        <w:t>name</w:t>
+        <w:t>description</w:t>
       </w:r>
       <w:r>
         <w:rPr>
@@ -1583,7 +1615,7 @@
           <w:i w:val="0"/>
           <w:u w:val="none"/>
         </w:rPr>
-        <w:t xml:space="preserve">; los </w:t>
+        <w:t xml:space="preserve"> para que la IA sepa qué significan. Los ejes (</w:t>
       </w:r>
       <w:r>
         <w:rPr>
@@ -1593,7 +1625,7 @@
           <w:sz w:val="20"/>
           <w:u w:val="none"/>
         </w:rPr>
-        <w:t>aliases</w:t>
+        <w:t>Q</w:t>
       </w:r>
       <w:r>
         <w:rPr>
@@ -1601,7 +1633,7 @@
           <w:i w:val="0"/>
           <w:u w:val="none"/>
         </w:rPr>
-        <w:t xml:space="preserve"> se convierten en </w:t>
+        <w:t xml:space="preserve">, </w:t>
       </w:r>
       <w:r>
         <w:rPr>
@@ -1611,7 +1643,7 @@
           <w:sz w:val="20"/>
           <w:u w:val="none"/>
         </w:rPr>
-        <w:t>description</w:t>
+        <w:t>O</w:t>
       </w:r>
       <w:r>
         <w:rPr>
@@ -1619,7 +1651,7 @@
           <w:i w:val="0"/>
           <w:u w:val="none"/>
         </w:rPr>
-        <w:t xml:space="preserve"> para que el modelo sepa cómo lo llamaría el usuario; los tipos de eje (</w:t>
+        <w:t xml:space="preserve">, </w:t>
       </w:r>
       <w:r>
         <w:rPr>
@@ -1629,7 +1661,7 @@
           <w:sz w:val="20"/>
           <w:u w:val="none"/>
         </w:rPr>
-        <w:t>Q</w:t>
+        <w:t>T</w:t>
       </w:r>
       <w:r>
         <w:rPr>
@@ -1637,7 +1669,41 @@
           <w:i w:val="0"/>
           <w:u w:val="none"/>
         </w:rPr>
-        <w:t xml:space="preserve">, </w:t>
+        <w:t xml:space="preserve">) se vuelven los tipos obligatorios. </w:t>
+      </w:r>
+      <w:r>
+        <w:rPr>
+          <w:b/>
+          <w:i w:val="0"/>
+          <w:u w:val="none"/>
+        </w:rPr>
+        <w:t>Nuestro Lexicon es, literalmente, un catálogo de herramientas listo para que un LLM lo invoque.</w:t>
+      </w:r>
+    </w:p>
+    <w:p>
+      <w:r>
+        <w:rPr>
+          <w:b w:val="0"/>
+          <w:i w:val="0"/>
+          <w:u w:val="none"/>
+        </w:rPr>
+        <w:t xml:space="preserve">Esto significa que cuando un usuario de un sauna le escribe a un bot: </w:t>
+      </w:r>
+      <w:r>
+        <w:rPr>
+          <w:b w:val="0"/>
+          <w:i/>
+          <w:u w:val="none"/>
+        </w:rPr>
+        <w:t>"Ana se inscribió ayer en el plan mensual"</w:t>
+      </w:r>
+      <w:r>
+        <w:rPr>
+          <w:b w:val="0"/>
+          <w:i w:val="0"/>
+          <w:u w:val="none"/>
+        </w:rPr>
+        <w:t>, el modelo de IA no tiene que inventar cómo estructurar eso. Revisa el Lexicon, ve qué función debe llamar (</w:t>
       </w:r>
       <w:r>
         <w:rPr>
@@ -1647,7 +1713,7 @@
           <w:sz w:val="20"/>
           <w:u w:val="none"/>
         </w:rPr>
-        <w:t>O</w:t>
+        <w:t>inscribirse</w:t>
       </w:r>
       <w:r>
         <w:rPr>
@@ -1655,7 +1721,25 @@
           <w:i w:val="0"/>
           <w:u w:val="none"/>
         </w:rPr>
-        <w:t xml:space="preserve">, </w:t>
+        <w:t>), qué roles llenar y qué datos espera tu base de datos. Esta convergencia no es suerte; es la demostración de que la estructura de la lingüística formal y la inteligencia artificial moderna llegaron exactamente al mismo puerto.</w:t>
+      </w:r>
+    </w:p>
+    <w:p>
+      <w:pPr>
+        <w:pStyle w:val="Heading2"/>
+      </w:pPr>
+      <w:r>
+        <w:t>Resolviendo el caos de la "Mano" (Polisemia)</w:t>
+      </w:r>
+    </w:p>
+    <w:p>
+      <w:r>
+        <w:rPr>
+          <w:b w:val="0"/>
+          <w:i w:val="0"/>
+          <w:u w:val="none"/>
+        </w:rPr>
+        <w:t xml:space="preserve">Volvamos al verbo </w:t>
       </w:r>
       <w:r>
         <w:rPr>
@@ -1665,7 +1749,7 @@
           <w:sz w:val="20"/>
           <w:u w:val="none"/>
         </w:rPr>
-        <w:t>T</w:t>
+        <w:t>dar</w:t>
       </w:r>
       <w:r>
         <w:rPr>
@@ -1673,7 +1757,363 @@
           <w:i w:val="0"/>
           <w:u w:val="none"/>
         </w:rPr>
-        <w:t xml:space="preserve">, </w:t>
+        <w:t>. ¿Cómo lo trata el Lexicon para no confundirse?</w:t>
+      </w:r>
+    </w:p>
+    <w:p>
+      <w:r>
+        <w:rPr>
+          <w:b w:val="0"/>
+          <w:i w:val="0"/>
+          <w:u w:val="none"/>
+        </w:rPr>
+        <w:t xml:space="preserve">La respuesta es brutalmente directa: </w:t>
+      </w:r>
+      <w:r>
+        <w:rPr>
+          <w:b/>
+          <w:i w:val="0"/>
+          <w:u w:val="none"/>
+        </w:rPr>
+        <w:t>crea una entrada distinta para cada significado</w:t>
+      </w:r>
+      <w:r>
+        <w:rPr>
+          <w:b w:val="0"/>
+          <w:i w:val="0"/>
+          <w:u w:val="none"/>
+        </w:rPr>
+        <w:t>. El Lexicon no intenta que una sola regla mágica cubra todos los usos. En su lugar, hace una lista de patrones, cada uno apuntando a su propio evento:</w:t>
+      </w:r>
+    </w:p>
+    <w:p>
+      <w:pPr>
+        <w:ind w:left="432"/>
+      </w:pPr>
+      <w:r>
+        <w:rPr>
+          <w:rFonts w:ascii="Courier New" w:hAnsi="Courier New"/>
+          <w:sz w:val="18"/>
+        </w:rPr>
+        <w:t>dar</w:t>
+      </w:r>
+    </w:p>
+    <w:p>
+      <w:pPr>
+        <w:ind w:left="432"/>
+      </w:pPr>
+      <w:r>
+        <w:rPr>
+          <w:rFonts w:ascii="Courier New" w:hAnsi="Courier New"/>
+          <w:sz w:val="18"/>
+        </w:rPr>
+        <w:t xml:space="preserve">  tipo_situacion: accion_dar</w:t>
+      </w:r>
+    </w:p>
+    <w:p>
+      <w:pPr>
+        <w:ind w:left="432"/>
+      </w:pPr>
+      <w:r>
+        <w:rPr>
+          <w:rFonts w:ascii="Courier New" w:hAnsi="Courier New"/>
+          <w:sz w:val="18"/>
+        </w:rPr>
+        <w:t xml:space="preserve">  obligatorios:   [agente, tema, beneficiario]</w:t>
+      </w:r>
+    </w:p>
+    <w:p>
+      <w:pPr>
+        <w:ind w:left="432"/>
+      </w:pPr>
+      <w:r>
+        <w:rPr>
+          <w:rFonts w:ascii="Courier New" w:hAnsi="Courier New"/>
+          <w:sz w:val="18"/>
+        </w:rPr>
+        <w:t xml:space="preserve">  ejemplo:        "Pedro le dio un regalo a María"</w:t>
+      </w:r>
+    </w:p>
+    <w:p>
+      <w:pPr>
+        <w:ind w:left="432"/>
+      </w:pPr>
+    </w:p>
+    <w:p>
+      <w:pPr>
+        <w:ind w:left="432"/>
+      </w:pPr>
+      <w:r>
+        <w:rPr>
+          <w:rFonts w:ascii="Courier New" w:hAnsi="Courier New"/>
+          <w:sz w:val="18"/>
+        </w:rPr>
+        <w:t>dar [la_mano]</w:t>
+      </w:r>
+    </w:p>
+    <w:p>
+      <w:pPr>
+        <w:ind w:left="432"/>
+      </w:pPr>
+      <w:r>
+        <w:rPr>
+          <w:rFonts w:ascii="Courier New" w:hAnsi="Courier New"/>
+          <w:sz w:val="18"/>
+        </w:rPr>
+        <w:t xml:space="preserve">  tipo_situacion: accion_saludar</w:t>
+      </w:r>
+    </w:p>
+    <w:p>
+      <w:pPr>
+        <w:ind w:left="432"/>
+      </w:pPr>
+      <w:r>
+        <w:rPr>
+          <w:rFonts w:ascii="Courier New" w:hAnsi="Courier New"/>
+          <w:sz w:val="18"/>
+        </w:rPr>
+        <w:t xml:space="preserve">  obligatorios:   [agente, paciente]</w:t>
+      </w:r>
+    </w:p>
+    <w:p>
+      <w:pPr>
+        <w:ind w:left="432"/>
+      </w:pPr>
+      <w:r>
+        <w:rPr>
+          <w:rFonts w:ascii="Courier New" w:hAnsi="Courier New"/>
+          <w:sz w:val="18"/>
+        </w:rPr>
+        <w:t xml:space="preserve">  ejemplo:        "Pedro le dio la mano a su jefe"</w:t>
+      </w:r>
+    </w:p>
+    <w:p>
+      <w:pPr>
+        <w:ind w:left="432"/>
+      </w:pPr>
+    </w:p>
+    <w:p>
+      <w:pPr>
+        <w:ind w:left="432"/>
+      </w:pPr>
+      <w:r>
+        <w:rPr>
+          <w:rFonts w:ascii="Courier New" w:hAnsi="Courier New"/>
+          <w:sz w:val="18"/>
+        </w:rPr>
+        <w:t>dar [conferencia | clase | charla]</w:t>
+      </w:r>
+    </w:p>
+    <w:p>
+      <w:pPr>
+        <w:ind w:left="432"/>
+      </w:pPr>
+      <w:r>
+        <w:rPr>
+          <w:rFonts w:ascii="Courier New" w:hAnsi="Courier New"/>
+          <w:sz w:val="18"/>
+        </w:rPr>
+        <w:t xml:space="preserve">  tipo_situacion: evento_exposicion</w:t>
+      </w:r>
+    </w:p>
+    <w:p>
+      <w:pPr>
+        <w:ind w:left="432"/>
+      </w:pPr>
+      <w:r>
+        <w:rPr>
+          <w:rFonts w:ascii="Courier New" w:hAnsi="Courier New"/>
+          <w:sz w:val="18"/>
+        </w:rPr>
+        <w:t xml:space="preserve">  obligatorios:   [agente, tema]</w:t>
+      </w:r>
+    </w:p>
+    <w:p>
+      <w:pPr>
+        <w:ind w:left="432"/>
+      </w:pPr>
+      <w:r>
+        <w:rPr>
+          <w:rFonts w:ascii="Courier New" w:hAnsi="Courier New"/>
+          <w:sz w:val="18"/>
+        </w:rPr>
+        <w:t xml:space="preserve">  opcionales:     [audiencia, lugar_de, momento, duracion]</w:t>
+      </w:r>
+    </w:p>
+    <w:p>
+      <w:pPr>
+        <w:ind w:left="432"/>
+      </w:pPr>
+      <w:r>
+        <w:rPr>
+          <w:rFonts w:ascii="Courier New" w:hAnsi="Courier New"/>
+          <w:sz w:val="18"/>
+        </w:rPr>
+        <w:t xml:space="preserve">  ejemplo:        "Pedro dio una conferencia el martes"</w:t>
+      </w:r>
+    </w:p>
+    <w:p>
+      <w:pPr>
+        <w:ind w:left="432"/>
+      </w:pPr>
+    </w:p>
+    <w:p>
+      <w:pPr>
+        <w:ind w:left="432"/>
+      </w:pPr>
+      <w:r>
+        <w:rPr>
+          <w:rFonts w:ascii="Courier New" w:hAnsi="Courier New"/>
+          <w:sz w:val="18"/>
+        </w:rPr>
+        <w:t>dar [las_horas]</w:t>
+      </w:r>
+    </w:p>
+    <w:p>
+      <w:pPr>
+        <w:ind w:left="432"/>
+      </w:pPr>
+      <w:r>
+        <w:rPr>
+          <w:rFonts w:ascii="Courier New" w:hAnsi="Courier New"/>
+          <w:sz w:val="18"/>
+        </w:rPr>
+        <w:t xml:space="preserve">  tipo_situacion: accion_sonar</w:t>
+      </w:r>
+    </w:p>
+    <w:p>
+      <w:pPr>
+        <w:ind w:left="432"/>
+      </w:pPr>
+      <w:r>
+        <w:rPr>
+          <w:rFonts w:ascii="Courier New" w:hAnsi="Courier New"/>
+          <w:sz w:val="18"/>
+        </w:rPr>
+        <w:t xml:space="preserve">  obligatorios:   [agente, tema]</w:t>
+      </w:r>
+    </w:p>
+    <w:p>
+      <w:pPr>
+        <w:ind w:left="432"/>
+      </w:pPr>
+      <w:r>
+        <w:rPr>
+          <w:rFonts w:ascii="Courier New" w:hAnsi="Courier New"/>
+          <w:sz w:val="18"/>
+        </w:rPr>
+        <w:t xml:space="preserve">  ejemplo:        "El reloj dio las tres"</w:t>
+      </w:r>
+    </w:p>
+    <w:p>
+      <w:pPr>
+        <w:ind w:left="432"/>
+      </w:pPr>
+    </w:p>
+    <w:p>
+      <w:pPr>
+        <w:ind w:left="432"/>
+      </w:pPr>
+      <w:r>
+        <w:rPr>
+          <w:rFonts w:ascii="Courier New" w:hAnsi="Courier New"/>
+          <w:sz w:val="18"/>
+        </w:rPr>
+        <w:t>dar [asco | pena | miedo]</w:t>
+      </w:r>
+    </w:p>
+    <w:p>
+      <w:pPr>
+        <w:ind w:left="432"/>
+      </w:pPr>
+      <w:r>
+        <w:rPr>
+          <w:rFonts w:ascii="Courier New" w:hAnsi="Courier New"/>
+          <w:sz w:val="18"/>
+        </w:rPr>
+        <w:t xml:space="preserve">  tipo_situacion: experiencia_sensorial</w:t>
+      </w:r>
+    </w:p>
+    <w:p>
+      <w:pPr>
+        <w:ind w:left="432"/>
+      </w:pPr>
+      <w:r>
+        <w:rPr>
+          <w:rFonts w:ascii="Courier New" w:hAnsi="Courier New"/>
+          <w:sz w:val="18"/>
+        </w:rPr>
+        <w:t xml:space="preserve">  obligatorios:   [tema, experimentador]</w:t>
+      </w:r>
+    </w:p>
+    <w:p>
+      <w:pPr>
+        <w:ind w:left="432"/>
+      </w:pPr>
+      <w:r>
+        <w:rPr>
+          <w:rFonts w:ascii="Courier New" w:hAnsi="Courier New"/>
+          <w:sz w:val="18"/>
+        </w:rPr>
+        <w:t xml:space="preserve">  ejemplo:        "La noticia le dio asco"</w:t>
+      </w:r>
+    </w:p>
+    <w:p>
+      <w:r>
+        <w:rPr>
+          <w:b w:val="0"/>
+          <w:i w:val="0"/>
+          <w:u w:val="none"/>
+        </w:rPr>
+        <w:t xml:space="preserve">El procedimiento de resolución es el mismo que usan los compiladores de código: el sistema intenta encajar la frase </w:t>
+      </w:r>
+      <w:r>
+        <w:rPr>
+          <w:b/>
+          <w:i w:val="0"/>
+          <w:u w:val="none"/>
+        </w:rPr>
+        <w:t>desde el patrón más específico hacia el más general</w:t>
+      </w:r>
+      <w:r>
+        <w:rPr>
+          <w:b w:val="0"/>
+          <w:i w:val="0"/>
+          <w:u w:val="none"/>
+        </w:rPr>
+        <w:t xml:space="preserve">. Si la oración contiene </w:t>
+      </w:r>
+      <w:r>
+        <w:rPr>
+          <w:b w:val="0"/>
+          <w:i/>
+          <w:u w:val="none"/>
+        </w:rPr>
+        <w:t>dar la mano</w:t>
+      </w:r>
+      <w:r>
+        <w:rPr>
+          <w:b w:val="0"/>
+          <w:i w:val="0"/>
+          <w:u w:val="none"/>
+        </w:rPr>
+        <w:t xml:space="preserve">, se activa la entrada de saludo. Si la oración dice </w:t>
+      </w:r>
+      <w:r>
+        <w:rPr>
+          <w:b w:val="0"/>
+          <w:i/>
+          <w:u w:val="none"/>
+        </w:rPr>
+        <w:t>dar un regalo</w:t>
+      </w:r>
+      <w:r>
+        <w:rPr>
+          <w:b w:val="0"/>
+          <w:i w:val="0"/>
+          <w:u w:val="none"/>
+        </w:rPr>
+        <w:t xml:space="preserve">, el sistema no encuentra un patrón específico para "regalo", así que aplica la regla genérica de </w:t>
       </w:r>
       <w:r>
         <w:rPr>
@@ -1683,7 +2123,7 @@
           <w:sz w:val="20"/>
           <w:u w:val="none"/>
         </w:rPr>
-        <w:t>N</w:t>
+        <w:t>accion_dar</w:t>
       </w:r>
       <w:r>
         <w:rPr>
@@ -1691,776 +2131,7 @@
           <w:i w:val="0"/>
           <w:u w:val="none"/>
         </w:rPr>
-        <w:t xml:space="preserve">, </w:t>
-      </w:r>
-      <w:r>
-        <w:rPr>
-          <w:rFonts w:ascii="Courier New" w:hAnsi="Courier New"/>
-          <w:b w:val="0"/>
-          <w:i w:val="0"/>
-          <w:sz w:val="20"/>
-          <w:u w:val="none"/>
-        </w:rPr>
-        <w:t>L</w:t>
-      </w:r>
-      <w:r>
-        <w:rPr>
-          <w:b w:val="0"/>
-          <w:i w:val="0"/>
-          <w:u w:val="none"/>
-        </w:rPr>
-        <w:t xml:space="preserve">) se vuelven tipos del schema; </w:t>
-      </w:r>
-      <w:r>
-        <w:rPr>
-          <w:rFonts w:ascii="Courier New" w:hAnsi="Courier New"/>
-          <w:b w:val="0"/>
-          <w:i w:val="0"/>
-          <w:sz w:val="20"/>
-          <w:u w:val="none"/>
-        </w:rPr>
-        <w:t>obligatorios</w:t>
-      </w:r>
-      <w:r>
-        <w:rPr>
-          <w:b w:val="0"/>
-          <w:i w:val="0"/>
-          <w:u w:val="none"/>
-        </w:rPr>
-        <w:t xml:space="preserve"> </w:t>
-      </w:r>
-      <w:r>
-        <w:rPr>
-          <w:rFonts w:ascii="Cambria Math" w:hAnsi="Cambria Math"/>
-          <w:b w:val="0"/>
-          <w:i w:val="0"/>
-          <w:u w:val="none"/>
-        </w:rPr>
-        <w:t>→</w:t>
-      </w:r>
-      <w:r>
-        <w:rPr>
-          <w:b w:val="0"/>
-          <w:i w:val="0"/>
-          <w:u w:val="none"/>
-        </w:rPr>
-        <w:t xml:space="preserve"> </w:t>
-      </w:r>
-      <w:r>
-        <w:rPr>
-          <w:rFonts w:ascii="Courier New" w:hAnsi="Courier New"/>
-          <w:b w:val="0"/>
-          <w:i w:val="0"/>
-          <w:sz w:val="20"/>
-          <w:u w:val="none"/>
-        </w:rPr>
-        <w:t>required</w:t>
-      </w:r>
-      <w:r>
-        <w:rPr>
-          <w:b w:val="0"/>
-          <w:i w:val="0"/>
-          <w:u w:val="none"/>
-        </w:rPr>
         <w:t xml:space="preserve">. </w:t>
-      </w:r>
-      <w:r>
-        <w:rPr>
-          <w:b/>
-          <w:i w:val="0"/>
-          <w:u w:val="none"/>
-        </w:rPr>
-        <w:t>El lexicon, leído así, es un catálogo de funciones que un LLM puede invocar.</w:t>
-      </w:r>
-    </w:p>
-    <w:p>
-      <w:r>
-        <w:rPr>
-          <w:b w:val="0"/>
-          <w:i w:val="0"/>
-          <w:u w:val="none"/>
-        </w:rPr>
-        <w:t xml:space="preserve">Esto importa más de lo que parece. Cuando un usuario escribe </w:t>
-      </w:r>
-      <w:r>
-        <w:rPr>
-          <w:b w:val="0"/>
-          <w:i/>
-          <w:u w:val="none"/>
-        </w:rPr>
-        <w:t>"Ana se inscribió ayer en el plan mensual del sauna"</w:t>
-      </w:r>
-      <w:r>
-        <w:rPr>
-          <w:b w:val="0"/>
-          <w:i w:val="0"/>
-          <w:u w:val="none"/>
-        </w:rPr>
-        <w:t xml:space="preserve"> a un asistente conversacional respaldado por WQuestions, el modelo no necesita inventar cómo estructurar esa información: el lexicon le dice exactamente qué función llamar (</w:t>
-      </w:r>
-      <w:r>
-        <w:rPr>
-          <w:rFonts w:ascii="Courier New" w:hAnsi="Courier New"/>
-          <w:b w:val="0"/>
-          <w:i w:val="0"/>
-          <w:sz w:val="20"/>
-          <w:u w:val="none"/>
-        </w:rPr>
-        <w:t>inscribirse</w:t>
-      </w:r>
-      <w:r>
-        <w:rPr>
-          <w:b w:val="0"/>
-          <w:i w:val="0"/>
-          <w:u w:val="none"/>
-        </w:rPr>
-        <w:t xml:space="preserve"> o </w:t>
-      </w:r>
-      <w:r>
-        <w:rPr>
-          <w:rFonts w:ascii="Courier New" w:hAnsi="Courier New"/>
-          <w:b w:val="0"/>
-          <w:i w:val="0"/>
-          <w:sz w:val="20"/>
-          <w:u w:val="none"/>
-        </w:rPr>
-        <w:t>contratar</w:t>
-      </w:r>
-      <w:r>
-        <w:rPr>
-          <w:b w:val="0"/>
-          <w:i w:val="0"/>
-          <w:u w:val="none"/>
-        </w:rPr>
-        <w:t>), qué roles llenar (</w:t>
-      </w:r>
-      <w:r>
-        <w:rPr>
-          <w:rFonts w:ascii="Courier New" w:hAnsi="Courier New"/>
-          <w:b w:val="0"/>
-          <w:i w:val="0"/>
-          <w:sz w:val="20"/>
-          <w:u w:val="none"/>
-        </w:rPr>
-        <w:t>agente</w:t>
-      </w:r>
-      <w:r>
-        <w:rPr>
-          <w:b w:val="0"/>
-          <w:i w:val="0"/>
-          <w:u w:val="none"/>
-        </w:rPr>
-        <w:t xml:space="preserve">, </w:t>
-      </w:r>
-      <w:r>
-        <w:rPr>
-          <w:rFonts w:ascii="Courier New" w:hAnsi="Courier New"/>
-          <w:b w:val="0"/>
-          <w:i w:val="0"/>
-          <w:sz w:val="20"/>
-          <w:u w:val="none"/>
-        </w:rPr>
-        <w:t>tema</w:t>
-      </w:r>
-      <w:r>
-        <w:rPr>
-          <w:b w:val="0"/>
-          <w:i w:val="0"/>
-          <w:u w:val="none"/>
-        </w:rPr>
-        <w:t xml:space="preserve">, </w:t>
-      </w:r>
-      <w:r>
-        <w:rPr>
-          <w:rFonts w:ascii="Courier New" w:hAnsi="Courier New"/>
-          <w:b w:val="0"/>
-          <w:i w:val="0"/>
-          <w:sz w:val="20"/>
-          <w:u w:val="none"/>
-        </w:rPr>
-        <w:t>momento</w:t>
-      </w:r>
-      <w:r>
-        <w:rPr>
-          <w:b w:val="0"/>
-          <w:i w:val="0"/>
-          <w:u w:val="none"/>
-        </w:rPr>
-        <w:t>) y qué tipos esperar en cada uno. La generación de la situación reificada es lo que produce la función. Y como el lexicon vive separado del motor de almacenamiento, agregar dominios nuevos es agregar entradas al lexicon — no escribir parsers ad-hoc.</w:t>
-      </w:r>
-    </w:p>
-    <w:p>
-      <w:r>
-        <w:rPr>
-          <w:b w:val="0"/>
-          <w:i w:val="0"/>
-          <w:u w:val="none"/>
-        </w:rPr>
-        <w:t xml:space="preserve">Esta convergencia no es accidente. El paradigma de function calling redescubrió la misma intuición que la lingüística formal venía explotando desde Fillmore y Davidson: </w:t>
-      </w:r>
-      <w:r>
-        <w:rPr>
-          <w:b/>
-          <w:i w:val="0"/>
-          <w:u w:val="none"/>
-        </w:rPr>
-        <w:t>un verbo es una función con argumentos tipados</w:t>
-      </w:r>
-      <w:r>
-        <w:rPr>
-          <w:b w:val="0"/>
-          <w:i w:val="0"/>
-          <w:u w:val="none"/>
-        </w:rPr>
-        <w:t xml:space="preserve"> [12, 24]. Lo que cambió en 2024 fue que los modelos se volvieron lo suficientemente buenos como para poder </w:t>
-      </w:r>
-      <w:r>
-        <w:rPr>
-          <w:b w:val="0"/>
-          <w:i/>
-          <w:u w:val="none"/>
-        </w:rPr>
-        <w:t>llamar</w:t>
-      </w:r>
-      <w:r>
-        <w:rPr>
-          <w:b w:val="0"/>
-          <w:i w:val="0"/>
-          <w:u w:val="none"/>
-        </w:rPr>
-        <w:t xml:space="preserve"> esas funciones con fluidez. El lexicon de WQuestions queda exactamente sobre esa línea de convergencia.</w:t>
-      </w:r>
-    </w:p>
-    <w:p>
-      <w:pPr>
-        <w:pStyle w:val="Heading2"/>
-      </w:pPr>
-      <w:r>
-        <w:t>Polisemia: una entrada por sentido</w:t>
-      </w:r>
-    </w:p>
-    <w:p>
-      <w:r>
-        <w:rPr>
-          <w:b w:val="0"/>
-          <w:i w:val="0"/>
-          <w:u w:val="none"/>
-        </w:rPr>
-        <w:t xml:space="preserve">Volvamos al </w:t>
-      </w:r>
-      <w:r>
-        <w:rPr>
-          <w:b w:val="0"/>
-          <w:i/>
-          <w:u w:val="none"/>
-        </w:rPr>
-        <w:t>dar</w:t>
-      </w:r>
-      <w:r>
-        <w:rPr>
-          <w:b w:val="0"/>
-          <w:i w:val="0"/>
-          <w:u w:val="none"/>
-        </w:rPr>
-        <w:t xml:space="preserve"> del comienzo. ¿Cómo lo trata el lexicon?</w:t>
-      </w:r>
-    </w:p>
-    <w:p>
-      <w:r>
-        <w:rPr>
-          <w:b w:val="0"/>
-          <w:i w:val="0"/>
-          <w:u w:val="none"/>
-        </w:rPr>
-        <w:t xml:space="preserve">La respuesta es directa: </w:t>
-      </w:r>
-      <w:r>
-        <w:rPr>
-          <w:b/>
-          <w:i w:val="0"/>
-          <w:u w:val="none"/>
-        </w:rPr>
-        <w:t>una entrada por cada sentido</w:t>
-      </w:r>
-      <w:r>
-        <w:rPr>
-          <w:b w:val="0"/>
-          <w:i w:val="0"/>
-          <w:u w:val="none"/>
-        </w:rPr>
-        <w:t xml:space="preserve">. El lexicon no intenta que una única declaración de </w:t>
-      </w:r>
-      <w:r>
-        <w:rPr>
-          <w:rFonts w:ascii="Courier New" w:hAnsi="Courier New"/>
-          <w:b w:val="0"/>
-          <w:i w:val="0"/>
-          <w:sz w:val="20"/>
-          <w:u w:val="none"/>
-        </w:rPr>
-        <w:t>dar</w:t>
-      </w:r>
-      <w:r>
-        <w:rPr>
-          <w:b w:val="0"/>
-          <w:i w:val="0"/>
-          <w:u w:val="none"/>
-        </w:rPr>
-        <w:t xml:space="preserve"> cubra todos los usos. En su lugar, lista varias unidades léxicas, cada una con su patrón de complemento que dispara la lectura específica:</w:t>
-      </w:r>
-    </w:p>
-    <w:p>
-      <w:pPr>
-        <w:ind w:left="432"/>
-      </w:pPr>
-      <w:r>
-        <w:rPr>
-          <w:rFonts w:ascii="Courier New" w:hAnsi="Courier New"/>
-          <w:sz w:val="18"/>
-        </w:rPr>
-        <w:t>dar</w:t>
-      </w:r>
-    </w:p>
-    <w:p>
-      <w:pPr>
-        <w:ind w:left="432"/>
-      </w:pPr>
-      <w:r>
-        <w:rPr>
-          <w:rFonts w:ascii="Courier New" w:hAnsi="Courier New"/>
-          <w:sz w:val="18"/>
-        </w:rPr>
-        <w:t xml:space="preserve">  tipo_situacion: accion_dar</w:t>
-      </w:r>
-    </w:p>
-    <w:p>
-      <w:pPr>
-        <w:ind w:left="432"/>
-      </w:pPr>
-      <w:r>
-        <w:rPr>
-          <w:rFonts w:ascii="Courier New" w:hAnsi="Courier New"/>
-          <w:sz w:val="18"/>
-        </w:rPr>
-        <w:t xml:space="preserve">  obligatorios:   [agente, tema, beneficiario]</w:t>
-      </w:r>
-    </w:p>
-    <w:p>
-      <w:pPr>
-        <w:ind w:left="432"/>
-      </w:pPr>
-      <w:r>
-        <w:rPr>
-          <w:rFonts w:ascii="Courier New" w:hAnsi="Courier New"/>
-          <w:sz w:val="18"/>
-        </w:rPr>
-        <w:t xml:space="preserve">  notas:          dar canónico = transferir posesión</w:t>
-      </w:r>
-    </w:p>
-    <w:p>
-      <w:pPr>
-        <w:ind w:left="432"/>
-      </w:pPr>
-      <w:r>
-        <w:rPr>
-          <w:rFonts w:ascii="Courier New" w:hAnsi="Courier New"/>
-          <w:sz w:val="18"/>
-        </w:rPr>
-        <w:t xml:space="preserve">  ejemplo:        "Pedro le dio un regalo a María"</w:t>
-      </w:r>
-    </w:p>
-    <w:p>
-      <w:pPr>
-        <w:ind w:left="432"/>
-      </w:pPr>
-    </w:p>
-    <w:p>
-      <w:pPr>
-        <w:ind w:left="432"/>
-      </w:pPr>
-      <w:r>
-        <w:rPr>
-          <w:rFonts w:ascii="Courier New" w:hAnsi="Courier New"/>
-          <w:sz w:val="18"/>
-        </w:rPr>
-        <w:t>dar [la_mano]</w:t>
-      </w:r>
-    </w:p>
-    <w:p>
-      <w:pPr>
-        <w:ind w:left="432"/>
-      </w:pPr>
-      <w:r>
-        <w:rPr>
-          <w:rFonts w:ascii="Courier New" w:hAnsi="Courier New"/>
-          <w:sz w:val="18"/>
-        </w:rPr>
-        <w:t xml:space="preserve">  tipo_situacion: accion_saludar</w:t>
-      </w:r>
-    </w:p>
-    <w:p>
-      <w:pPr>
-        <w:ind w:left="432"/>
-      </w:pPr>
-      <w:r>
-        <w:rPr>
-          <w:rFonts w:ascii="Courier New" w:hAnsi="Courier New"/>
-          <w:sz w:val="18"/>
-        </w:rPr>
-        <w:t xml:space="preserve">  obligatorios:   [agente, paciente]</w:t>
-      </w:r>
-    </w:p>
-    <w:p>
-      <w:pPr>
-        <w:ind w:left="432"/>
-      </w:pPr>
-      <w:r>
-        <w:rPr>
-          <w:rFonts w:ascii="Courier New" w:hAnsi="Courier New"/>
-          <w:sz w:val="18"/>
-        </w:rPr>
-        <w:t xml:space="preserve">  notas:          colocación idiomática; tipo es saludar, no dar</w:t>
-      </w:r>
-    </w:p>
-    <w:p>
-      <w:pPr>
-        <w:ind w:left="432"/>
-      </w:pPr>
-      <w:r>
-        <w:rPr>
-          <w:rFonts w:ascii="Courier New" w:hAnsi="Courier New"/>
-          <w:sz w:val="18"/>
-        </w:rPr>
-        <w:t xml:space="preserve">  ejemplo:        "Pedro le dio la mano a su jefe"</w:t>
-      </w:r>
-    </w:p>
-    <w:p>
-      <w:pPr>
-        <w:ind w:left="432"/>
-      </w:pPr>
-    </w:p>
-    <w:p>
-      <w:pPr>
-        <w:ind w:left="432"/>
-      </w:pPr>
-      <w:r>
-        <w:rPr>
-          <w:rFonts w:ascii="Courier New" w:hAnsi="Courier New"/>
-          <w:sz w:val="18"/>
-        </w:rPr>
-        <w:t>dar [conferencia | clase | charla]</w:t>
-      </w:r>
-    </w:p>
-    <w:p>
-      <w:pPr>
-        <w:ind w:left="432"/>
-      </w:pPr>
-      <w:r>
-        <w:rPr>
-          <w:rFonts w:ascii="Courier New" w:hAnsi="Courier New"/>
-          <w:sz w:val="18"/>
-        </w:rPr>
-        <w:t xml:space="preserve">  tipo_situacion: evento_exposicion</w:t>
-      </w:r>
-    </w:p>
-    <w:p>
-      <w:pPr>
-        <w:ind w:left="432"/>
-      </w:pPr>
-      <w:r>
-        <w:rPr>
-          <w:rFonts w:ascii="Courier New" w:hAnsi="Courier New"/>
-          <w:sz w:val="18"/>
-        </w:rPr>
-        <w:t xml:space="preserve">  obligatorios:   [agente, tema]</w:t>
-      </w:r>
-    </w:p>
-    <w:p>
-      <w:pPr>
-        <w:ind w:left="432"/>
-      </w:pPr>
-      <w:r>
-        <w:rPr>
-          <w:rFonts w:ascii="Courier New" w:hAnsi="Courier New"/>
-          <w:sz w:val="18"/>
-        </w:rPr>
-        <w:t xml:space="preserve">  opcionales:     [audiencia, lugar_de, momento, duracion]</w:t>
-      </w:r>
-    </w:p>
-    <w:p>
-      <w:pPr>
-        <w:ind w:left="432"/>
-      </w:pPr>
-      <w:r>
-        <w:rPr>
-          <w:rFonts w:ascii="Courier New" w:hAnsi="Courier New"/>
-          <w:sz w:val="18"/>
-        </w:rPr>
-        <w:t xml:space="preserve">  notas:          light verb; dar = realizar</w:t>
-      </w:r>
-    </w:p>
-    <w:p>
-      <w:pPr>
-        <w:ind w:left="432"/>
-      </w:pPr>
-      <w:r>
-        <w:rPr>
-          <w:rFonts w:ascii="Courier New" w:hAnsi="Courier New"/>
-          <w:sz w:val="18"/>
-        </w:rPr>
-        <w:t xml:space="preserve">  ejemplo:        "Pedro dio una conferencia el martes"</w:t>
-      </w:r>
-    </w:p>
-    <w:p>
-      <w:pPr>
-        <w:ind w:left="432"/>
-      </w:pPr>
-    </w:p>
-    <w:p>
-      <w:pPr>
-        <w:ind w:left="432"/>
-      </w:pPr>
-      <w:r>
-        <w:rPr>
-          <w:rFonts w:ascii="Courier New" w:hAnsi="Courier New"/>
-          <w:sz w:val="18"/>
-        </w:rPr>
-        <w:t>dar [las_horas]</w:t>
-      </w:r>
-    </w:p>
-    <w:p>
-      <w:pPr>
-        <w:ind w:left="432"/>
-      </w:pPr>
-      <w:r>
-        <w:rPr>
-          <w:rFonts w:ascii="Courier New" w:hAnsi="Courier New"/>
-          <w:sz w:val="18"/>
-        </w:rPr>
-        <w:t xml:space="preserve">  tipo_situacion: accion_sonar</w:t>
-      </w:r>
-    </w:p>
-    <w:p>
-      <w:pPr>
-        <w:ind w:left="432"/>
-      </w:pPr>
-      <w:r>
-        <w:rPr>
-          <w:rFonts w:ascii="Courier New" w:hAnsi="Courier New"/>
-          <w:sz w:val="18"/>
-        </w:rPr>
-        <w:t xml:space="preserve">  obligatorios:   [agente, tema]</w:t>
-      </w:r>
-    </w:p>
-    <w:p>
-      <w:pPr>
-        <w:ind w:left="432"/>
-      </w:pPr>
-      <w:r>
-        <w:rPr>
-          <w:rFonts w:ascii="Courier New" w:hAnsi="Courier New"/>
-          <w:sz w:val="18"/>
-        </w:rPr>
-        <w:t xml:space="preserve">  notas:          metáfora del reloj; sujeto = el reloj</w:t>
-      </w:r>
-    </w:p>
-    <w:p>
-      <w:pPr>
-        <w:ind w:left="432"/>
-      </w:pPr>
-      <w:r>
-        <w:rPr>
-          <w:rFonts w:ascii="Courier New" w:hAnsi="Courier New"/>
-          <w:sz w:val="18"/>
-        </w:rPr>
-        <w:t xml:space="preserve">  ejemplo:        "El reloj dio las tres"</w:t>
-      </w:r>
-    </w:p>
-    <w:p>
-      <w:pPr>
-        <w:ind w:left="432"/>
-      </w:pPr>
-    </w:p>
-    <w:p>
-      <w:pPr>
-        <w:ind w:left="432"/>
-      </w:pPr>
-      <w:r>
-        <w:rPr>
-          <w:rFonts w:ascii="Courier New" w:hAnsi="Courier New"/>
-          <w:sz w:val="18"/>
-        </w:rPr>
-        <w:t>dar [asco | pena | miedo]</w:t>
-      </w:r>
-    </w:p>
-    <w:p>
-      <w:pPr>
-        <w:ind w:left="432"/>
-      </w:pPr>
-      <w:r>
-        <w:rPr>
-          <w:rFonts w:ascii="Courier New" w:hAnsi="Courier New"/>
-          <w:sz w:val="18"/>
-        </w:rPr>
-        <w:t xml:space="preserve">  tipo_situacion: experiencia_sensorial</w:t>
-      </w:r>
-    </w:p>
-    <w:p>
-      <w:pPr>
-        <w:ind w:left="432"/>
-      </w:pPr>
-      <w:r>
-        <w:rPr>
-          <w:rFonts w:ascii="Courier New" w:hAnsi="Courier New"/>
-          <w:sz w:val="18"/>
-        </w:rPr>
-        <w:t xml:space="preserve">  obligatorios:   [tema, experimentador]</w:t>
-      </w:r>
-    </w:p>
-    <w:p>
-      <w:pPr>
-        <w:ind w:left="432"/>
-      </w:pPr>
-      <w:r>
-        <w:rPr>
-          <w:rFonts w:ascii="Courier New" w:hAnsi="Courier New"/>
-          <w:sz w:val="18"/>
-        </w:rPr>
-        <w:t xml:space="preserve">  opcionales:     [momento]</w:t>
-      </w:r>
-    </w:p>
-    <w:p>
-      <w:pPr>
-        <w:ind w:left="432"/>
-      </w:pPr>
-      <w:r>
-        <w:rPr>
-          <w:rFonts w:ascii="Courier New" w:hAnsi="Courier New"/>
-          <w:sz w:val="18"/>
-        </w:rPr>
-        <w:t xml:space="preserve">  notas:          dar invertido: el tema causa la experiencia</w:t>
-      </w:r>
-    </w:p>
-    <w:p>
-      <w:pPr>
-        <w:ind w:left="432"/>
-      </w:pPr>
-      <w:r>
-        <w:rPr>
-          <w:rFonts w:ascii="Courier New" w:hAnsi="Courier New"/>
-          <w:sz w:val="18"/>
-        </w:rPr>
-        <w:t xml:space="preserve">  ejemplo:        "La noticia le dio asco"</w:t>
-      </w:r>
-    </w:p>
-    <w:p>
-      <w:r>
-        <w:rPr>
-          <w:b w:val="0"/>
-          <w:i w:val="0"/>
-          <w:u w:val="none"/>
-        </w:rPr>
-        <w:t xml:space="preserve">El procedimiento de resolución es mecánico: el parser intenta hacer </w:t>
-      </w:r>
-      <w:r>
-        <w:rPr>
-          <w:b w:val="0"/>
-          <w:i/>
-          <w:u w:val="none"/>
-        </w:rPr>
-        <w:t>match</w:t>
-      </w:r>
-      <w:r>
-        <w:rPr>
-          <w:b w:val="0"/>
-          <w:i w:val="0"/>
-          <w:u w:val="none"/>
-        </w:rPr>
-        <w:t xml:space="preserve"> del verbo con cada patrón disponible, </w:t>
-      </w:r>
-      <w:r>
-        <w:rPr>
-          <w:b/>
-          <w:i w:val="0"/>
-          <w:u w:val="none"/>
-        </w:rPr>
-        <w:t>del más específico al más general</w:t>
-      </w:r>
-      <w:r>
-        <w:rPr>
-          <w:b w:val="0"/>
-          <w:i w:val="0"/>
-          <w:u w:val="none"/>
-        </w:rPr>
-        <w:t xml:space="preserve">. Si la oración contiene </w:t>
-      </w:r>
-      <w:r>
-        <w:rPr>
-          <w:b w:val="0"/>
-          <w:i/>
-          <w:u w:val="none"/>
-        </w:rPr>
-        <w:t>dar la mano</w:t>
-      </w:r>
-      <w:r>
-        <w:rPr>
-          <w:b w:val="0"/>
-          <w:i w:val="0"/>
-          <w:u w:val="none"/>
-        </w:rPr>
-        <w:t xml:space="preserve">, el patrón </w:t>
-      </w:r>
-      <w:r>
-        <w:rPr>
-          <w:rFonts w:ascii="Courier New" w:hAnsi="Courier New"/>
-          <w:b w:val="0"/>
-          <w:i w:val="0"/>
-          <w:sz w:val="20"/>
-          <w:u w:val="none"/>
-        </w:rPr>
-        <w:t>dar [la_mano]</w:t>
-      </w:r>
-      <w:r>
-        <w:rPr>
-          <w:b w:val="0"/>
-          <w:i w:val="0"/>
-          <w:u w:val="none"/>
-        </w:rPr>
-        <w:t xml:space="preserve"> coincide y se activa la entrada de saludo; si la oración contiene </w:t>
-      </w:r>
-      <w:r>
-        <w:rPr>
-          <w:b w:val="0"/>
-          <w:i/>
-          <w:u w:val="none"/>
-        </w:rPr>
-        <w:t>dar un regalo</w:t>
-      </w:r>
-      <w:r>
-        <w:rPr>
-          <w:b w:val="0"/>
-          <w:i w:val="0"/>
-          <w:u w:val="none"/>
-        </w:rPr>
-        <w:t xml:space="preserve">, ningún patrón específico coincide y se aplica la entrada genérica de </w:t>
-      </w:r>
-      <w:r>
-        <w:rPr>
-          <w:rFonts w:ascii="Courier New" w:hAnsi="Courier New"/>
-          <w:b w:val="0"/>
-          <w:i w:val="0"/>
-          <w:sz w:val="20"/>
-          <w:u w:val="none"/>
-        </w:rPr>
-        <w:t>dar</w:t>
-      </w:r>
-      <w:r>
-        <w:rPr>
-          <w:b w:val="0"/>
-          <w:i w:val="0"/>
-          <w:u w:val="none"/>
-        </w:rPr>
-        <w:t>. La regla del más específico al más general es la misma que cualquier compilador moderno usa para resolver sobrecarga de funciones.</w:t>
       </w:r>
     </w:p>
     <w:p>
@@ -2521,57 +2192,41 @@
           <w:i w:val="0"/>
           <w:u w:val="none"/>
         </w:rPr>
-        <w:t xml:space="preserve">Lo importante es que la polisemia </w:t>
-      </w:r>
-      <w:r>
-        <w:rPr>
-          <w:b/>
-          <w:i w:val="0"/>
-          <w:u w:val="none"/>
-        </w:rPr>
-        <w:t>no se trata como un problema lingüístico a resolver heurísticamente</w:t>
-      </w:r>
+        <w:t>La complejidad del lenguaje no desaparece, simplemente se traslada al lugar correcto: al diccionario, donde un modelador de datos puede registrar nuevos significados sin tener que alterar el núcleo de la base de datos.</w:t>
+      </w:r>
+    </w:p>
+    <w:p>
+      <w:pPr>
+        <w:pStyle w:val="Heading2"/>
+      </w:pPr>
+      <w:r>
+        <w:t>Dialectos de dominio (La jerga corporativa)</w:t>
+      </w:r>
+    </w:p>
+    <w:p>
       <w:r>
         <w:rPr>
           <w:b w:val="0"/>
           <w:i w:val="0"/>
           <w:u w:val="none"/>
         </w:rPr>
-        <w:t>; se trata como un caso normal de sobrecarga, declarado en el lexicon. Cada sentido tiene su signatura propia, su lista de obligatorios, su tipo en K. La complejidad no desaparece, pero se traslada al lugar donde corresponde: el diccionario, donde el lingüista del dominio (o el modelador, o el LLM) puede registrar nuevas lecturas sin tocar el motor.</w:t>
-      </w:r>
-    </w:p>
-    <w:p>
-      <w:pPr>
-        <w:pStyle w:val="Heading2"/>
-      </w:pPr>
-      <w:r>
-        <w:t>Dialectos de dominio</w:t>
-      </w:r>
-    </w:p>
-    <w:p>
+        <w:t xml:space="preserve">Existe otro nivel de traducción en el Lexicon que es clave para los negocios. Hasta ahora vimos </w:t>
+      </w:r>
+      <w:r>
+        <w:rPr>
+          <w:b w:val="0"/>
+          <w:i/>
+          <w:u w:val="none"/>
+        </w:rPr>
+        <w:t>aliases</w:t>
+      </w:r>
       <w:r>
         <w:rPr>
           <w:b w:val="0"/>
           <w:i w:val="0"/>
           <w:u w:val="none"/>
         </w:rPr>
-        <w:t xml:space="preserve">Hay otra capa de aliases que vale la pena explicar. Hasta ahora vimos aliases por </w:t>
-      </w:r>
-      <w:r>
-        <w:rPr>
-          <w:b w:val="0"/>
-          <w:i/>
-          <w:u w:val="none"/>
-        </w:rPr>
-        <w:t>rol</w:t>
-      </w:r>
-      <w:r>
-        <w:rPr>
-          <w:b w:val="0"/>
-          <w:i w:val="0"/>
-          <w:u w:val="none"/>
-        </w:rPr>
-        <w:t xml:space="preserve"> — el rol </w:t>
+        <w:t xml:space="preserve"> por rol ("vendedor" en lugar de </w:t>
       </w:r>
       <w:r>
         <w:rPr>
@@ -2589,7 +2244,17 @@
           <w:i w:val="0"/>
           <w:u w:val="none"/>
         </w:rPr>
-        <w:t xml:space="preserve"> puede llamarse "vendedor" en una venta, "médico" en una consulta, "piloto" en un viaje. Pero hay aliases que aplican </w:t>
+        <w:t>). Pero hay palabras que aplican transversalmente a toda una empresa, sin importar qué verbo se esté usando.</w:t>
+      </w:r>
+    </w:p>
+    <w:p>
+      <w:r>
+        <w:rPr>
+          <w:b w:val="0"/>
+          <w:i w:val="0"/>
+          <w:u w:val="none"/>
+        </w:rPr>
+        <w:t xml:space="preserve">Un sistema de salud siempre habla de "DNI", "paciente" y "diagnóstico". Un sauna habla de "cliente", "plan mensual" y "promoción". Para que nuestro motor universal funcione en todos estos lugares sin obligar a la gente a cambiar su forma de hablar, el Lexicon permite instalar </w:t>
       </w:r>
       <w:r>
         <w:rPr>
@@ -2597,7 +2262,7 @@
           <w:i w:val="0"/>
           <w:u w:val="none"/>
         </w:rPr>
-        <w:t>transversalmente a todos los verbos</w:t>
+        <w:t>dialectos de dominio</w:t>
       </w:r>
       <w:r>
         <w:rPr>
@@ -2605,7 +2270,7 @@
           <w:i w:val="0"/>
           <w:u w:val="none"/>
         </w:rPr>
-        <w:t xml:space="preserve"> de un dominio determinado. Un sistema de ventas en cierto país llama "RUC" al identificador fiscal y "razón social" al nombre del cliente, sea cual sea el verbo. Un sistema clínico habla de "DNI del paciente" y "diagnóstico" en lugar de "identificador" y "estado_evaluado". Un sauna habla de "cliente", "sesión", "plan mensual" y "promoción" todo el tiempo.</w:t>
+        <w:t>.</w:t>
       </w:r>
     </w:p>
     <w:p>
@@ -2615,157 +2280,129 @@
           <w:i w:val="0"/>
           <w:u w:val="none"/>
         </w:rPr>
-        <w:t xml:space="preserve">El lexicon admite </w:t>
-      </w:r>
-      <w:r>
-        <w:rPr>
-          <w:b/>
-          <w:i w:val="0"/>
-          <w:u w:val="none"/>
-        </w:rPr>
-        <w:t>dialectos de dominio</w:t>
-      </w:r>
+        <w:t>Es un pequeño archivo de traducción que se ve así:</w:t>
+      </w:r>
+    </w:p>
+    <w:p>
+      <w:pPr>
+        <w:ind w:left="432"/>
+      </w:pPr>
+      <w:r>
+        <w:rPr>
+          <w:rFonts w:ascii="Courier New" w:hAnsi="Courier New"/>
+          <w:sz w:val="18"/>
+        </w:rPr>
+        <w:t>dominio: sauna_oasis</w:t>
+      </w:r>
+    </w:p>
+    <w:p>
+      <w:pPr>
+        <w:ind w:left="432"/>
+      </w:pPr>
+      <w:r>
+        <w:rPr>
+          <w:rFonts w:ascii="Courier New" w:hAnsi="Courier New"/>
+          <w:sz w:val="18"/>
+        </w:rPr>
+        <w:t xml:space="preserve">  aliases_de_dominio:</w:t>
+      </w:r>
+    </w:p>
+    <w:p>
+      <w:pPr>
+        <w:ind w:left="432"/>
+      </w:pPr>
+      <w:r>
+        <w:rPr>
+          <w:rFonts w:ascii="Courier New" w:hAnsi="Courier New"/>
+          <w:sz w:val="18"/>
+        </w:rPr>
+        <w:t xml:space="preserve">    cliente:           agente</w:t>
+      </w:r>
+    </w:p>
+    <w:p>
+      <w:pPr>
+        <w:ind w:left="432"/>
+      </w:pPr>
+      <w:r>
+        <w:rPr>
+          <w:rFonts w:ascii="Courier New" w:hAnsi="Courier New"/>
+          <w:sz w:val="18"/>
+        </w:rPr>
+        <w:t xml:space="preserve">    sesion:            servicio_sauna</w:t>
+      </w:r>
+    </w:p>
+    <w:p>
+      <w:pPr>
+        <w:ind w:left="432"/>
+      </w:pPr>
+      <w:r>
+        <w:rPr>
+          <w:rFonts w:ascii="Courier New" w:hAnsi="Courier New"/>
+          <w:sz w:val="18"/>
+        </w:rPr>
+        <w:t xml:space="preserve">    plan_mensual:      contrato_servicio</w:t>
+      </w:r>
+    </w:p>
+    <w:p>
+      <w:pPr>
+        <w:ind w:left="432"/>
+      </w:pPr>
+      <w:r>
+        <w:rPr>
+          <w:rFonts w:ascii="Courier New" w:hAnsi="Courier New"/>
+          <w:sz w:val="18"/>
+        </w:rPr>
+        <w:t xml:space="preserve">    sesion_gratuita:   beneficio_fidelidad</w:t>
+      </w:r>
+    </w:p>
+    <w:p>
+      <w:pPr>
+        <w:ind w:left="432"/>
+      </w:pPr>
+      <w:r>
+        <w:rPr>
+          <w:rFonts w:ascii="Courier New" w:hAnsi="Courier New"/>
+          <w:sz w:val="18"/>
+        </w:rPr>
+        <w:t xml:space="preserve">    promo:             aplicacion_de_promocion</w:t>
+      </w:r>
+    </w:p>
+    <w:p>
+      <w:pPr>
+        <w:ind w:left="432"/>
+      </w:pPr>
+      <w:r>
+        <w:rPr>
+          <w:rFonts w:ascii="Courier New" w:hAnsi="Courier New"/>
+          <w:sz w:val="18"/>
+        </w:rPr>
+        <w:t xml:space="preserve">    redimir:           verbo_usar_beneficio</w:t>
+      </w:r>
+    </w:p>
+    <w:p>
       <w:r>
         <w:rPr>
           <w:b w:val="0"/>
           <w:i w:val="0"/>
           <w:u w:val="none"/>
         </w:rPr>
-        <w:t>: paquetes de aliases que se activan cuando el contexto operativo lo indica. Su declaración es liviana:</w:t>
-      </w:r>
-    </w:p>
-    <w:p>
-      <w:pPr>
-        <w:ind w:left="432"/>
-      </w:pPr>
-      <w:r>
-        <w:rPr>
-          <w:rFonts w:ascii="Courier New" w:hAnsi="Courier New"/>
-          <w:sz w:val="18"/>
-        </w:rPr>
-        <w:t>dominio: sauna_oasis</w:t>
-      </w:r>
-    </w:p>
-    <w:p>
-      <w:pPr>
-        <w:ind w:left="432"/>
-      </w:pPr>
-      <w:r>
-        <w:rPr>
-          <w:rFonts w:ascii="Courier New" w:hAnsi="Courier New"/>
-          <w:sz w:val="18"/>
-        </w:rPr>
-        <w:t xml:space="preserve">  aliases_de_dominio:</w:t>
-      </w:r>
-    </w:p>
-    <w:p>
-      <w:pPr>
-        <w:ind w:left="432"/>
-      </w:pPr>
-      <w:r>
-        <w:rPr>
-          <w:rFonts w:ascii="Courier New" w:hAnsi="Courier New"/>
-          <w:sz w:val="18"/>
-        </w:rPr>
-        <w:t xml:space="preserve">    cliente:           agente</w:t>
-      </w:r>
-    </w:p>
-    <w:p>
-      <w:pPr>
-        <w:ind w:left="432"/>
-      </w:pPr>
-      <w:r>
-        <w:rPr>
-          <w:rFonts w:ascii="Courier New" w:hAnsi="Courier New"/>
-          <w:sz w:val="18"/>
-        </w:rPr>
-        <w:t xml:space="preserve">    sesion:            servicio_sauna</w:t>
-      </w:r>
-    </w:p>
-    <w:p>
-      <w:pPr>
-        <w:ind w:left="432"/>
-      </w:pPr>
-      <w:r>
-        <w:rPr>
-          <w:rFonts w:ascii="Courier New" w:hAnsi="Courier New"/>
-          <w:sz w:val="18"/>
-        </w:rPr>
-        <w:t xml:space="preserve">    plan_mensual:      contrato_servicio</w:t>
-      </w:r>
-    </w:p>
-    <w:p>
-      <w:pPr>
-        <w:ind w:left="432"/>
-      </w:pPr>
-      <w:r>
-        <w:rPr>
-          <w:rFonts w:ascii="Courier New" w:hAnsi="Courier New"/>
-          <w:sz w:val="18"/>
-        </w:rPr>
-        <w:t xml:space="preserve">    sesion_gratuita:   beneficio_fidelidad</w:t>
-      </w:r>
-    </w:p>
-    <w:p>
-      <w:pPr>
-        <w:ind w:left="432"/>
-      </w:pPr>
-      <w:r>
-        <w:rPr>
-          <w:rFonts w:ascii="Courier New" w:hAnsi="Courier New"/>
-          <w:sz w:val="18"/>
-        </w:rPr>
-        <w:t xml:space="preserve">    promo:             aplicacion_de_promocion</w:t>
-      </w:r>
-    </w:p>
-    <w:p>
-      <w:pPr>
-        <w:ind w:left="432"/>
-      </w:pPr>
-      <w:r>
-        <w:rPr>
-          <w:rFonts w:ascii="Courier New" w:hAnsi="Courier New"/>
-          <w:sz w:val="18"/>
-        </w:rPr>
-        <w:t xml:space="preserve">    redimir:           verbo_usar_beneficio</w:t>
-      </w:r>
-    </w:p>
-    <w:p>
-      <w:pPr>
-        <w:ind w:left="432"/>
-      </w:pPr>
-      <w:r>
-        <w:rPr>
-          <w:rFonts w:ascii="Courier New" w:hAnsi="Courier New"/>
-          <w:sz w:val="18"/>
-        </w:rPr>
-        <w:t xml:space="preserve">    cubierto_por:      cubierto_por</w:t>
-      </w:r>
-    </w:p>
-    <w:p>
+        <w:t xml:space="preserve">Con este dialecto cargado, un empleado del sauna puede escribir: </w:t>
+      </w:r>
+      <w:r>
+        <w:rPr>
+          <w:b w:val="0"/>
+          <w:i/>
+          <w:u w:val="none"/>
+        </w:rPr>
+        <w:t>"El cliente redimió su sesión gratuita"</w:t>
+      </w:r>
       <w:r>
         <w:rPr>
           <w:b w:val="0"/>
           <w:i w:val="0"/>
           <w:u w:val="none"/>
         </w:rPr>
-        <w:t xml:space="preserve">Con este dialecto cargado, un usuario del sauna puede escribir </w:t>
-      </w:r>
-      <w:r>
-        <w:rPr>
-          <w:b w:val="0"/>
-          <w:i/>
-          <w:u w:val="none"/>
-        </w:rPr>
-        <w:t>"el cliente redimió su sesión gratuita el sábado"</w:t>
-      </w:r>
-      <w:r>
-        <w:rPr>
-          <w:b w:val="0"/>
-          <w:i w:val="0"/>
-          <w:u w:val="none"/>
-        </w:rPr>
-        <w:t xml:space="preserve"> y el sistema entender — sin ambigüedad — que </w:t>
+        <w:t xml:space="preserve">. El sistema, automáticamente, traduce "cliente" a </w:t>
       </w:r>
       <w:r>
         <w:rPr>
@@ -2775,7 +2412,7 @@
           <w:sz w:val="20"/>
           <w:u w:val="none"/>
         </w:rPr>
-        <w:t>cliente</w:t>
+        <w:t>agente</w:t>
       </w:r>
       <w:r>
         <w:rPr>
@@ -2783,7 +2420,7 @@
           <w:i w:val="0"/>
           <w:u w:val="none"/>
         </w:rPr>
-        <w:t xml:space="preserve"> mapea a </w:t>
+        <w:t xml:space="preserve">, "redimió" al verbo </w:t>
       </w:r>
       <w:r>
         <w:rPr>
@@ -2793,7 +2430,7 @@
           <w:sz w:val="20"/>
           <w:u w:val="none"/>
         </w:rPr>
-        <w:t>agente</w:t>
+        <w:t>usar_beneficio</w:t>
       </w:r>
       <w:r>
         <w:rPr>
@@ -2801,7 +2438,7 @@
           <w:i w:val="0"/>
           <w:u w:val="none"/>
         </w:rPr>
-        <w:t xml:space="preserve">, </w:t>
+        <w:t xml:space="preserve"> y "sesión gratuita" a la categoría </w:t>
       </w:r>
       <w:r>
         <w:rPr>
@@ -2811,7 +2448,7 @@
           <w:sz w:val="20"/>
           <w:u w:val="none"/>
         </w:rPr>
-        <w:t>redimió</w:t>
+        <w:t>beneficio_fidelidad</w:t>
       </w:r>
       <w:r>
         <w:rPr>
@@ -2819,7 +2456,59 @@
           <w:i w:val="0"/>
           <w:u w:val="none"/>
         </w:rPr>
-        <w:t xml:space="preserve"> mapea al verbo </w:t>
+        <w:t>. El sistema central sigue intacto, pero la clínica, el aeropuerto y el sauna sienten que el software fue hecho a su medida.</w:t>
+      </w:r>
+    </w:p>
+    <w:p>
+      <w:pPr>
+        <w:pStyle w:val="Heading2"/>
+      </w:pPr>
+      <w:r>
+        <w:t>A hombros de gigantes: Precedentes industriales (FrameNet, VerbNet, PropBank)</w:t>
+      </w:r>
+    </w:p>
+    <w:p>
+      <w:r>
+        <w:rPr>
+          <w:b w:val="0"/>
+          <w:i w:val="0"/>
+          <w:u w:val="none"/>
+        </w:rPr>
+        <w:t>Es crucial entender que nosotros no nos estamos inventando estas estructuras desde cero. La lingüística computacional lleva treinta años construyendo inmensos catálogos con esta misma lógica, y cualquier implementación seria de nuestro Lexicon debe alimentarse de ellos. No tenemos que reinventar la rueda.</w:t>
+      </w:r>
+    </w:p>
+    <w:p>
+      <w:r>
+        <w:rPr>
+          <w:b/>
+          <w:i w:val="0"/>
+          <w:u w:val="none"/>
+        </w:rPr>
+        <w:t>FrameNet `[14]`:</w:t>
+      </w:r>
+      <w:r>
+        <w:rPr>
+          <w:b w:val="0"/>
+          <w:i w:val="0"/>
+          <w:u w:val="none"/>
+        </w:rPr>
+        <w:t xml:space="preserve"> Iniciado en la Universidad de Berkeley en los años noventa, este proyecto clasifica el idioma en </w:t>
+      </w:r>
+      <w:r>
+        <w:rPr>
+          <w:b w:val="0"/>
+          <w:i/>
+          <w:u w:val="none"/>
+        </w:rPr>
+        <w:t>escenarios conceptuales</w:t>
+      </w:r>
+      <w:r>
+        <w:rPr>
+          <w:b w:val="0"/>
+          <w:i w:val="0"/>
+          <w:u w:val="none"/>
+        </w:rPr>
+        <w:t xml:space="preserve"> (frames). Su escenario de "Comercio" tiene roles predefinidos como </w:t>
       </w:r>
       <w:r>
         <w:rPr>
@@ -2829,7 +2518,7 @@
           <w:sz w:val="20"/>
           <w:u w:val="none"/>
         </w:rPr>
-        <w:t>usar_beneficio</w:t>
+        <w:t>Buyer</w:t>
       </w:r>
       <w:r>
         <w:rPr>
@@ -2837,7 +2526,7 @@
           <w:i w:val="0"/>
           <w:u w:val="none"/>
         </w:rPr>
-        <w:t xml:space="preserve">, y </w:t>
+        <w:t xml:space="preserve"> (Comprador), </w:t>
       </w:r>
       <w:r>
         <w:rPr>
@@ -2847,7 +2536,7 @@
           <w:sz w:val="20"/>
           <w:u w:val="none"/>
         </w:rPr>
-        <w:t>sesión gratuita</w:t>
+        <w:t>Seller</w:t>
       </w:r>
       <w:r>
         <w:rPr>
@@ -2855,7 +2544,7 @@
           <w:i w:val="0"/>
           <w:u w:val="none"/>
         </w:rPr>
-        <w:t xml:space="preserve"> mapea a una instancia de </w:t>
+        <w:t xml:space="preserve"> (Vendedor) y </w:t>
       </w:r>
       <w:r>
         <w:rPr>
@@ -2865,7 +2554,7 @@
           <w:sz w:val="20"/>
           <w:u w:val="none"/>
         </w:rPr>
-        <w:t>beneficio_fidelidad</w:t>
+        <w:t>Goods</w:t>
       </w:r>
       <w:r>
         <w:rPr>
@@ -2873,101 +2562,7 @@
           <w:i w:val="0"/>
           <w:u w:val="none"/>
         </w:rPr>
-        <w:t>. Sin el dialecto, el sistema requeriría que el usuario escribiera las palabras canónicas, lo cual derrotaría D8.</w:t>
-      </w:r>
-    </w:p>
-    <w:p>
-      <w:r>
-        <w:rPr>
-          <w:b w:val="0"/>
-          <w:i w:val="0"/>
-          <w:u w:val="none"/>
-        </w:rPr>
-        <w:t xml:space="preserve">Un dialecto de dominio no introduce nuevos verbos ni nuevos roles; introduce </w:t>
-      </w:r>
-      <w:r>
-        <w:rPr>
-          <w:b/>
-          <w:i w:val="0"/>
-          <w:u w:val="none"/>
-        </w:rPr>
-        <w:t>traducciones del vocabulario habitual del dominio al vocabulario canónico</w:t>
-      </w:r>
-      <w:r>
-        <w:rPr>
-          <w:b w:val="0"/>
-          <w:i w:val="0"/>
-          <w:u w:val="none"/>
-        </w:rPr>
-        <w:t>. Es la pieza que hace que el mismo motor sirva sin modificación para sauna, hospital, aeropuerto, contrato legal y juego de fútbol — porque cada uno trae su dialecto y el resto del sistema no se entera.</w:t>
-      </w:r>
-    </w:p>
-    <w:p>
-      <w:pPr>
-        <w:pStyle w:val="Heading2"/>
-      </w:pPr>
-      <w:r>
-        <w:t>Precedentes industriales: FrameNet, VerbNet, PropBank</w:t>
-      </w:r>
-    </w:p>
-    <w:p>
-      <w:r>
-        <w:rPr>
-          <w:b w:val="0"/>
-          <w:i w:val="0"/>
-          <w:u w:val="none"/>
-        </w:rPr>
-        <w:t>El lexicon no nació en el vacío. La lingüística computacional pasó las últimas tres décadas construyendo recursos masivos con la misma intuición central. Vale la pena mencionarlos brevemente, porque cualquier implementación seria del lexicon va a apoyarse en ellos.</w:t>
-      </w:r>
-    </w:p>
-    <w:p>
-      <w:r>
-        <w:rPr>
-          <w:b/>
-          <w:i w:val="0"/>
-          <w:u w:val="none"/>
-        </w:rPr>
-        <w:t>FrameNet</w:t>
-      </w:r>
-      <w:r>
-        <w:rPr>
-          <w:b w:val="0"/>
-          <w:i w:val="0"/>
-          <w:u w:val="none"/>
-        </w:rPr>
-        <w:t xml:space="preserve"> [14], iniciado por Charles Fillmore en Berkeley en los años noventa, codifica el inglés (y por extensión otros idiomas) en términos de </w:t>
-      </w:r>
-      <w:r>
-        <w:rPr>
-          <w:b w:val="0"/>
-          <w:i/>
-          <w:u w:val="none"/>
-        </w:rPr>
-        <w:t>frames semánticos</w:t>
-      </w:r>
-      <w:r>
-        <w:rPr>
-          <w:b w:val="0"/>
-          <w:i w:val="0"/>
-          <w:u w:val="none"/>
-        </w:rPr>
-        <w:t xml:space="preserve">: escenarios conceptuales con un conjunto de roles típicos. El frame </w:t>
-      </w:r>
-      <w:r>
-        <w:rPr>
-          <w:b w:val="0"/>
-          <w:i/>
-          <w:u w:val="none"/>
-        </w:rPr>
-        <w:t>Commerce_buy</w:t>
-      </w:r>
-      <w:r>
-        <w:rPr>
-          <w:b w:val="0"/>
-          <w:i w:val="0"/>
-          <w:u w:val="none"/>
-        </w:rPr>
-        <w:t xml:space="preserve"> de FrameNet tiene los roles </w:t>
+        <w:t xml:space="preserve"> (Mercancía), casi idéntico a nuestra entrada de </w:t>
       </w:r>
       <w:r>
         <w:rPr>
@@ -2977,7 +2572,7 @@
           <w:sz w:val="20"/>
           <w:u w:val="none"/>
         </w:rPr>
-        <w:t>Buyer</w:t>
+        <w:t>vender</w:t>
       </w:r>
       <w:r>
         <w:rPr>
@@ -2985,7 +2580,7 @@
           <w:i w:val="0"/>
           <w:u w:val="none"/>
         </w:rPr>
-        <w:t xml:space="preserve">, </w:t>
+        <w:t xml:space="preserve">. Sus más de 1.200 escenarios son una mina de oro para poblar nuestra caja </w:t>
       </w:r>
       <w:r>
         <w:rPr>
@@ -2995,7 +2590,7 @@
           <w:sz w:val="20"/>
           <w:u w:val="none"/>
         </w:rPr>
-        <w:t>Seller</w:t>
+        <w:t>K</w:t>
       </w:r>
       <w:r>
         <w:rPr>
@@ -3003,7 +2598,43 @@
           <w:i w:val="0"/>
           <w:u w:val="none"/>
         </w:rPr>
-        <w:t xml:space="preserve">, </w:t>
+        <w:t xml:space="preserve"> de forma profesional.</w:t>
+      </w:r>
+    </w:p>
+    <w:p>
+      <w:r>
+        <w:rPr>
+          <w:b/>
+          <w:i w:val="0"/>
+          <w:u w:val="none"/>
+        </w:rPr>
+        <w:t>VerbNet `[15]`:</w:t>
+      </w:r>
+      <w:r>
+        <w:rPr>
+          <w:b w:val="0"/>
+          <w:i w:val="0"/>
+          <w:u w:val="none"/>
+        </w:rPr>
+        <w:t xml:space="preserve"> Creado en la Universidad de Pensilvania, agrupa miles de verbos en inglés que comparten la misma estructura lógica (por ejemplo, verbos de transferencia o verbos de encuentro). </w:t>
+      </w:r>
+    </w:p>
+    <w:p>
+      <w:r>
+        <w:rPr>
+          <w:b/>
+          <w:i w:val="0"/>
+          <w:u w:val="none"/>
+        </w:rPr>
+        <w:t>PropBank:</w:t>
+      </w:r>
+      <w:r>
+        <w:rPr>
+          <w:b w:val="0"/>
+          <w:i w:val="0"/>
+          <w:u w:val="none"/>
+        </w:rPr>
+        <w:t xml:space="preserve"> Es un proyecto que prioriza la velocidad, etiquetando masivamente textos reales con roles genéricos (</w:t>
       </w:r>
       <w:r>
         <w:rPr>
@@ -3013,7 +2644,7 @@
           <w:sz w:val="20"/>
           <w:u w:val="none"/>
         </w:rPr>
-        <w:t>Goods</w:t>
+        <w:t>Arg0</w:t>
       </w:r>
       <w:r>
         <w:rPr>
@@ -3021,7 +2652,7 @@
           <w:i w:val="0"/>
           <w:u w:val="none"/>
         </w:rPr>
-        <w:t xml:space="preserve">, </w:t>
+        <w:t xml:space="preserve"> a </w:t>
       </w:r>
       <w:r>
         <w:rPr>
@@ -3031,7 +2662,7 @@
           <w:sz w:val="20"/>
           <w:u w:val="none"/>
         </w:rPr>
-        <w:t>Money</w:t>
+        <w:t>Arg5</w:t>
       </w:r>
       <w:r>
         <w:rPr>
@@ -3039,7 +2670,82 @@
           <w:i w:val="0"/>
           <w:u w:val="none"/>
         </w:rPr>
-        <w:t xml:space="preserve">, </w:t>
+        <w:t>). Es la base de datos favorita para entrenar modelos de Inteligencia Artificial modernos.</w:t>
+      </w:r>
+    </w:p>
+    <w:p>
+      <w:r>
+        <w:rPr>
+          <w:b w:val="0"/>
+          <w:i w:val="0"/>
+          <w:u w:val="none"/>
+        </w:rPr>
+        <w:t xml:space="preserve">WQuestions no busca competir ni reemplazar a estas obras maestras. Al contrario, WQuestions actúa como una </w:t>
+      </w:r>
+      <w:r>
+        <w:rPr>
+          <w:b/>
+          <w:i w:val="0"/>
+          <w:u w:val="none"/>
+        </w:rPr>
+        <w:t>capa de agregación</w:t>
+      </w:r>
+      <w:r>
+        <w:rPr>
+          <w:b w:val="0"/>
+          <w:i w:val="0"/>
+          <w:u w:val="none"/>
+        </w:rPr>
+        <w:t>. Podemos extraer las signaturas de FrameNet, alinearnos con VerbNet y usar los datos de PropBank para entrenar a nuestro propio sistema. El camino ya está pavimentado.</w:t>
+      </w:r>
+    </w:p>
+    <w:p>
+      <w:pPr>
+        <w:pStyle w:val="Heading2"/>
+      </w:pPr>
+      <w:r>
+        <w:t>Un buen puñado de entradas del Lexicon (En acción)</w:t>
+      </w:r>
+    </w:p>
+    <w:p>
+      <w:r>
+        <w:rPr>
+          <w:b w:val="0"/>
+          <w:i w:val="0"/>
+          <w:u w:val="none"/>
+        </w:rPr>
+        <w:t xml:space="preserve">Para que esta teoría pase a la realidad, es necesario mostrarte cómo se ve un catálogo abundante de entradas del Lexicon aplicadas a múltiples industrias. </w:t>
+      </w:r>
+    </w:p>
+    <w:p>
+      <w:r>
+        <w:rPr>
+          <w:b w:val="0"/>
+          <w:i w:val="0"/>
+          <w:u w:val="none"/>
+        </w:rPr>
+        <w:t>Mientras lees esta inmensa lista, quiero que notes tres cosas fundamentales:</w:t>
+      </w:r>
+    </w:p>
+    <w:p>
+      <w:pPr>
+        <w:pStyle w:val="ListNumber"/>
+      </w:pPr>
+      <w:r>
+        <w:rPr>
+          <w:b/>
+          <w:i w:val="0"/>
+          <w:u w:val="none"/>
+        </w:rPr>
+        <w:t>Reciclamos los mismos roles siempre.</w:t>
+      </w:r>
+      <w:r>
+        <w:rPr>
+          <w:b w:val="0"/>
+          <w:i w:val="0"/>
+          <w:u w:val="none"/>
+        </w:rPr>
+        <w:t xml:space="preserve"> Observa cómo </w:t>
       </w:r>
       <w:r>
         <w:rPr>
@@ -3049,7 +2755,7 @@
           <w:sz w:val="20"/>
           <w:u w:val="none"/>
         </w:rPr>
-        <w:t>Means_of_payment</w:t>
+        <w:t>agente</w:t>
       </w:r>
       <w:r>
         <w:rPr>
@@ -3057,7 +2763,7 @@
           <w:i w:val="0"/>
           <w:u w:val="none"/>
         </w:rPr>
-        <w:t xml:space="preserve">, casi uno a uno con la entrada de </w:t>
+        <w:t xml:space="preserve">, </w:t>
       </w:r>
       <w:r>
         <w:rPr>
@@ -3067,7 +2773,7 @@
           <w:sz w:val="20"/>
           <w:u w:val="none"/>
         </w:rPr>
-        <w:t>vender</w:t>
+        <w:t>tema</w:t>
       </w:r>
       <w:r>
         <w:rPr>
@@ -3075,25 +2781,7 @@
           <w:i w:val="0"/>
           <w:u w:val="none"/>
         </w:rPr>
-        <w:t xml:space="preserve"> del lexicon. Sus más de 1.200 frames, anotados sobre corpus reales, son una fuente directa para poblar el catálogo de tipos en K.</w:t>
-      </w:r>
-    </w:p>
-    <w:p>
-      <w:r>
-        <w:rPr>
-          <w:b/>
-          <w:i w:val="0"/>
-          <w:u w:val="none"/>
-        </w:rPr>
-        <w:t>VerbNet</w:t>
-      </w:r>
-      <w:r>
-        <w:rPr>
-          <w:b w:val="0"/>
-          <w:i w:val="0"/>
-          <w:u w:val="none"/>
-        </w:rPr>
-        <w:t xml:space="preserve"> [15], desarrollado por Karin Kipper Schuler en UPenn, clasifica verbos del inglés en clases que comparten sintaxis y semántica. Las clases de VerbNet — </w:t>
+        <w:t xml:space="preserve"> y </w:t>
       </w:r>
       <w:r>
         <w:rPr>
@@ -3103,7 +2791,7 @@
           <w:sz w:val="20"/>
           <w:u w:val="none"/>
         </w:rPr>
-        <w:t>give-13.1</w:t>
+        <w:t>beneficiario</w:t>
       </w:r>
       <w:r>
         <w:rPr>
@@ -3111,7 +2799,4659 @@
           <w:i w:val="0"/>
           <w:u w:val="none"/>
         </w:rPr>
-        <w:t xml:space="preserve">, </w:t>
+        <w:t xml:space="preserve"> se repiten en hospitales, bancos y escuelas. El catálogo base de 38 roles (D8) basta para todo.</w:t>
+      </w:r>
+    </w:p>
+    <w:p>
+      <w:pPr>
+        <w:pStyle w:val="ListNumber"/>
+      </w:pPr>
+      <w:r>
+        <w:rPr>
+          <w:b/>
+          <w:i w:val="0"/>
+          <w:u w:val="none"/>
+        </w:rPr>
+        <w:t>Los eventos "meteorológicos" y los dolores caben perfecto.</w:t>
+      </w:r>
+      <w:r>
+        <w:rPr>
+          <w:b w:val="0"/>
+          <w:i w:val="0"/>
+          <w:u w:val="none"/>
+        </w:rPr>
+        <w:t xml:space="preserve"> Verás verbos como </w:t>
+      </w:r>
+      <w:r>
+        <w:rPr>
+          <w:b w:val="0"/>
+          <w:i/>
+          <w:u w:val="none"/>
+        </w:rPr>
+        <w:t>llover</w:t>
+      </w:r>
+      <w:r>
+        <w:rPr>
+          <w:b w:val="0"/>
+          <w:i w:val="0"/>
+          <w:u w:val="none"/>
+        </w:rPr>
+        <w:t xml:space="preserve"> o </w:t>
+      </w:r>
+      <w:r>
+        <w:rPr>
+          <w:b w:val="0"/>
+          <w:i/>
+          <w:u w:val="none"/>
+        </w:rPr>
+        <w:t>doler</w:t>
+      </w:r>
+      <w:r>
+        <w:rPr>
+          <w:b w:val="0"/>
+          <w:i w:val="0"/>
+          <w:u w:val="none"/>
+        </w:rPr>
+        <w:t xml:space="preserve"> que funcionan a la perfección simplemente dejando en blanco la necesidad de un "agente".</w:t>
+      </w:r>
+    </w:p>
+    <w:p>
+      <w:pPr>
+        <w:pStyle w:val="ListNumber"/>
+      </w:pPr>
+      <w:r>
+        <w:rPr>
+          <w:b w:val="0"/>
+          <w:i w:val="0"/>
+          <w:u w:val="none"/>
+        </w:rPr>
+        <w:t>*</w:t>
+      </w:r>
+      <w:r>
+        <w:rPr>
+          <w:b w:val="0"/>
+          <w:i/>
+          <w:u w:val="none"/>
+        </w:rPr>
+        <w:t xml:space="preserve">El poder de los </w:t>
+      </w:r>
+      <w:r>
+        <w:rPr>
+          <w:b w:val="0"/>
+          <w:i w:val="0"/>
+          <w:u w:val="none"/>
+        </w:rPr>
+        <w:t>aliases***. Nota cómo las palabras en español cambian según la industria, pero el esqueleto de datos por debajo es siempre el mismo.</w:t>
+      </w:r>
+    </w:p>
+    <w:p>
+      <w:r>
+        <w:rPr>
+          <w:b w:val="0"/>
+          <w:i w:val="0"/>
+          <w:u w:val="none"/>
+        </w:rPr>
+        <w:t>(Cada bloque contiene al final un ejemplo entre comillas que ilustra cómo el sistema leería la frase).</w:t>
+      </w:r>
+    </w:p>
+    <w:p>
+      <w:pPr>
+        <w:pStyle w:val="Heading3"/>
+      </w:pPr>
+      <w:r>
+        <w:t>Comercio y e-commerce</w:t>
+      </w:r>
+    </w:p>
+    <w:p>
+      <w:pPr>
+        <w:ind w:left="432"/>
+      </w:pPr>
+      <w:r>
+        <w:rPr>
+          <w:rFonts w:ascii="Courier New" w:hAnsi="Courier New"/>
+          <w:sz w:val="18"/>
+        </w:rPr>
+        <w:t>verbo: comprar</w:t>
+      </w:r>
+    </w:p>
+    <w:p>
+      <w:pPr>
+        <w:ind w:left="432"/>
+      </w:pPr>
+      <w:r>
+        <w:rPr>
+          <w:rFonts w:ascii="Courier New" w:hAnsi="Courier New"/>
+          <w:sz w:val="18"/>
+        </w:rPr>
+        <w:t xml:space="preserve">  tipo_situacion: accion_comprar</w:t>
+      </w:r>
+    </w:p>
+    <w:p>
+      <w:pPr>
+        <w:ind w:left="432"/>
+      </w:pPr>
+      <w:r>
+        <w:rPr>
+          <w:rFonts w:ascii="Courier New" w:hAnsi="Courier New"/>
+          <w:sz w:val="18"/>
+        </w:rPr>
+        <w:t xml:space="preserve">  roles:</w:t>
+      </w:r>
+    </w:p>
+    <w:p>
+      <w:pPr>
+        <w:ind w:left="432"/>
+      </w:pPr>
+      <w:r>
+        <w:rPr>
+          <w:rFonts w:ascii="Courier New" w:hAnsi="Courier New"/>
+          <w:sz w:val="18"/>
+        </w:rPr>
+        <w:t xml:space="preserve">    agente:        ["comprador", "el que compra", "cliente"]</w:t>
+      </w:r>
+    </w:p>
+    <w:p>
+      <w:pPr>
+        <w:ind w:left="432"/>
+      </w:pPr>
+      <w:r>
+        <w:rPr>
+          <w:rFonts w:ascii="Courier New" w:hAnsi="Courier New"/>
+          <w:sz w:val="18"/>
+        </w:rPr>
+        <w:t xml:space="preserve">    tema:          ["producto", "artículo", "ítem", "mercancía"]</w:t>
+      </w:r>
+    </w:p>
+    <w:p>
+      <w:pPr>
+        <w:ind w:left="432"/>
+      </w:pPr>
+      <w:r>
+        <w:rPr>
+          <w:rFonts w:ascii="Courier New" w:hAnsi="Courier New"/>
+          <w:sz w:val="18"/>
+        </w:rPr>
+        <w:t xml:space="preserve">    beneficiario:  ["vendedor", "tienda", "el que vende"]</w:t>
+      </w:r>
+    </w:p>
+    <w:p>
+      <w:pPr>
+        <w:ind w:left="432"/>
+      </w:pPr>
+      <w:r>
+        <w:rPr>
+          <w:rFonts w:ascii="Courier New" w:hAnsi="Courier New"/>
+          <w:sz w:val="18"/>
+        </w:rPr>
+        <w:t xml:space="preserve">    por_cuanto:    ["precio", "monto", "valor"]</w:t>
+      </w:r>
+    </w:p>
+    <w:p>
+      <w:pPr>
+        <w:ind w:left="432"/>
+      </w:pPr>
+      <w:r>
+        <w:rPr>
+          <w:rFonts w:ascii="Courier New" w:hAnsi="Courier New"/>
+          <w:sz w:val="18"/>
+        </w:rPr>
+        <w:t xml:space="preserve">  obligatorios: [agente, tema, beneficiario, por_cuanto]</w:t>
+      </w:r>
+    </w:p>
+    <w:p>
+      <w:pPr>
+        <w:ind w:left="432"/>
+      </w:pPr>
+      <w:r>
+        <w:rPr>
+          <w:rFonts w:ascii="Courier New" w:hAnsi="Courier New"/>
+          <w:sz w:val="18"/>
+        </w:rPr>
+        <w:t xml:space="preserve">  opcionales:   [unidad, momento, lugar_de, instrumento]</w:t>
+      </w:r>
+    </w:p>
+    <w:p>
+      <w:pPr>
+        <w:ind w:left="432"/>
+      </w:pPr>
+      <w:r>
+        <w:rPr>
+          <w:rFonts w:ascii="Courier New" w:hAnsi="Courier New"/>
+          <w:sz w:val="18"/>
+        </w:rPr>
+        <w:t xml:space="preserve">  ejemplo:      "Sofía compró tres camisetas en Zara por 89 dólares con tarjeta"</w:t>
+      </w:r>
+    </w:p>
+    <w:p>
+      <w:pPr>
+        <w:ind w:left="432"/>
+      </w:pPr>
+    </w:p>
+    <w:p>
+      <w:pPr>
+        <w:ind w:left="432"/>
+      </w:pPr>
+      <w:r>
+        <w:rPr>
+          <w:rFonts w:ascii="Courier New" w:hAnsi="Courier New"/>
+          <w:sz w:val="18"/>
+        </w:rPr>
+        <w:t>verbo: pagar</w:t>
+      </w:r>
+    </w:p>
+    <w:p>
+      <w:pPr>
+        <w:ind w:left="432"/>
+      </w:pPr>
+      <w:r>
+        <w:rPr>
+          <w:rFonts w:ascii="Courier New" w:hAnsi="Courier New"/>
+          <w:sz w:val="18"/>
+        </w:rPr>
+        <w:t xml:space="preserve">  tipo_situacion: accion_pagar</w:t>
+      </w:r>
+    </w:p>
+    <w:p>
+      <w:pPr>
+        <w:ind w:left="432"/>
+      </w:pPr>
+      <w:r>
+        <w:rPr>
+          <w:rFonts w:ascii="Courier New" w:hAnsi="Courier New"/>
+          <w:sz w:val="18"/>
+        </w:rPr>
+        <w:t xml:space="preserve">  roles:</w:t>
+      </w:r>
+    </w:p>
+    <w:p>
+      <w:pPr>
+        <w:ind w:left="432"/>
+      </w:pPr>
+      <w:r>
+        <w:rPr>
+          <w:rFonts w:ascii="Courier New" w:hAnsi="Courier New"/>
+          <w:sz w:val="18"/>
+        </w:rPr>
+        <w:t xml:space="preserve">    agente:        ["pagador", "el que paga", "deudor"]</w:t>
+      </w:r>
+    </w:p>
+    <w:p>
+      <w:pPr>
+        <w:ind w:left="432"/>
+      </w:pPr>
+      <w:r>
+        <w:rPr>
+          <w:rFonts w:ascii="Courier New" w:hAnsi="Courier New"/>
+          <w:sz w:val="18"/>
+        </w:rPr>
+        <w:t xml:space="preserve">    beneficiario:  ["receptor", "acreedor", "el que cobra"]</w:t>
+      </w:r>
+    </w:p>
+    <w:p>
+      <w:pPr>
+        <w:ind w:left="432"/>
+      </w:pPr>
+      <w:r>
+        <w:rPr>
+          <w:rFonts w:ascii="Courier New" w:hAnsi="Courier New"/>
+          <w:sz w:val="18"/>
+        </w:rPr>
+        <w:t xml:space="preserve">    monto:         ["importe", "cantidad", "monto"]</w:t>
+      </w:r>
+    </w:p>
+    <w:p>
+      <w:pPr>
+        <w:ind w:left="432"/>
+      </w:pPr>
+      <w:r>
+        <w:rPr>
+          <w:rFonts w:ascii="Courier New" w:hAnsi="Courier New"/>
+          <w:sz w:val="18"/>
+        </w:rPr>
+        <w:t xml:space="preserve">    instrumento:   ["medio de pago", "tarjeta", "transferencia"]</w:t>
+      </w:r>
+    </w:p>
+    <w:p>
+      <w:pPr>
+        <w:ind w:left="432"/>
+      </w:pPr>
+      <w:r>
+        <w:rPr>
+          <w:rFonts w:ascii="Courier New" w:hAnsi="Courier New"/>
+          <w:sz w:val="18"/>
+        </w:rPr>
+        <w:t xml:space="preserve">    tema:          ["concepto", "factura", "deuda", "servicio"]</w:t>
+      </w:r>
+    </w:p>
+    <w:p>
+      <w:pPr>
+        <w:ind w:left="432"/>
+      </w:pPr>
+      <w:r>
+        <w:rPr>
+          <w:rFonts w:ascii="Courier New" w:hAnsi="Courier New"/>
+          <w:sz w:val="18"/>
+        </w:rPr>
+        <w:t xml:space="preserve">  obligatorios: [agente, beneficiario, monto]</w:t>
+      </w:r>
+    </w:p>
+    <w:p>
+      <w:pPr>
+        <w:ind w:left="432"/>
+      </w:pPr>
+      <w:r>
+        <w:rPr>
+          <w:rFonts w:ascii="Courier New" w:hAnsi="Courier New"/>
+          <w:sz w:val="18"/>
+        </w:rPr>
+        <w:t xml:space="preserve">  ejemplo:      "Juan le pagó 250 dólares al plomero por la reparación"</w:t>
+      </w:r>
+    </w:p>
+    <w:p>
+      <w:pPr>
+        <w:ind w:left="432"/>
+      </w:pPr>
+    </w:p>
+    <w:p>
+      <w:pPr>
+        <w:ind w:left="432"/>
+      </w:pPr>
+      <w:r>
+        <w:rPr>
+          <w:rFonts w:ascii="Courier New" w:hAnsi="Courier New"/>
+          <w:sz w:val="18"/>
+        </w:rPr>
+        <w:t>verbo: facturar</w:t>
+      </w:r>
+    </w:p>
+    <w:p>
+      <w:pPr>
+        <w:ind w:left="432"/>
+      </w:pPr>
+      <w:r>
+        <w:rPr>
+          <w:rFonts w:ascii="Courier New" w:hAnsi="Courier New"/>
+          <w:sz w:val="18"/>
+        </w:rPr>
+        <w:t xml:space="preserve">  tipo_situacion: accion_facturar</w:t>
+      </w:r>
+    </w:p>
+    <w:p>
+      <w:pPr>
+        <w:ind w:left="432"/>
+      </w:pPr>
+      <w:r>
+        <w:rPr>
+          <w:rFonts w:ascii="Courier New" w:hAnsi="Courier New"/>
+          <w:sz w:val="18"/>
+        </w:rPr>
+        <w:t xml:space="preserve">  roles:</w:t>
+      </w:r>
+    </w:p>
+    <w:p>
+      <w:pPr>
+        <w:ind w:left="432"/>
+      </w:pPr>
+      <w:r>
+        <w:rPr>
+          <w:rFonts w:ascii="Courier New" w:hAnsi="Courier New"/>
+          <w:sz w:val="18"/>
+        </w:rPr>
+        <w:t xml:space="preserve">    agente:        ["proveedor", "vendedor", "el que emite"]</w:t>
+      </w:r>
+    </w:p>
+    <w:p>
+      <w:pPr>
+        <w:ind w:left="432"/>
+      </w:pPr>
+      <w:r>
+        <w:rPr>
+          <w:rFonts w:ascii="Courier New" w:hAnsi="Courier New"/>
+          <w:sz w:val="18"/>
+        </w:rPr>
+        <w:t xml:space="preserve">    beneficiario:  ["cliente", "el que recibe la factura"]</w:t>
+      </w:r>
+    </w:p>
+    <w:p>
+      <w:pPr>
+        <w:ind w:left="432"/>
+      </w:pPr>
+      <w:r>
+        <w:rPr>
+          <w:rFonts w:ascii="Courier New" w:hAnsi="Courier New"/>
+          <w:sz w:val="18"/>
+        </w:rPr>
+        <w:t xml:space="preserve">    tema:          ["servicio prestado", "producto entregado"]</w:t>
+      </w:r>
+    </w:p>
+    <w:p>
+      <w:pPr>
+        <w:ind w:left="432"/>
+      </w:pPr>
+      <w:r>
+        <w:rPr>
+          <w:rFonts w:ascii="Courier New" w:hAnsi="Courier New"/>
+          <w:sz w:val="18"/>
+        </w:rPr>
+        <w:t xml:space="preserve">    monto:         ["importe facturado", "total"]</w:t>
+      </w:r>
+    </w:p>
+    <w:p>
+      <w:pPr>
+        <w:ind w:left="432"/>
+      </w:pPr>
+      <w:r>
+        <w:rPr>
+          <w:rFonts w:ascii="Courier New" w:hAnsi="Courier New"/>
+          <w:sz w:val="18"/>
+        </w:rPr>
+        <w:t xml:space="preserve">  obligatorios: [agente, beneficiario, tema, monto]</w:t>
+      </w:r>
+    </w:p>
+    <w:p>
+      <w:pPr>
+        <w:ind w:left="432"/>
+      </w:pPr>
+      <w:r>
+        <w:rPr>
+          <w:rFonts w:ascii="Courier New" w:hAnsi="Courier New"/>
+          <w:sz w:val="18"/>
+        </w:rPr>
+        <w:t xml:space="preserve">  ejemplo:      "El estudio jurídico le facturó 1.200 dólares a la constructora"</w:t>
+      </w:r>
+    </w:p>
+    <w:p>
+      <w:pPr>
+        <w:ind w:left="432"/>
+      </w:pPr>
+    </w:p>
+    <w:p>
+      <w:pPr>
+        <w:ind w:left="432"/>
+      </w:pPr>
+      <w:r>
+        <w:rPr>
+          <w:rFonts w:ascii="Courier New" w:hAnsi="Courier New"/>
+          <w:sz w:val="18"/>
+        </w:rPr>
+        <w:t>verbo: reclamar</w:t>
+      </w:r>
+    </w:p>
+    <w:p>
+      <w:pPr>
+        <w:ind w:left="432"/>
+      </w:pPr>
+      <w:r>
+        <w:rPr>
+          <w:rFonts w:ascii="Courier New" w:hAnsi="Courier New"/>
+          <w:sz w:val="18"/>
+        </w:rPr>
+        <w:t xml:space="preserve">  tipo_situacion: accion_reclamar</w:t>
+      </w:r>
+    </w:p>
+    <w:p>
+      <w:pPr>
+        <w:ind w:left="432"/>
+      </w:pPr>
+      <w:r>
+        <w:rPr>
+          <w:rFonts w:ascii="Courier New" w:hAnsi="Courier New"/>
+          <w:sz w:val="18"/>
+        </w:rPr>
+        <w:t xml:space="preserve">  roles:</w:t>
+      </w:r>
+    </w:p>
+    <w:p>
+      <w:pPr>
+        <w:ind w:left="432"/>
+      </w:pPr>
+      <w:r>
+        <w:rPr>
+          <w:rFonts w:ascii="Courier New" w:hAnsi="Courier New"/>
+          <w:sz w:val="18"/>
+        </w:rPr>
+        <w:t xml:space="preserve">    agente:        ["reclamante", "el que reclama", "afectado"]</w:t>
+      </w:r>
+    </w:p>
+    <w:p>
+      <w:pPr>
+        <w:ind w:left="432"/>
+      </w:pPr>
+      <w:r>
+        <w:rPr>
+          <w:rFonts w:ascii="Courier New" w:hAnsi="Courier New"/>
+          <w:sz w:val="18"/>
+        </w:rPr>
+        <w:t xml:space="preserve">    paciente:      ["empresa demandada", "destinatario del reclamo"]</w:t>
+      </w:r>
+    </w:p>
+    <w:p>
+      <w:pPr>
+        <w:ind w:left="432"/>
+      </w:pPr>
+      <w:r>
+        <w:rPr>
+          <w:rFonts w:ascii="Courier New" w:hAnsi="Courier New"/>
+          <w:sz w:val="18"/>
+        </w:rPr>
+        <w:t xml:space="preserve">    tema:          ["motivo del reclamo", "defecto", "problema"]</w:t>
+      </w:r>
+    </w:p>
+    <w:p>
+      <w:pPr>
+        <w:ind w:left="432"/>
+      </w:pPr>
+      <w:r>
+        <w:rPr>
+          <w:rFonts w:ascii="Courier New" w:hAnsi="Courier New"/>
+          <w:sz w:val="18"/>
+        </w:rPr>
+        <w:t xml:space="preserve">    con_finalidad: ["lo que se pide", "compensación", "devolución"]</w:t>
+      </w:r>
+    </w:p>
+    <w:p>
+      <w:pPr>
+        <w:ind w:left="432"/>
+      </w:pPr>
+      <w:r>
+        <w:rPr>
+          <w:rFonts w:ascii="Courier New" w:hAnsi="Courier New"/>
+          <w:sz w:val="18"/>
+        </w:rPr>
+        <w:t xml:space="preserve">  obligatorios: [agente, paciente, tema]</w:t>
+      </w:r>
+    </w:p>
+    <w:p>
+      <w:pPr>
+        <w:ind w:left="432"/>
+      </w:pPr>
+      <w:r>
+        <w:rPr>
+          <w:rFonts w:ascii="Courier New" w:hAnsi="Courier New"/>
+          <w:sz w:val="18"/>
+        </w:rPr>
+        <w:t xml:space="preserve">  ejemplo:      "Mariana reclamó al banco una transferencia mal procesada para que se la devolvieran"</w:t>
+      </w:r>
+    </w:p>
+    <w:p>
+      <w:pPr>
+        <w:ind w:left="432"/>
+      </w:pPr>
+    </w:p>
+    <w:p>
+      <w:pPr>
+        <w:ind w:left="432"/>
+      </w:pPr>
+      <w:r>
+        <w:rPr>
+          <w:rFonts w:ascii="Courier New" w:hAnsi="Courier New"/>
+          <w:sz w:val="18"/>
+        </w:rPr>
+        <w:t>verbo: devolver</w:t>
+      </w:r>
+    </w:p>
+    <w:p>
+      <w:pPr>
+        <w:ind w:left="432"/>
+      </w:pPr>
+      <w:r>
+        <w:rPr>
+          <w:rFonts w:ascii="Courier New" w:hAnsi="Courier New"/>
+          <w:sz w:val="18"/>
+        </w:rPr>
+        <w:t xml:space="preserve">  tipo_situacion: accion_devolver</w:t>
+      </w:r>
+    </w:p>
+    <w:p>
+      <w:pPr>
+        <w:ind w:left="432"/>
+      </w:pPr>
+      <w:r>
+        <w:rPr>
+          <w:rFonts w:ascii="Courier New" w:hAnsi="Courier New"/>
+          <w:sz w:val="18"/>
+        </w:rPr>
+        <w:t xml:space="preserve">  roles:</w:t>
+      </w:r>
+    </w:p>
+    <w:p>
+      <w:pPr>
+        <w:ind w:left="432"/>
+      </w:pPr>
+      <w:r>
+        <w:rPr>
+          <w:rFonts w:ascii="Courier New" w:hAnsi="Courier New"/>
+          <w:sz w:val="18"/>
+        </w:rPr>
+        <w:t xml:space="preserve">    agente:        ["devolvedor", "el que devuelve", "cliente"]</w:t>
+      </w:r>
+    </w:p>
+    <w:p>
+      <w:pPr>
+        <w:ind w:left="432"/>
+      </w:pPr>
+      <w:r>
+        <w:rPr>
+          <w:rFonts w:ascii="Courier New" w:hAnsi="Courier New"/>
+          <w:sz w:val="18"/>
+        </w:rPr>
+        <w:t xml:space="preserve">    tema:          ["producto devuelto", "ítem"]</w:t>
+      </w:r>
+    </w:p>
+    <w:p>
+      <w:pPr>
+        <w:ind w:left="432"/>
+      </w:pPr>
+      <w:r>
+        <w:rPr>
+          <w:rFonts w:ascii="Courier New" w:hAnsi="Courier New"/>
+          <w:sz w:val="18"/>
+        </w:rPr>
+        <w:t xml:space="preserve">    beneficiario:  ["tienda", "vendedor"]</w:t>
+      </w:r>
+    </w:p>
+    <w:p>
+      <w:pPr>
+        <w:ind w:left="432"/>
+      </w:pPr>
+      <w:r>
+        <w:rPr>
+          <w:rFonts w:ascii="Courier New" w:hAnsi="Courier New"/>
+          <w:sz w:val="18"/>
+        </w:rPr>
+        <w:t xml:space="preserve">    causado_por:   ["motivo de devolución", "defecto", "razón"]</w:t>
+      </w:r>
+    </w:p>
+    <w:p>
+      <w:pPr>
+        <w:ind w:left="432"/>
+      </w:pPr>
+      <w:r>
+        <w:rPr>
+          <w:rFonts w:ascii="Courier New" w:hAnsi="Courier New"/>
+          <w:sz w:val="18"/>
+        </w:rPr>
+        <w:t xml:space="preserve">  obligatorios: [agente, tema, beneficiario]</w:t>
+      </w:r>
+    </w:p>
+    <w:p>
+      <w:pPr>
+        <w:ind w:left="432"/>
+      </w:pPr>
+      <w:r>
+        <w:rPr>
+          <w:rFonts w:ascii="Courier New" w:hAnsi="Courier New"/>
+          <w:sz w:val="18"/>
+        </w:rPr>
+        <w:t xml:space="preserve">  ejemplo:      "Pedro devolvió la cafetera defectuosa a la tienda online"</w:t>
+      </w:r>
+    </w:p>
+    <w:p>
+      <w:pPr>
+        <w:pStyle w:val="Heading3"/>
+      </w:pPr>
+      <w:r>
+        <w:t>Banca y finanzas</w:t>
+      </w:r>
+    </w:p>
+    <w:p>
+      <w:pPr>
+        <w:ind w:left="432"/>
+      </w:pPr>
+      <w:r>
+        <w:rPr>
+          <w:rFonts w:ascii="Courier New" w:hAnsi="Courier New"/>
+          <w:sz w:val="18"/>
+        </w:rPr>
+        <w:t>verbo: transferir</w:t>
+      </w:r>
+    </w:p>
+    <w:p>
+      <w:pPr>
+        <w:ind w:left="432"/>
+      </w:pPr>
+      <w:r>
+        <w:rPr>
+          <w:rFonts w:ascii="Courier New" w:hAnsi="Courier New"/>
+          <w:sz w:val="18"/>
+        </w:rPr>
+        <w:t xml:space="preserve">  tipo_situacion: accion_transferir</w:t>
+      </w:r>
+    </w:p>
+    <w:p>
+      <w:pPr>
+        <w:ind w:left="432"/>
+      </w:pPr>
+      <w:r>
+        <w:rPr>
+          <w:rFonts w:ascii="Courier New" w:hAnsi="Courier New"/>
+          <w:sz w:val="18"/>
+        </w:rPr>
+        <w:t xml:space="preserve">  roles:</w:t>
+      </w:r>
+    </w:p>
+    <w:p>
+      <w:pPr>
+        <w:ind w:left="432"/>
+      </w:pPr>
+      <w:r>
+        <w:rPr>
+          <w:rFonts w:ascii="Courier New" w:hAnsi="Courier New"/>
+          <w:sz w:val="18"/>
+        </w:rPr>
+        <w:t xml:space="preserve">    agente:        ["ordenante", "remitente"]</w:t>
+      </w:r>
+    </w:p>
+    <w:p>
+      <w:pPr>
+        <w:ind w:left="432"/>
+      </w:pPr>
+      <w:r>
+        <w:rPr>
+          <w:rFonts w:ascii="Courier New" w:hAnsi="Courier New"/>
+          <w:sz w:val="18"/>
+        </w:rPr>
+        <w:t xml:space="preserve">    beneficiario:  ["destinatario", "el que recibe"]</w:t>
+      </w:r>
+    </w:p>
+    <w:p>
+      <w:pPr>
+        <w:ind w:left="432"/>
+      </w:pPr>
+      <w:r>
+        <w:rPr>
+          <w:rFonts w:ascii="Courier New" w:hAnsi="Courier New"/>
+          <w:sz w:val="18"/>
+        </w:rPr>
+        <w:t xml:space="preserve">    monto:         ["importe", "cantidad"]</w:t>
+      </w:r>
+    </w:p>
+    <w:p>
+      <w:pPr>
+        <w:ind w:left="432"/>
+      </w:pPr>
+      <w:r>
+        <w:rPr>
+          <w:rFonts w:ascii="Courier New" w:hAnsi="Courier New"/>
+          <w:sz w:val="18"/>
+        </w:rPr>
+        <w:t xml:space="preserve">    origen:        ["cuenta_origen", "de qué cuenta"]</w:t>
+      </w:r>
+    </w:p>
+    <w:p>
+      <w:pPr>
+        <w:ind w:left="432"/>
+      </w:pPr>
+      <w:r>
+        <w:rPr>
+          <w:rFonts w:ascii="Courier New" w:hAnsi="Courier New"/>
+          <w:sz w:val="18"/>
+        </w:rPr>
+        <w:t xml:space="preserve">    destino:       ["cuenta_destino", "a qué cuenta"]</w:t>
+      </w:r>
+    </w:p>
+    <w:p>
+      <w:pPr>
+        <w:ind w:left="432"/>
+      </w:pPr>
+      <w:r>
+        <w:rPr>
+          <w:rFonts w:ascii="Courier New" w:hAnsi="Courier New"/>
+          <w:sz w:val="18"/>
+        </w:rPr>
+        <w:t xml:space="preserve">  obligatorios: [agente, beneficiario, monto, origen, destino]</w:t>
+      </w:r>
+    </w:p>
+    <w:p>
+      <w:pPr>
+        <w:ind w:left="432"/>
+      </w:pPr>
+      <w:r>
+        <w:rPr>
+          <w:rFonts w:ascii="Courier New" w:hAnsi="Courier New"/>
+          <w:sz w:val="18"/>
+        </w:rPr>
+        <w:t xml:space="preserve">  ejemplo:      "Lucía transfirió 500 dólares de su cuenta corriente a la cuenta de su madre"</w:t>
+      </w:r>
+    </w:p>
+    <w:p>
+      <w:pPr>
+        <w:ind w:left="432"/>
+      </w:pPr>
+    </w:p>
+    <w:p>
+      <w:pPr>
+        <w:ind w:left="432"/>
+      </w:pPr>
+      <w:r>
+        <w:rPr>
+          <w:rFonts w:ascii="Courier New" w:hAnsi="Courier New"/>
+          <w:sz w:val="18"/>
+        </w:rPr>
+        <w:t>verbo: depositar</w:t>
+      </w:r>
+    </w:p>
+    <w:p>
+      <w:pPr>
+        <w:ind w:left="432"/>
+      </w:pPr>
+      <w:r>
+        <w:rPr>
+          <w:rFonts w:ascii="Courier New" w:hAnsi="Courier New"/>
+          <w:sz w:val="18"/>
+        </w:rPr>
+        <w:t xml:space="preserve">  tipo_situacion: accion_depositar</w:t>
+      </w:r>
+    </w:p>
+    <w:p>
+      <w:pPr>
+        <w:ind w:left="432"/>
+      </w:pPr>
+      <w:r>
+        <w:rPr>
+          <w:rFonts w:ascii="Courier New" w:hAnsi="Courier New"/>
+          <w:sz w:val="18"/>
+        </w:rPr>
+        <w:t xml:space="preserve">  roles:</w:t>
+      </w:r>
+    </w:p>
+    <w:p>
+      <w:pPr>
+        <w:ind w:left="432"/>
+      </w:pPr>
+      <w:r>
+        <w:rPr>
+          <w:rFonts w:ascii="Courier New" w:hAnsi="Courier New"/>
+          <w:sz w:val="18"/>
+        </w:rPr>
+        <w:t xml:space="preserve">    agente:        ["depositante"]</w:t>
+      </w:r>
+    </w:p>
+    <w:p>
+      <w:pPr>
+        <w:ind w:left="432"/>
+      </w:pPr>
+      <w:r>
+        <w:rPr>
+          <w:rFonts w:ascii="Courier New" w:hAnsi="Courier New"/>
+          <w:sz w:val="18"/>
+        </w:rPr>
+        <w:t xml:space="preserve">    monto:         ["importe", "cantidad depositada"]</w:t>
+      </w:r>
+    </w:p>
+    <w:p>
+      <w:pPr>
+        <w:ind w:left="432"/>
+      </w:pPr>
+      <w:r>
+        <w:rPr>
+          <w:rFonts w:ascii="Courier New" w:hAnsi="Courier New"/>
+          <w:sz w:val="18"/>
+        </w:rPr>
+        <w:t xml:space="preserve">    destino:       ["cuenta", "destino"]</w:t>
+      </w:r>
+    </w:p>
+    <w:p>
+      <w:pPr>
+        <w:ind w:left="432"/>
+      </w:pPr>
+      <w:r>
+        <w:rPr>
+          <w:rFonts w:ascii="Courier New" w:hAnsi="Courier New"/>
+          <w:sz w:val="18"/>
+        </w:rPr>
+        <w:t xml:space="preserve">    instrumento:   ["efectivo", "cheque", "transferencia recibida"]</w:t>
+      </w:r>
+    </w:p>
+    <w:p>
+      <w:pPr>
+        <w:ind w:left="432"/>
+      </w:pPr>
+      <w:r>
+        <w:rPr>
+          <w:rFonts w:ascii="Courier New" w:hAnsi="Courier New"/>
+          <w:sz w:val="18"/>
+        </w:rPr>
+        <w:t xml:space="preserve">  obligatorios: [agente, monto, destino]</w:t>
+      </w:r>
+    </w:p>
+    <w:p>
+      <w:pPr>
+        <w:ind w:left="432"/>
+      </w:pPr>
+      <w:r>
+        <w:rPr>
+          <w:rFonts w:ascii="Courier New" w:hAnsi="Courier New"/>
+          <w:sz w:val="18"/>
+        </w:rPr>
+        <w:t xml:space="preserve">  ejemplo:      "El comerciante depositó 3.200 dólares en efectivo en la cuenta del negocio"</w:t>
+      </w:r>
+    </w:p>
+    <w:p>
+      <w:pPr>
+        <w:ind w:left="432"/>
+      </w:pPr>
+    </w:p>
+    <w:p>
+      <w:pPr>
+        <w:ind w:left="432"/>
+      </w:pPr>
+      <w:r>
+        <w:rPr>
+          <w:rFonts w:ascii="Courier New" w:hAnsi="Courier New"/>
+          <w:sz w:val="18"/>
+        </w:rPr>
+        <w:t>verbo: prestar</w:t>
+      </w:r>
+    </w:p>
+    <w:p>
+      <w:pPr>
+        <w:ind w:left="432"/>
+      </w:pPr>
+      <w:r>
+        <w:rPr>
+          <w:rFonts w:ascii="Courier New" w:hAnsi="Courier New"/>
+          <w:sz w:val="18"/>
+        </w:rPr>
+        <w:t xml:space="preserve">  tipo_situacion: accion_prestar</w:t>
+      </w:r>
+    </w:p>
+    <w:p>
+      <w:pPr>
+        <w:ind w:left="432"/>
+      </w:pPr>
+      <w:r>
+        <w:rPr>
+          <w:rFonts w:ascii="Courier New" w:hAnsi="Courier New"/>
+          <w:sz w:val="18"/>
+        </w:rPr>
+        <w:t xml:space="preserve">  roles:</w:t>
+      </w:r>
+    </w:p>
+    <w:p>
+      <w:pPr>
+        <w:ind w:left="432"/>
+      </w:pPr>
+      <w:r>
+        <w:rPr>
+          <w:rFonts w:ascii="Courier New" w:hAnsi="Courier New"/>
+          <w:sz w:val="18"/>
+        </w:rPr>
+        <w:t xml:space="preserve">    agente:        ["prestamista", "banco"]</w:t>
+      </w:r>
+    </w:p>
+    <w:p>
+      <w:pPr>
+        <w:ind w:left="432"/>
+      </w:pPr>
+      <w:r>
+        <w:rPr>
+          <w:rFonts w:ascii="Courier New" w:hAnsi="Courier New"/>
+          <w:sz w:val="18"/>
+        </w:rPr>
+        <w:t xml:space="preserve">    beneficiario:  ["prestatario", "el que recibe"]</w:t>
+      </w:r>
+    </w:p>
+    <w:p>
+      <w:pPr>
+        <w:ind w:left="432"/>
+      </w:pPr>
+      <w:r>
+        <w:rPr>
+          <w:rFonts w:ascii="Courier New" w:hAnsi="Courier New"/>
+          <w:sz w:val="18"/>
+        </w:rPr>
+        <w:t xml:space="preserve">    monto:         ["capital", "importe del préstamo"]</w:t>
+      </w:r>
+    </w:p>
+    <w:p>
+      <w:pPr>
+        <w:ind w:left="432"/>
+      </w:pPr>
+      <w:r>
+        <w:rPr>
+          <w:rFonts w:ascii="Courier New" w:hAnsi="Courier New"/>
+          <w:sz w:val="18"/>
+        </w:rPr>
+        <w:t xml:space="preserve">    inicio:        ["fecha de desembolso"]</w:t>
+      </w:r>
+    </w:p>
+    <w:p>
+      <w:pPr>
+        <w:ind w:left="432"/>
+      </w:pPr>
+      <w:r>
+        <w:rPr>
+          <w:rFonts w:ascii="Courier New" w:hAnsi="Courier New"/>
+          <w:sz w:val="18"/>
+        </w:rPr>
+        <w:t xml:space="preserve">    fin:           ["fecha de vencimiento"]</w:t>
+      </w:r>
+    </w:p>
+    <w:p>
+      <w:pPr>
+        <w:ind w:left="432"/>
+      </w:pPr>
+      <w:r>
+        <w:rPr>
+          <w:rFonts w:ascii="Courier New" w:hAnsi="Courier New"/>
+          <w:sz w:val="18"/>
+        </w:rPr>
+        <w:t xml:space="preserve">    con_finalidad: ["destino del préstamo", "para qué"]</w:t>
+      </w:r>
+    </w:p>
+    <w:p>
+      <w:pPr>
+        <w:ind w:left="432"/>
+      </w:pPr>
+      <w:r>
+        <w:rPr>
+          <w:rFonts w:ascii="Courier New" w:hAnsi="Courier New"/>
+          <w:sz w:val="18"/>
+        </w:rPr>
+        <w:t xml:space="preserve">  obligatorios: [agente, beneficiario, monto]</w:t>
+      </w:r>
+    </w:p>
+    <w:p>
+      <w:pPr>
+        <w:ind w:left="432"/>
+      </w:pPr>
+      <w:r>
+        <w:rPr>
+          <w:rFonts w:ascii="Courier New" w:hAnsi="Courier New"/>
+          <w:sz w:val="18"/>
+        </w:rPr>
+        <w:t xml:space="preserve">  ejemplo:      "El banco le prestó 50.000 dólares a Ramiro para la compra de su vivienda"</w:t>
+      </w:r>
+    </w:p>
+    <w:p>
+      <w:pPr>
+        <w:ind w:left="432"/>
+      </w:pPr>
+    </w:p>
+    <w:p>
+      <w:pPr>
+        <w:ind w:left="432"/>
+      </w:pPr>
+      <w:r>
+        <w:rPr>
+          <w:rFonts w:ascii="Courier New" w:hAnsi="Courier New"/>
+          <w:sz w:val="18"/>
+        </w:rPr>
+        <w:t>verbo: cobrar</w:t>
+      </w:r>
+    </w:p>
+    <w:p>
+      <w:pPr>
+        <w:ind w:left="432"/>
+      </w:pPr>
+      <w:r>
+        <w:rPr>
+          <w:rFonts w:ascii="Courier New" w:hAnsi="Courier New"/>
+          <w:sz w:val="18"/>
+        </w:rPr>
+        <w:t xml:space="preserve">  tipo_situacion: accion_cobrar</w:t>
+      </w:r>
+    </w:p>
+    <w:p>
+      <w:pPr>
+        <w:ind w:left="432"/>
+      </w:pPr>
+      <w:r>
+        <w:rPr>
+          <w:rFonts w:ascii="Courier New" w:hAnsi="Courier New"/>
+          <w:sz w:val="18"/>
+        </w:rPr>
+        <w:t xml:space="preserve">  roles:</w:t>
+      </w:r>
+    </w:p>
+    <w:p>
+      <w:pPr>
+        <w:ind w:left="432"/>
+      </w:pPr>
+      <w:r>
+        <w:rPr>
+          <w:rFonts w:ascii="Courier New" w:hAnsi="Courier New"/>
+          <w:sz w:val="18"/>
+        </w:rPr>
+        <w:t xml:space="preserve">    agente:        ["acreedor", "el que cobra"]</w:t>
+      </w:r>
+    </w:p>
+    <w:p>
+      <w:pPr>
+        <w:ind w:left="432"/>
+      </w:pPr>
+      <w:r>
+        <w:rPr>
+          <w:rFonts w:ascii="Courier New" w:hAnsi="Courier New"/>
+          <w:sz w:val="18"/>
+        </w:rPr>
+        <w:t xml:space="preserve">    paciente:      ["deudor", "el que paga"]</w:t>
+      </w:r>
+    </w:p>
+    <w:p>
+      <w:pPr>
+        <w:ind w:left="432"/>
+      </w:pPr>
+      <w:r>
+        <w:rPr>
+          <w:rFonts w:ascii="Courier New" w:hAnsi="Courier New"/>
+          <w:sz w:val="18"/>
+        </w:rPr>
+        <w:t xml:space="preserve">    monto:         ["importe cobrado"]</w:t>
+      </w:r>
+    </w:p>
+    <w:p>
+      <w:pPr>
+        <w:ind w:left="432"/>
+      </w:pPr>
+      <w:r>
+        <w:rPr>
+          <w:rFonts w:ascii="Courier New" w:hAnsi="Courier New"/>
+          <w:sz w:val="18"/>
+        </w:rPr>
+        <w:t xml:space="preserve">    tema:          ["concepto", "factura", "comisión"]</w:t>
+      </w:r>
+    </w:p>
+    <w:p>
+      <w:pPr>
+        <w:ind w:left="432"/>
+      </w:pPr>
+      <w:r>
+        <w:rPr>
+          <w:rFonts w:ascii="Courier New" w:hAnsi="Courier New"/>
+          <w:sz w:val="18"/>
+        </w:rPr>
+        <w:t xml:space="preserve">  obligatorios: [agente, paciente, monto]</w:t>
+      </w:r>
+    </w:p>
+    <w:p>
+      <w:pPr>
+        <w:ind w:left="432"/>
+      </w:pPr>
+      <w:r>
+        <w:rPr>
+          <w:rFonts w:ascii="Courier New" w:hAnsi="Courier New"/>
+          <w:sz w:val="18"/>
+        </w:rPr>
+        <w:t xml:space="preserve">  ejemplo:      "El banco le cobró 18 dólares de comisión por mantenimiento de cuenta"</w:t>
+      </w:r>
+    </w:p>
+    <w:p>
+      <w:pPr>
+        <w:pStyle w:val="Heading3"/>
+      </w:pPr>
+      <w:r>
+        <w:t>Salud</w:t>
+      </w:r>
+    </w:p>
+    <w:p>
+      <w:pPr>
+        <w:ind w:left="432"/>
+      </w:pPr>
+      <w:r>
+        <w:rPr>
+          <w:rFonts w:ascii="Courier New" w:hAnsi="Courier New"/>
+          <w:sz w:val="18"/>
+        </w:rPr>
+        <w:t>verbo: consultar</w:t>
+      </w:r>
+    </w:p>
+    <w:p>
+      <w:pPr>
+        <w:ind w:left="432"/>
+      </w:pPr>
+      <w:r>
+        <w:rPr>
+          <w:rFonts w:ascii="Courier New" w:hAnsi="Courier New"/>
+          <w:sz w:val="18"/>
+        </w:rPr>
+        <w:t xml:space="preserve">  tipo_situacion: accion_consultar</w:t>
+      </w:r>
+    </w:p>
+    <w:p>
+      <w:pPr>
+        <w:ind w:left="432"/>
+      </w:pPr>
+      <w:r>
+        <w:rPr>
+          <w:rFonts w:ascii="Courier New" w:hAnsi="Courier New"/>
+          <w:sz w:val="18"/>
+        </w:rPr>
+        <w:t xml:space="preserve">  roles:</w:t>
+      </w:r>
+    </w:p>
+    <w:p>
+      <w:pPr>
+        <w:ind w:left="432"/>
+      </w:pPr>
+      <w:r>
+        <w:rPr>
+          <w:rFonts w:ascii="Courier New" w:hAnsi="Courier New"/>
+          <w:sz w:val="18"/>
+        </w:rPr>
+        <w:t xml:space="preserve">    agente:        ["médico", "doctora", "profesional"]</w:t>
+      </w:r>
+    </w:p>
+    <w:p>
+      <w:pPr>
+        <w:ind w:left="432"/>
+      </w:pPr>
+      <w:r>
+        <w:rPr>
+          <w:rFonts w:ascii="Courier New" w:hAnsi="Courier New"/>
+          <w:sz w:val="18"/>
+        </w:rPr>
+        <w:t xml:space="preserve">    paciente:      ["paciente", "persona atendida"]</w:t>
+      </w:r>
+    </w:p>
+    <w:p>
+      <w:pPr>
+        <w:ind w:left="432"/>
+      </w:pPr>
+      <w:r>
+        <w:rPr>
+          <w:rFonts w:ascii="Courier New" w:hAnsi="Courier New"/>
+          <w:sz w:val="18"/>
+        </w:rPr>
+        <w:t xml:space="preserve">    motivo:        ["motivo de consulta", "queja principal"]</w:t>
+      </w:r>
+    </w:p>
+    <w:p>
+      <w:pPr>
+        <w:ind w:left="432"/>
+      </w:pPr>
+      <w:r>
+        <w:rPr>
+          <w:rFonts w:ascii="Courier New" w:hAnsi="Courier New"/>
+          <w:sz w:val="18"/>
+        </w:rPr>
+        <w:t xml:space="preserve">    lugar_de:      ["consultorio", "sala", "centro médico"]</w:t>
+      </w:r>
+    </w:p>
+    <w:p>
+      <w:pPr>
+        <w:ind w:left="432"/>
+      </w:pPr>
+      <w:r>
+        <w:rPr>
+          <w:rFonts w:ascii="Courier New" w:hAnsi="Courier New"/>
+          <w:sz w:val="18"/>
+        </w:rPr>
+        <w:t xml:space="preserve">  obligatorios: [agente, paciente]</w:t>
+      </w:r>
+    </w:p>
+    <w:p>
+      <w:pPr>
+        <w:ind w:left="432"/>
+      </w:pPr>
+      <w:r>
+        <w:rPr>
+          <w:rFonts w:ascii="Courier New" w:hAnsi="Courier New"/>
+          <w:sz w:val="18"/>
+        </w:rPr>
+        <w:t xml:space="preserve">  ejemplo:      "La Dra. Vega consultó a Renata el martes por dolor lumbar"</w:t>
+      </w:r>
+    </w:p>
+    <w:p>
+      <w:pPr>
+        <w:ind w:left="432"/>
+      </w:pPr>
+    </w:p>
+    <w:p>
+      <w:pPr>
+        <w:ind w:left="432"/>
+      </w:pPr>
+      <w:r>
+        <w:rPr>
+          <w:rFonts w:ascii="Courier New" w:hAnsi="Courier New"/>
+          <w:sz w:val="18"/>
+        </w:rPr>
+        <w:t>verbo: prescribir</w:t>
+      </w:r>
+    </w:p>
+    <w:p>
+      <w:pPr>
+        <w:ind w:left="432"/>
+      </w:pPr>
+      <w:r>
+        <w:rPr>
+          <w:rFonts w:ascii="Courier New" w:hAnsi="Courier New"/>
+          <w:sz w:val="18"/>
+        </w:rPr>
+        <w:t xml:space="preserve">  tipo_situacion: accion_prescribir</w:t>
+      </w:r>
+    </w:p>
+    <w:p>
+      <w:pPr>
+        <w:ind w:left="432"/>
+      </w:pPr>
+      <w:r>
+        <w:rPr>
+          <w:rFonts w:ascii="Courier New" w:hAnsi="Courier New"/>
+          <w:sz w:val="18"/>
+        </w:rPr>
+        <w:t xml:space="preserve">  roles:</w:t>
+      </w:r>
+    </w:p>
+    <w:p>
+      <w:pPr>
+        <w:ind w:left="432"/>
+      </w:pPr>
+      <w:r>
+        <w:rPr>
+          <w:rFonts w:ascii="Courier New" w:hAnsi="Courier New"/>
+          <w:sz w:val="18"/>
+        </w:rPr>
+        <w:t xml:space="preserve">    agente:        ["médico", "prescriptor"]</w:t>
+      </w:r>
+    </w:p>
+    <w:p>
+      <w:pPr>
+        <w:ind w:left="432"/>
+      </w:pPr>
+      <w:r>
+        <w:rPr>
+          <w:rFonts w:ascii="Courier New" w:hAnsi="Courier New"/>
+          <w:sz w:val="18"/>
+        </w:rPr>
+        <w:t xml:space="preserve">    paciente:      ["paciente"]</w:t>
+      </w:r>
+    </w:p>
+    <w:p>
+      <w:pPr>
+        <w:ind w:left="432"/>
+      </w:pPr>
+      <w:r>
+        <w:rPr>
+          <w:rFonts w:ascii="Courier New" w:hAnsi="Courier New"/>
+          <w:sz w:val="18"/>
+        </w:rPr>
+        <w:t xml:space="preserve">    tema:          ["medicamento", "principio activo"]</w:t>
+      </w:r>
+    </w:p>
+    <w:p>
+      <w:pPr>
+        <w:ind w:left="432"/>
+      </w:pPr>
+      <w:r>
+        <w:rPr>
+          <w:rFonts w:ascii="Courier New" w:hAnsi="Courier New"/>
+          <w:sz w:val="18"/>
+        </w:rPr>
+        <w:t xml:space="preserve">    cantidad:      ["dosis", "miligramos"]</w:t>
+      </w:r>
+    </w:p>
+    <w:p>
+      <w:pPr>
+        <w:ind w:left="432"/>
+      </w:pPr>
+      <w:r>
+        <w:rPr>
+          <w:rFonts w:ascii="Courier New" w:hAnsi="Courier New"/>
+          <w:sz w:val="18"/>
+        </w:rPr>
+        <w:t xml:space="preserve">    duracion:      ["por cuántos días"]</w:t>
+      </w:r>
+    </w:p>
+    <w:p>
+      <w:pPr>
+        <w:ind w:left="432"/>
+      </w:pPr>
+      <w:r>
+        <w:rPr>
+          <w:rFonts w:ascii="Courier New" w:hAnsi="Courier New"/>
+          <w:sz w:val="18"/>
+        </w:rPr>
+        <w:t xml:space="preserve">    con_finalidad: ["objetivo terapéutico"]</w:t>
+      </w:r>
+    </w:p>
+    <w:p>
+      <w:pPr>
+        <w:ind w:left="432"/>
+      </w:pPr>
+      <w:r>
+        <w:rPr>
+          <w:rFonts w:ascii="Courier New" w:hAnsi="Courier New"/>
+          <w:sz w:val="18"/>
+        </w:rPr>
+        <w:t xml:space="preserve">    justificado_por: ["diagnóstico", "protocolo"]</w:t>
+      </w:r>
+    </w:p>
+    <w:p>
+      <w:pPr>
+        <w:ind w:left="432"/>
+      </w:pPr>
+      <w:r>
+        <w:rPr>
+          <w:rFonts w:ascii="Courier New" w:hAnsi="Courier New"/>
+          <w:sz w:val="18"/>
+        </w:rPr>
+        <w:t xml:space="preserve">  obligatorios: [agente, paciente, tema]</w:t>
+      </w:r>
+    </w:p>
+    <w:p>
+      <w:pPr>
+        <w:ind w:left="432"/>
+      </w:pPr>
+      <w:r>
+        <w:rPr>
+          <w:rFonts w:ascii="Courier New" w:hAnsi="Courier New"/>
+          <w:sz w:val="18"/>
+        </w:rPr>
+        <w:t xml:space="preserve">  ejemplo:      "El cardiólogo prescribió enalapril 10mg diarios para controlar la hipertensión"</w:t>
+      </w:r>
+    </w:p>
+    <w:p>
+      <w:pPr>
+        <w:ind w:left="432"/>
+      </w:pPr>
+    </w:p>
+    <w:p>
+      <w:pPr>
+        <w:ind w:left="432"/>
+      </w:pPr>
+      <w:r>
+        <w:rPr>
+          <w:rFonts w:ascii="Courier New" w:hAnsi="Courier New"/>
+          <w:sz w:val="18"/>
+        </w:rPr>
+        <w:t>verbo: diagnosticar</w:t>
+      </w:r>
+    </w:p>
+    <w:p>
+      <w:pPr>
+        <w:ind w:left="432"/>
+      </w:pPr>
+      <w:r>
+        <w:rPr>
+          <w:rFonts w:ascii="Courier New" w:hAnsi="Courier New"/>
+          <w:sz w:val="18"/>
+        </w:rPr>
+        <w:t xml:space="preserve">  tipo_situacion: accion_diagnosticar</w:t>
+      </w:r>
+    </w:p>
+    <w:p>
+      <w:pPr>
+        <w:ind w:left="432"/>
+      </w:pPr>
+      <w:r>
+        <w:rPr>
+          <w:rFonts w:ascii="Courier New" w:hAnsi="Courier New"/>
+          <w:sz w:val="18"/>
+        </w:rPr>
+        <w:t xml:space="preserve">  roles:</w:t>
+      </w:r>
+    </w:p>
+    <w:p>
+      <w:pPr>
+        <w:ind w:left="432"/>
+      </w:pPr>
+      <w:r>
+        <w:rPr>
+          <w:rFonts w:ascii="Courier New" w:hAnsi="Courier New"/>
+          <w:sz w:val="18"/>
+        </w:rPr>
+        <w:t xml:space="preserve">    agente:        ["médico", "diagnosticador"]</w:t>
+      </w:r>
+    </w:p>
+    <w:p>
+      <w:pPr>
+        <w:ind w:left="432"/>
+      </w:pPr>
+      <w:r>
+        <w:rPr>
+          <w:rFonts w:ascii="Courier New" w:hAnsi="Courier New"/>
+          <w:sz w:val="18"/>
+        </w:rPr>
+        <w:t xml:space="preserve">    paciente:      ["paciente"]</w:t>
+      </w:r>
+    </w:p>
+    <w:p>
+      <w:pPr>
+        <w:ind w:left="432"/>
+      </w:pPr>
+      <w:r>
+        <w:rPr>
+          <w:rFonts w:ascii="Courier New" w:hAnsi="Courier New"/>
+          <w:sz w:val="18"/>
+        </w:rPr>
+        <w:t xml:space="preserve">    tema:          ["diagnóstico", "enfermedad", "condición"]</w:t>
+      </w:r>
+    </w:p>
+    <w:p>
+      <w:pPr>
+        <w:ind w:left="432"/>
+      </w:pPr>
+      <w:r>
+        <w:rPr>
+          <w:rFonts w:ascii="Courier New" w:hAnsi="Courier New"/>
+          <w:sz w:val="18"/>
+        </w:rPr>
+        <w:t xml:space="preserve">    causado_por:   ["evidencia", "síntomas", "estudio"]</w:t>
+      </w:r>
+    </w:p>
+    <w:p>
+      <w:pPr>
+        <w:ind w:left="432"/>
+      </w:pPr>
+      <w:r>
+        <w:rPr>
+          <w:rFonts w:ascii="Courier New" w:hAnsi="Courier New"/>
+          <w:sz w:val="18"/>
+        </w:rPr>
+        <w:t xml:space="preserve">  obligatorios: [agente, paciente, tema]</w:t>
+      </w:r>
+    </w:p>
+    <w:p>
+      <w:pPr>
+        <w:ind w:left="432"/>
+      </w:pPr>
+      <w:r>
+        <w:rPr>
+          <w:rFonts w:ascii="Courier New" w:hAnsi="Courier New"/>
+          <w:sz w:val="18"/>
+        </w:rPr>
+        <w:t xml:space="preserve">  ejemplo:      "El pediatra diagnosticó otitis media aguda basándose en la otoscopia"</w:t>
+      </w:r>
+    </w:p>
+    <w:p>
+      <w:pPr>
+        <w:ind w:left="432"/>
+      </w:pPr>
+    </w:p>
+    <w:p>
+      <w:pPr>
+        <w:ind w:left="432"/>
+      </w:pPr>
+      <w:r>
+        <w:rPr>
+          <w:rFonts w:ascii="Courier New" w:hAnsi="Courier New"/>
+          <w:sz w:val="18"/>
+        </w:rPr>
+        <w:t>verbo: operar</w:t>
+      </w:r>
+    </w:p>
+    <w:p>
+      <w:pPr>
+        <w:ind w:left="432"/>
+      </w:pPr>
+      <w:r>
+        <w:rPr>
+          <w:rFonts w:ascii="Courier New" w:hAnsi="Courier New"/>
+          <w:sz w:val="18"/>
+        </w:rPr>
+        <w:t xml:space="preserve">  tipo_situacion: accion_operar</w:t>
+      </w:r>
+    </w:p>
+    <w:p>
+      <w:pPr>
+        <w:ind w:left="432"/>
+      </w:pPr>
+      <w:r>
+        <w:rPr>
+          <w:rFonts w:ascii="Courier New" w:hAnsi="Courier New"/>
+          <w:sz w:val="18"/>
+        </w:rPr>
+        <w:t xml:space="preserve">  roles:</w:t>
+      </w:r>
+    </w:p>
+    <w:p>
+      <w:pPr>
+        <w:ind w:left="432"/>
+      </w:pPr>
+      <w:r>
+        <w:rPr>
+          <w:rFonts w:ascii="Courier New" w:hAnsi="Courier New"/>
+          <w:sz w:val="18"/>
+        </w:rPr>
+        <w:t xml:space="preserve">    agente:        ["cirujano", "equipo quirúrgico"]</w:t>
+      </w:r>
+    </w:p>
+    <w:p>
+      <w:pPr>
+        <w:ind w:left="432"/>
+      </w:pPr>
+      <w:r>
+        <w:rPr>
+          <w:rFonts w:ascii="Courier New" w:hAnsi="Courier New"/>
+          <w:sz w:val="18"/>
+        </w:rPr>
+        <w:t xml:space="preserve">    paciente:      ["paciente"]</w:t>
+      </w:r>
+    </w:p>
+    <w:p>
+      <w:pPr>
+        <w:ind w:left="432"/>
+      </w:pPr>
+      <w:r>
+        <w:rPr>
+          <w:rFonts w:ascii="Courier New" w:hAnsi="Courier New"/>
+          <w:sz w:val="18"/>
+        </w:rPr>
+        <w:t xml:space="preserve">    tema:          ["zona operada", "órgano"]</w:t>
+      </w:r>
+    </w:p>
+    <w:p>
+      <w:pPr>
+        <w:ind w:left="432"/>
+      </w:pPr>
+      <w:r>
+        <w:rPr>
+          <w:rFonts w:ascii="Courier New" w:hAnsi="Courier New"/>
+          <w:sz w:val="18"/>
+        </w:rPr>
+        <w:t xml:space="preserve">    instrumento:   ["instrumental", "equipo"]</w:t>
+      </w:r>
+    </w:p>
+    <w:p>
+      <w:pPr>
+        <w:ind w:left="432"/>
+      </w:pPr>
+      <w:r>
+        <w:rPr>
+          <w:rFonts w:ascii="Courier New" w:hAnsi="Courier New"/>
+          <w:sz w:val="18"/>
+        </w:rPr>
+        <w:t xml:space="preserve">    con_finalidad: ["objetivo de la intervención"]</w:t>
+      </w:r>
+    </w:p>
+    <w:p>
+      <w:pPr>
+        <w:ind w:left="432"/>
+      </w:pPr>
+      <w:r>
+        <w:rPr>
+          <w:rFonts w:ascii="Courier New" w:hAnsi="Courier New"/>
+          <w:sz w:val="18"/>
+        </w:rPr>
+        <w:t xml:space="preserve">    duracion:      ["duración de la cirugía"]</w:t>
+      </w:r>
+    </w:p>
+    <w:p>
+      <w:pPr>
+        <w:ind w:left="432"/>
+      </w:pPr>
+      <w:r>
+        <w:rPr>
+          <w:rFonts w:ascii="Courier New" w:hAnsi="Courier New"/>
+          <w:sz w:val="18"/>
+        </w:rPr>
+        <w:t xml:space="preserve">  obligatorios: [agente, paciente, tema]</w:t>
+      </w:r>
+    </w:p>
+    <w:p>
+      <w:pPr>
+        <w:ind w:left="432"/>
+      </w:pPr>
+      <w:r>
+        <w:rPr>
+          <w:rFonts w:ascii="Courier New" w:hAnsi="Courier New"/>
+          <w:sz w:val="18"/>
+        </w:rPr>
+        <w:t xml:space="preserve">  ejemplo:      "El Dr. Larrea operó la rodilla de Marcelo durante tres horas para reparar el menisco"</w:t>
+      </w:r>
+    </w:p>
+    <w:p>
+      <w:pPr>
+        <w:ind w:left="432"/>
+      </w:pPr>
+    </w:p>
+    <w:p>
+      <w:pPr>
+        <w:ind w:left="432"/>
+      </w:pPr>
+      <w:r>
+        <w:rPr>
+          <w:rFonts w:ascii="Courier New" w:hAnsi="Courier New"/>
+          <w:sz w:val="18"/>
+        </w:rPr>
+        <w:t>verbo: vacunar</w:t>
+      </w:r>
+    </w:p>
+    <w:p>
+      <w:pPr>
+        <w:ind w:left="432"/>
+      </w:pPr>
+      <w:r>
+        <w:rPr>
+          <w:rFonts w:ascii="Courier New" w:hAnsi="Courier New"/>
+          <w:sz w:val="18"/>
+        </w:rPr>
+        <w:t xml:space="preserve">  tipo_situacion: accion_vacunar</w:t>
+      </w:r>
+    </w:p>
+    <w:p>
+      <w:pPr>
+        <w:ind w:left="432"/>
+      </w:pPr>
+      <w:r>
+        <w:rPr>
+          <w:rFonts w:ascii="Courier New" w:hAnsi="Courier New"/>
+          <w:sz w:val="18"/>
+        </w:rPr>
+        <w:t xml:space="preserve">  roles:</w:t>
+      </w:r>
+    </w:p>
+    <w:p>
+      <w:pPr>
+        <w:ind w:left="432"/>
+      </w:pPr>
+      <w:r>
+        <w:rPr>
+          <w:rFonts w:ascii="Courier New" w:hAnsi="Courier New"/>
+          <w:sz w:val="18"/>
+        </w:rPr>
+        <w:t xml:space="preserve">    agente:        ["enfermera", "personal sanitario"]</w:t>
+      </w:r>
+    </w:p>
+    <w:p>
+      <w:pPr>
+        <w:ind w:left="432"/>
+      </w:pPr>
+      <w:r>
+        <w:rPr>
+          <w:rFonts w:ascii="Courier New" w:hAnsi="Courier New"/>
+          <w:sz w:val="18"/>
+        </w:rPr>
+        <w:t xml:space="preserve">    paciente:      ["paciente", "vacunado"]</w:t>
+      </w:r>
+    </w:p>
+    <w:p>
+      <w:pPr>
+        <w:ind w:left="432"/>
+      </w:pPr>
+      <w:r>
+        <w:rPr>
+          <w:rFonts w:ascii="Courier New" w:hAnsi="Courier New"/>
+          <w:sz w:val="18"/>
+        </w:rPr>
+        <w:t xml:space="preserve">    tema:          ["vacuna", "antígeno"]</w:t>
+      </w:r>
+    </w:p>
+    <w:p>
+      <w:pPr>
+        <w:ind w:left="432"/>
+      </w:pPr>
+      <w:r>
+        <w:rPr>
+          <w:rFonts w:ascii="Courier New" w:hAnsi="Courier New"/>
+          <w:sz w:val="18"/>
+        </w:rPr>
+        <w:t xml:space="preserve">    con_finalidad: ["enfermedad prevenida"]</w:t>
+      </w:r>
+    </w:p>
+    <w:p>
+      <w:pPr>
+        <w:ind w:left="432"/>
+      </w:pPr>
+      <w:r>
+        <w:rPr>
+          <w:rFonts w:ascii="Courier New" w:hAnsi="Courier New"/>
+          <w:sz w:val="18"/>
+        </w:rPr>
+        <w:t xml:space="preserve">  obligatorios: [agente, paciente, tema]</w:t>
+      </w:r>
+    </w:p>
+    <w:p>
+      <w:pPr>
+        <w:ind w:left="432"/>
+      </w:pPr>
+      <w:r>
+        <w:rPr>
+          <w:rFonts w:ascii="Courier New" w:hAnsi="Courier New"/>
+          <w:sz w:val="18"/>
+        </w:rPr>
+        <w:t xml:space="preserve">  ejemplo:      "La enfermera vacunó a 47 niños con la dosis triple viral el sábado"</w:t>
+      </w:r>
+    </w:p>
+    <w:p>
+      <w:pPr>
+        <w:pStyle w:val="Heading3"/>
+      </w:pPr>
+      <w:r>
+        <w:t>Educación</w:t>
+      </w:r>
+    </w:p>
+    <w:p>
+      <w:pPr>
+        <w:ind w:left="432"/>
+      </w:pPr>
+      <w:r>
+        <w:rPr>
+          <w:rFonts w:ascii="Courier New" w:hAnsi="Courier New"/>
+          <w:sz w:val="18"/>
+        </w:rPr>
+        <w:t>verbo: inscribirse</w:t>
+      </w:r>
+    </w:p>
+    <w:p>
+      <w:pPr>
+        <w:ind w:left="432"/>
+      </w:pPr>
+      <w:r>
+        <w:rPr>
+          <w:rFonts w:ascii="Courier New" w:hAnsi="Courier New"/>
+          <w:sz w:val="18"/>
+        </w:rPr>
+        <w:t xml:space="preserve">  tipo_situacion: accion_inscribirse</w:t>
+      </w:r>
+    </w:p>
+    <w:p>
+      <w:pPr>
+        <w:ind w:left="432"/>
+      </w:pPr>
+      <w:r>
+        <w:rPr>
+          <w:rFonts w:ascii="Courier New" w:hAnsi="Courier New"/>
+          <w:sz w:val="18"/>
+        </w:rPr>
+        <w:t xml:space="preserve">  roles:</w:t>
+      </w:r>
+    </w:p>
+    <w:p>
+      <w:pPr>
+        <w:ind w:left="432"/>
+      </w:pPr>
+      <w:r>
+        <w:rPr>
+          <w:rFonts w:ascii="Courier New" w:hAnsi="Courier New"/>
+          <w:sz w:val="18"/>
+        </w:rPr>
+        <w:t xml:space="preserve">    agente:        ["estudiante", "inscripto", "postulante"]</w:t>
+      </w:r>
+    </w:p>
+    <w:p>
+      <w:pPr>
+        <w:ind w:left="432"/>
+      </w:pPr>
+      <w:r>
+        <w:rPr>
+          <w:rFonts w:ascii="Courier New" w:hAnsi="Courier New"/>
+          <w:sz w:val="18"/>
+        </w:rPr>
+        <w:t xml:space="preserve">    tema:          ["curso", "programa", "carrera"]</w:t>
+      </w:r>
+    </w:p>
+    <w:p>
+      <w:pPr>
+        <w:ind w:left="432"/>
+      </w:pPr>
+      <w:r>
+        <w:rPr>
+          <w:rFonts w:ascii="Courier New" w:hAnsi="Courier New"/>
+          <w:sz w:val="18"/>
+        </w:rPr>
+        <w:t xml:space="preserve">    momento:       ["fecha de inscripción"]</w:t>
+      </w:r>
+    </w:p>
+    <w:p>
+      <w:pPr>
+        <w:ind w:left="432"/>
+      </w:pPr>
+      <w:r>
+        <w:rPr>
+          <w:rFonts w:ascii="Courier New" w:hAnsi="Courier New"/>
+          <w:sz w:val="18"/>
+        </w:rPr>
+        <w:t xml:space="preserve">    con_finalidad: ["objetivo académico"]</w:t>
+      </w:r>
+    </w:p>
+    <w:p>
+      <w:pPr>
+        <w:ind w:left="432"/>
+      </w:pPr>
+      <w:r>
+        <w:rPr>
+          <w:rFonts w:ascii="Courier New" w:hAnsi="Courier New"/>
+          <w:sz w:val="18"/>
+        </w:rPr>
+        <w:t xml:space="preserve">  obligatorios: [agente, tema]</w:t>
+      </w:r>
+    </w:p>
+    <w:p>
+      <w:pPr>
+        <w:ind w:left="432"/>
+      </w:pPr>
+      <w:r>
+        <w:rPr>
+          <w:rFonts w:ascii="Courier New" w:hAnsi="Courier New"/>
+          <w:sz w:val="18"/>
+        </w:rPr>
+        <w:t xml:space="preserve">  ejemplo:      "Diana se inscribió en la maestría en ciencia de datos para mejorar su perfil"</w:t>
+      </w:r>
+    </w:p>
+    <w:p>
+      <w:pPr>
+        <w:ind w:left="432"/>
+      </w:pPr>
+    </w:p>
+    <w:p>
+      <w:pPr>
+        <w:ind w:left="432"/>
+      </w:pPr>
+      <w:r>
+        <w:rPr>
+          <w:rFonts w:ascii="Courier New" w:hAnsi="Courier New"/>
+          <w:sz w:val="18"/>
+        </w:rPr>
+        <w:t>verbo: examinar</w:t>
+      </w:r>
+    </w:p>
+    <w:p>
+      <w:pPr>
+        <w:ind w:left="432"/>
+      </w:pPr>
+      <w:r>
+        <w:rPr>
+          <w:rFonts w:ascii="Courier New" w:hAnsi="Courier New"/>
+          <w:sz w:val="18"/>
+        </w:rPr>
+        <w:t xml:space="preserve">  tipo_situacion: accion_examinar</w:t>
+      </w:r>
+    </w:p>
+    <w:p>
+      <w:pPr>
+        <w:ind w:left="432"/>
+      </w:pPr>
+      <w:r>
+        <w:rPr>
+          <w:rFonts w:ascii="Courier New" w:hAnsi="Courier New"/>
+          <w:sz w:val="18"/>
+        </w:rPr>
+        <w:t xml:space="preserve">  roles:</w:t>
+      </w:r>
+    </w:p>
+    <w:p>
+      <w:pPr>
+        <w:ind w:left="432"/>
+      </w:pPr>
+      <w:r>
+        <w:rPr>
+          <w:rFonts w:ascii="Courier New" w:hAnsi="Courier New"/>
+          <w:sz w:val="18"/>
+        </w:rPr>
+        <w:t xml:space="preserve">    agente:        ["examinador", "profesor"]</w:t>
+      </w:r>
+    </w:p>
+    <w:p>
+      <w:pPr>
+        <w:ind w:left="432"/>
+      </w:pPr>
+      <w:r>
+        <w:rPr>
+          <w:rFonts w:ascii="Courier New" w:hAnsi="Courier New"/>
+          <w:sz w:val="18"/>
+        </w:rPr>
+        <w:t xml:space="preserve">    paciente:      ["examinado", "estudiante"]</w:t>
+      </w:r>
+    </w:p>
+    <w:p>
+      <w:pPr>
+        <w:ind w:left="432"/>
+      </w:pPr>
+      <w:r>
+        <w:rPr>
+          <w:rFonts w:ascii="Courier New" w:hAnsi="Courier New"/>
+          <w:sz w:val="18"/>
+        </w:rPr>
+        <w:t xml:space="preserve">    tema:          ["contenido evaluado", "materia"]</w:t>
+      </w:r>
+    </w:p>
+    <w:p>
+      <w:pPr>
+        <w:ind w:left="432"/>
+      </w:pPr>
+      <w:r>
+        <w:rPr>
+          <w:rFonts w:ascii="Courier New" w:hAnsi="Courier New"/>
+          <w:sz w:val="18"/>
+        </w:rPr>
+        <w:t xml:space="preserve">    momento:       ["fecha del examen"]</w:t>
+      </w:r>
+    </w:p>
+    <w:p>
+      <w:pPr>
+        <w:ind w:left="432"/>
+      </w:pPr>
+      <w:r>
+        <w:rPr>
+          <w:rFonts w:ascii="Courier New" w:hAnsi="Courier New"/>
+          <w:sz w:val="18"/>
+        </w:rPr>
+        <w:t xml:space="preserve">    calificacion:  ["nota", "resultado"]</w:t>
+      </w:r>
+    </w:p>
+    <w:p>
+      <w:pPr>
+        <w:ind w:left="432"/>
+      </w:pPr>
+      <w:r>
+        <w:rPr>
+          <w:rFonts w:ascii="Courier New" w:hAnsi="Courier New"/>
+          <w:sz w:val="18"/>
+        </w:rPr>
+        <w:t xml:space="preserve">  obligatorios: [agente, paciente, tema]</w:t>
+      </w:r>
+    </w:p>
+    <w:p>
+      <w:pPr>
+        <w:ind w:left="432"/>
+      </w:pPr>
+      <w:r>
+        <w:rPr>
+          <w:rFonts w:ascii="Courier New" w:hAnsi="Courier New"/>
+          <w:sz w:val="18"/>
+        </w:rPr>
+        <w:t xml:space="preserve">  ejemplo:      "El tribunal examinó a Andrés sobre cálculo integral y le puso un 8.5"</w:t>
+      </w:r>
+    </w:p>
+    <w:p>
+      <w:pPr>
+        <w:ind w:left="432"/>
+      </w:pPr>
+    </w:p>
+    <w:p>
+      <w:pPr>
+        <w:ind w:left="432"/>
+      </w:pPr>
+      <w:r>
+        <w:rPr>
+          <w:rFonts w:ascii="Courier New" w:hAnsi="Courier New"/>
+          <w:sz w:val="18"/>
+        </w:rPr>
+        <w:t>verbo: graduarse</w:t>
+      </w:r>
+    </w:p>
+    <w:p>
+      <w:pPr>
+        <w:ind w:left="432"/>
+      </w:pPr>
+      <w:r>
+        <w:rPr>
+          <w:rFonts w:ascii="Courier New" w:hAnsi="Courier New"/>
+          <w:sz w:val="18"/>
+        </w:rPr>
+        <w:t xml:space="preserve">  tipo_situacion: accion_graduarse</w:t>
+      </w:r>
+    </w:p>
+    <w:p>
+      <w:pPr>
+        <w:ind w:left="432"/>
+      </w:pPr>
+      <w:r>
+        <w:rPr>
+          <w:rFonts w:ascii="Courier New" w:hAnsi="Courier New"/>
+          <w:sz w:val="18"/>
+        </w:rPr>
+        <w:t xml:space="preserve">  roles:</w:t>
+      </w:r>
+    </w:p>
+    <w:p>
+      <w:pPr>
+        <w:ind w:left="432"/>
+      </w:pPr>
+      <w:r>
+        <w:rPr>
+          <w:rFonts w:ascii="Courier New" w:hAnsi="Courier New"/>
+          <w:sz w:val="18"/>
+        </w:rPr>
+        <w:t xml:space="preserve">    agente:        ["graduado", "el que se gradúa"]</w:t>
+      </w:r>
+    </w:p>
+    <w:p>
+      <w:pPr>
+        <w:ind w:left="432"/>
+      </w:pPr>
+      <w:r>
+        <w:rPr>
+          <w:rFonts w:ascii="Courier New" w:hAnsi="Courier New"/>
+          <w:sz w:val="18"/>
+        </w:rPr>
+        <w:t xml:space="preserve">    tema:          ["título obtenido", "carrera"]</w:t>
+      </w:r>
+    </w:p>
+    <w:p>
+      <w:pPr>
+        <w:ind w:left="432"/>
+      </w:pPr>
+      <w:r>
+        <w:rPr>
+          <w:rFonts w:ascii="Courier New" w:hAnsi="Courier New"/>
+          <w:sz w:val="18"/>
+        </w:rPr>
+        <w:t xml:space="preserve">    lugar_de:      ["institución", "universidad"]</w:t>
+      </w:r>
+    </w:p>
+    <w:p>
+      <w:pPr>
+        <w:ind w:left="432"/>
+      </w:pPr>
+      <w:r>
+        <w:rPr>
+          <w:rFonts w:ascii="Courier New" w:hAnsi="Courier New"/>
+          <w:sz w:val="18"/>
+        </w:rPr>
+        <w:t xml:space="preserve">    momento:       ["fecha de graduación"]</w:t>
+      </w:r>
+    </w:p>
+    <w:p>
+      <w:pPr>
+        <w:ind w:left="432"/>
+      </w:pPr>
+      <w:r>
+        <w:rPr>
+          <w:rFonts w:ascii="Courier New" w:hAnsi="Courier New"/>
+          <w:sz w:val="18"/>
+        </w:rPr>
+        <w:t xml:space="preserve">  obligatorios: [agente, tema]</w:t>
+      </w:r>
+    </w:p>
+    <w:p>
+      <w:pPr>
+        <w:ind w:left="432"/>
+      </w:pPr>
+      <w:r>
+        <w:rPr>
+          <w:rFonts w:ascii="Courier New" w:hAnsi="Courier New"/>
+          <w:sz w:val="18"/>
+        </w:rPr>
+        <w:t xml:space="preserve">  ejemplo:      "Camila se graduó de ingeniera civil en la Universidad Nacional en 2026"</w:t>
+      </w:r>
+    </w:p>
+    <w:p>
+      <w:pPr>
+        <w:ind w:left="432"/>
+      </w:pPr>
+    </w:p>
+    <w:p>
+      <w:pPr>
+        <w:ind w:left="432"/>
+      </w:pPr>
+      <w:r>
+        <w:rPr>
+          <w:rFonts w:ascii="Courier New" w:hAnsi="Courier New"/>
+          <w:sz w:val="18"/>
+        </w:rPr>
+        <w:t>verbo: enseñar</w:t>
+      </w:r>
+    </w:p>
+    <w:p>
+      <w:pPr>
+        <w:ind w:left="432"/>
+      </w:pPr>
+      <w:r>
+        <w:rPr>
+          <w:rFonts w:ascii="Courier New" w:hAnsi="Courier New"/>
+          <w:sz w:val="18"/>
+        </w:rPr>
+        <w:t xml:space="preserve">  tipo_situacion: accion_ensenar</w:t>
+      </w:r>
+    </w:p>
+    <w:p>
+      <w:pPr>
+        <w:ind w:left="432"/>
+      </w:pPr>
+      <w:r>
+        <w:rPr>
+          <w:rFonts w:ascii="Courier New" w:hAnsi="Courier New"/>
+          <w:sz w:val="18"/>
+        </w:rPr>
+        <w:t xml:space="preserve">  roles:</w:t>
+      </w:r>
+    </w:p>
+    <w:p>
+      <w:pPr>
+        <w:ind w:left="432"/>
+      </w:pPr>
+      <w:r>
+        <w:rPr>
+          <w:rFonts w:ascii="Courier New" w:hAnsi="Courier New"/>
+          <w:sz w:val="18"/>
+        </w:rPr>
+        <w:t xml:space="preserve">    agente:        ["docente", "profesor", "instructor"]</w:t>
+      </w:r>
+    </w:p>
+    <w:p>
+      <w:pPr>
+        <w:ind w:left="432"/>
+      </w:pPr>
+      <w:r>
+        <w:rPr>
+          <w:rFonts w:ascii="Courier New" w:hAnsi="Courier New"/>
+          <w:sz w:val="18"/>
+        </w:rPr>
+        <w:t xml:space="preserve">    beneficiario:  ["alumno", "estudiante", "audiencia"]</w:t>
+      </w:r>
+    </w:p>
+    <w:p>
+      <w:pPr>
+        <w:ind w:left="432"/>
+      </w:pPr>
+      <w:r>
+        <w:rPr>
+          <w:rFonts w:ascii="Courier New" w:hAnsi="Courier New"/>
+          <w:sz w:val="18"/>
+        </w:rPr>
+        <w:t xml:space="preserve">    tema:          ["materia", "contenido", "concepto"]</w:t>
+      </w:r>
+    </w:p>
+    <w:p>
+      <w:pPr>
+        <w:ind w:left="432"/>
+      </w:pPr>
+      <w:r>
+        <w:rPr>
+          <w:rFonts w:ascii="Courier New" w:hAnsi="Courier New"/>
+          <w:sz w:val="18"/>
+        </w:rPr>
+        <w:t xml:space="preserve">    instrumento:   ["método", "material didáctico"]</w:t>
+      </w:r>
+    </w:p>
+    <w:p>
+      <w:pPr>
+        <w:ind w:left="432"/>
+      </w:pPr>
+      <w:r>
+        <w:rPr>
+          <w:rFonts w:ascii="Courier New" w:hAnsi="Courier New"/>
+          <w:sz w:val="18"/>
+        </w:rPr>
+        <w:t xml:space="preserve">  obligatorios: [agente, beneficiario, tema]</w:t>
+      </w:r>
+    </w:p>
+    <w:p>
+      <w:pPr>
+        <w:ind w:left="432"/>
+      </w:pPr>
+      <w:r>
+        <w:rPr>
+          <w:rFonts w:ascii="Courier New" w:hAnsi="Courier New"/>
+          <w:sz w:val="18"/>
+        </w:rPr>
+        <w:t xml:space="preserve">  ejemplo:      "El profesor Méndez enseñó programación a 25 alumnos durante tres meses"</w:t>
+      </w:r>
+    </w:p>
+    <w:p>
+      <w:pPr>
+        <w:pStyle w:val="Heading3"/>
+      </w:pPr>
+      <w:r>
+        <w:t>Legal y gobierno</w:t>
+      </w:r>
+    </w:p>
+    <w:p>
+      <w:pPr>
+        <w:ind w:left="432"/>
+      </w:pPr>
+      <w:r>
+        <w:rPr>
+          <w:rFonts w:ascii="Courier New" w:hAnsi="Courier New"/>
+          <w:sz w:val="18"/>
+        </w:rPr>
+        <w:t>verbo: firmar</w:t>
+      </w:r>
+    </w:p>
+    <w:p>
+      <w:pPr>
+        <w:ind w:left="432"/>
+      </w:pPr>
+      <w:r>
+        <w:rPr>
+          <w:rFonts w:ascii="Courier New" w:hAnsi="Courier New"/>
+          <w:sz w:val="18"/>
+        </w:rPr>
+        <w:t xml:space="preserve">  tipo_situacion: accion_firmar</w:t>
+      </w:r>
+    </w:p>
+    <w:p>
+      <w:pPr>
+        <w:ind w:left="432"/>
+      </w:pPr>
+      <w:r>
+        <w:rPr>
+          <w:rFonts w:ascii="Courier New" w:hAnsi="Courier New"/>
+          <w:sz w:val="18"/>
+        </w:rPr>
+        <w:t xml:space="preserve">  roles:</w:t>
+      </w:r>
+    </w:p>
+    <w:p>
+      <w:pPr>
+        <w:ind w:left="432"/>
+      </w:pPr>
+      <w:r>
+        <w:rPr>
+          <w:rFonts w:ascii="Courier New" w:hAnsi="Courier New"/>
+          <w:sz w:val="18"/>
+        </w:rPr>
+        <w:t xml:space="preserve">    agente:        ["firmante", "el que firma"]</w:t>
+      </w:r>
+    </w:p>
+    <w:p>
+      <w:pPr>
+        <w:ind w:left="432"/>
+      </w:pPr>
+      <w:r>
+        <w:rPr>
+          <w:rFonts w:ascii="Courier New" w:hAnsi="Courier New"/>
+          <w:sz w:val="18"/>
+        </w:rPr>
+        <w:t xml:space="preserve">    tema:          ["documento", "contrato", "acuerdo"]</w:t>
+      </w:r>
+    </w:p>
+    <w:p>
+      <w:pPr>
+        <w:ind w:left="432"/>
+      </w:pPr>
+      <w:r>
+        <w:rPr>
+          <w:rFonts w:ascii="Courier New" w:hAnsi="Courier New"/>
+          <w:sz w:val="18"/>
+        </w:rPr>
+        <w:t xml:space="preserve">    momento:       ["fecha de firma"]</w:t>
+      </w:r>
+    </w:p>
+    <w:p>
+      <w:pPr>
+        <w:ind w:left="432"/>
+      </w:pPr>
+      <w:r>
+        <w:rPr>
+          <w:rFonts w:ascii="Courier New" w:hAnsi="Courier New"/>
+          <w:sz w:val="18"/>
+        </w:rPr>
+        <w:t xml:space="preserve">    lugar_de:      ["lugar de firma"]</w:t>
+      </w:r>
+    </w:p>
+    <w:p>
+      <w:pPr>
+        <w:ind w:left="432"/>
+      </w:pPr>
+      <w:r>
+        <w:rPr>
+          <w:rFonts w:ascii="Courier New" w:hAnsi="Courier New"/>
+          <w:sz w:val="18"/>
+        </w:rPr>
+        <w:t xml:space="preserve">  obligatorios: [agente, tema]</w:t>
+      </w:r>
+    </w:p>
+    <w:p>
+      <w:pPr>
+        <w:ind w:left="432"/>
+      </w:pPr>
+      <w:r>
+        <w:rPr>
+          <w:rFonts w:ascii="Courier New" w:hAnsi="Courier New"/>
+          <w:sz w:val="18"/>
+        </w:rPr>
+        <w:t xml:space="preserve">  ejemplo:      "Eduardo firmó el contrato de alquiler el lunes en la escribanía"</w:t>
+      </w:r>
+    </w:p>
+    <w:p>
+      <w:pPr>
+        <w:ind w:left="432"/>
+      </w:pPr>
+    </w:p>
+    <w:p>
+      <w:pPr>
+        <w:ind w:left="432"/>
+      </w:pPr>
+      <w:r>
+        <w:rPr>
+          <w:rFonts w:ascii="Courier New" w:hAnsi="Courier New"/>
+          <w:sz w:val="18"/>
+        </w:rPr>
+        <w:t>verbo: denunciar</w:t>
+      </w:r>
+    </w:p>
+    <w:p>
+      <w:pPr>
+        <w:ind w:left="432"/>
+      </w:pPr>
+      <w:r>
+        <w:rPr>
+          <w:rFonts w:ascii="Courier New" w:hAnsi="Courier New"/>
+          <w:sz w:val="18"/>
+        </w:rPr>
+        <w:t xml:space="preserve">  tipo_situacion: accion_denunciar</w:t>
+      </w:r>
+    </w:p>
+    <w:p>
+      <w:pPr>
+        <w:ind w:left="432"/>
+      </w:pPr>
+      <w:r>
+        <w:rPr>
+          <w:rFonts w:ascii="Courier New" w:hAnsi="Courier New"/>
+          <w:sz w:val="18"/>
+        </w:rPr>
+        <w:t xml:space="preserve">  roles:</w:t>
+      </w:r>
+    </w:p>
+    <w:p>
+      <w:pPr>
+        <w:ind w:left="432"/>
+      </w:pPr>
+      <w:r>
+        <w:rPr>
+          <w:rFonts w:ascii="Courier New" w:hAnsi="Courier New"/>
+          <w:sz w:val="18"/>
+        </w:rPr>
+        <w:t xml:space="preserve">    agente:        ["denunciante", "el que denuncia"]</w:t>
+      </w:r>
+    </w:p>
+    <w:p>
+      <w:pPr>
+        <w:ind w:left="432"/>
+      </w:pPr>
+      <w:r>
+        <w:rPr>
+          <w:rFonts w:ascii="Courier New" w:hAnsi="Courier New"/>
+          <w:sz w:val="18"/>
+        </w:rPr>
+        <w:t xml:space="preserve">    paciente:      ["denunciado", "acusado"]</w:t>
+      </w:r>
+    </w:p>
+    <w:p>
+      <w:pPr>
+        <w:ind w:left="432"/>
+      </w:pPr>
+      <w:r>
+        <w:rPr>
+          <w:rFonts w:ascii="Courier New" w:hAnsi="Courier New"/>
+          <w:sz w:val="18"/>
+        </w:rPr>
+        <w:t xml:space="preserve">    tema:          ["hecho denunciado", "delito", "irregularidad"]</w:t>
+      </w:r>
+    </w:p>
+    <w:p>
+      <w:pPr>
+        <w:ind w:left="432"/>
+      </w:pPr>
+      <w:r>
+        <w:rPr>
+          <w:rFonts w:ascii="Courier New" w:hAnsi="Courier New"/>
+          <w:sz w:val="18"/>
+        </w:rPr>
+        <w:t xml:space="preserve">    beneficiario:  ["autoridad receptora", "fiscalía", "policía"]</w:t>
+      </w:r>
+    </w:p>
+    <w:p>
+      <w:pPr>
+        <w:ind w:left="432"/>
+      </w:pPr>
+      <w:r>
+        <w:rPr>
+          <w:rFonts w:ascii="Courier New" w:hAnsi="Courier New"/>
+          <w:sz w:val="18"/>
+        </w:rPr>
+        <w:t xml:space="preserve">  obligatorios: [agente, paciente, tema]</w:t>
+      </w:r>
+    </w:p>
+    <w:p>
+      <w:pPr>
+        <w:ind w:left="432"/>
+      </w:pPr>
+      <w:r>
+        <w:rPr>
+          <w:rFonts w:ascii="Courier New" w:hAnsi="Courier New"/>
+          <w:sz w:val="18"/>
+        </w:rPr>
+        <w:t xml:space="preserve">  ejemplo:      "La asamblea denunció al constructor por daño ambiental ante la fiscalía"</w:t>
+      </w:r>
+    </w:p>
+    <w:p>
+      <w:pPr>
+        <w:ind w:left="432"/>
+      </w:pPr>
+    </w:p>
+    <w:p>
+      <w:pPr>
+        <w:ind w:left="432"/>
+      </w:pPr>
+      <w:r>
+        <w:rPr>
+          <w:rFonts w:ascii="Courier New" w:hAnsi="Courier New"/>
+          <w:sz w:val="18"/>
+        </w:rPr>
+        <w:t>verbo: multar</w:t>
+      </w:r>
+    </w:p>
+    <w:p>
+      <w:pPr>
+        <w:ind w:left="432"/>
+      </w:pPr>
+      <w:r>
+        <w:rPr>
+          <w:rFonts w:ascii="Courier New" w:hAnsi="Courier New"/>
+          <w:sz w:val="18"/>
+        </w:rPr>
+        <w:t xml:space="preserve">  tipo_situacion: accion_multar</w:t>
+      </w:r>
+    </w:p>
+    <w:p>
+      <w:pPr>
+        <w:ind w:left="432"/>
+      </w:pPr>
+      <w:r>
+        <w:rPr>
+          <w:rFonts w:ascii="Courier New" w:hAnsi="Courier New"/>
+          <w:sz w:val="18"/>
+        </w:rPr>
+        <w:t xml:space="preserve">  roles:</w:t>
+      </w:r>
+    </w:p>
+    <w:p>
+      <w:pPr>
+        <w:ind w:left="432"/>
+      </w:pPr>
+      <w:r>
+        <w:rPr>
+          <w:rFonts w:ascii="Courier New" w:hAnsi="Courier New"/>
+          <w:sz w:val="18"/>
+        </w:rPr>
+        <w:t xml:space="preserve">    agente:        ["autoridad", "oficial", "ente regulador"]</w:t>
+      </w:r>
+    </w:p>
+    <w:p>
+      <w:pPr>
+        <w:ind w:left="432"/>
+      </w:pPr>
+      <w:r>
+        <w:rPr>
+          <w:rFonts w:ascii="Courier New" w:hAnsi="Courier New"/>
+          <w:sz w:val="18"/>
+        </w:rPr>
+        <w:t xml:space="preserve">    paciente:      ["multado", "infractor"]</w:t>
+      </w:r>
+    </w:p>
+    <w:p>
+      <w:pPr>
+        <w:ind w:left="432"/>
+      </w:pPr>
+      <w:r>
+        <w:rPr>
+          <w:rFonts w:ascii="Courier New" w:hAnsi="Courier New"/>
+          <w:sz w:val="18"/>
+        </w:rPr>
+        <w:t xml:space="preserve">    monto:         ["importe de la multa"]</w:t>
+      </w:r>
+    </w:p>
+    <w:p>
+      <w:pPr>
+        <w:ind w:left="432"/>
+      </w:pPr>
+      <w:r>
+        <w:rPr>
+          <w:rFonts w:ascii="Courier New" w:hAnsi="Courier New"/>
+          <w:sz w:val="18"/>
+        </w:rPr>
+        <w:t xml:space="preserve">    causado_por:   ["infracción cometida"]</w:t>
+      </w:r>
+    </w:p>
+    <w:p>
+      <w:pPr>
+        <w:ind w:left="432"/>
+      </w:pPr>
+      <w:r>
+        <w:rPr>
+          <w:rFonts w:ascii="Courier New" w:hAnsi="Courier New"/>
+          <w:sz w:val="18"/>
+        </w:rPr>
+        <w:t xml:space="preserve">    justificado_por: ["norma aplicada", "artículo legal"]</w:t>
+      </w:r>
+    </w:p>
+    <w:p>
+      <w:pPr>
+        <w:ind w:left="432"/>
+      </w:pPr>
+      <w:r>
+        <w:rPr>
+          <w:rFonts w:ascii="Courier New" w:hAnsi="Courier New"/>
+          <w:sz w:val="18"/>
+        </w:rPr>
+        <w:t xml:space="preserve">  obligatorios: [agente, paciente, monto, causado_por, justificado_por]</w:t>
+      </w:r>
+    </w:p>
+    <w:p>
+      <w:pPr>
+        <w:ind w:left="432"/>
+      </w:pPr>
+      <w:r>
+        <w:rPr>
+          <w:rFonts w:ascii="Courier New" w:hAnsi="Courier New"/>
+          <w:sz w:val="18"/>
+        </w:rPr>
+        <w:t xml:space="preserve">  ejemplo:      "El SUNAT multó a la empresa con 8.500 dólares por declaración tardía"</w:t>
+      </w:r>
+    </w:p>
+    <w:p>
+      <w:pPr>
+        <w:ind w:left="432"/>
+      </w:pPr>
+    </w:p>
+    <w:p>
+      <w:pPr>
+        <w:ind w:left="432"/>
+      </w:pPr>
+      <w:r>
+        <w:rPr>
+          <w:rFonts w:ascii="Courier New" w:hAnsi="Courier New"/>
+          <w:sz w:val="18"/>
+        </w:rPr>
+        <w:t>verbo: votar</w:t>
+      </w:r>
+    </w:p>
+    <w:p>
+      <w:pPr>
+        <w:ind w:left="432"/>
+      </w:pPr>
+      <w:r>
+        <w:rPr>
+          <w:rFonts w:ascii="Courier New" w:hAnsi="Courier New"/>
+          <w:sz w:val="18"/>
+        </w:rPr>
+        <w:t xml:space="preserve">  tipo_situacion: accion_votar</w:t>
+      </w:r>
+    </w:p>
+    <w:p>
+      <w:pPr>
+        <w:ind w:left="432"/>
+      </w:pPr>
+      <w:r>
+        <w:rPr>
+          <w:rFonts w:ascii="Courier New" w:hAnsi="Courier New"/>
+          <w:sz w:val="18"/>
+        </w:rPr>
+        <w:t xml:space="preserve">  roles:</w:t>
+      </w:r>
+    </w:p>
+    <w:p>
+      <w:pPr>
+        <w:ind w:left="432"/>
+      </w:pPr>
+      <w:r>
+        <w:rPr>
+          <w:rFonts w:ascii="Courier New" w:hAnsi="Courier New"/>
+          <w:sz w:val="18"/>
+        </w:rPr>
+        <w:t xml:space="preserve">    agente:        ["votante", "elector"]</w:t>
+      </w:r>
+    </w:p>
+    <w:p>
+      <w:pPr>
+        <w:ind w:left="432"/>
+      </w:pPr>
+      <w:r>
+        <w:rPr>
+          <w:rFonts w:ascii="Courier New" w:hAnsi="Courier New"/>
+          <w:sz w:val="18"/>
+        </w:rPr>
+        <w:t xml:space="preserve">    tema:          ["candidato", "opción", "moción"]</w:t>
+      </w:r>
+    </w:p>
+    <w:p>
+      <w:pPr>
+        <w:ind w:left="432"/>
+      </w:pPr>
+      <w:r>
+        <w:rPr>
+          <w:rFonts w:ascii="Courier New" w:hAnsi="Courier New"/>
+          <w:sz w:val="18"/>
+        </w:rPr>
+        <w:t xml:space="preserve">    lugar_de:      ["mesa de votación", "centro electoral"]</w:t>
+      </w:r>
+    </w:p>
+    <w:p>
+      <w:pPr>
+        <w:ind w:left="432"/>
+      </w:pPr>
+      <w:r>
+        <w:rPr>
+          <w:rFonts w:ascii="Courier New" w:hAnsi="Courier New"/>
+          <w:sz w:val="18"/>
+        </w:rPr>
+        <w:t xml:space="preserve">    momento:       ["fecha de la elección"]</w:t>
+      </w:r>
+    </w:p>
+    <w:p>
+      <w:pPr>
+        <w:ind w:left="432"/>
+      </w:pPr>
+      <w:r>
+        <w:rPr>
+          <w:rFonts w:ascii="Courier New" w:hAnsi="Courier New"/>
+          <w:sz w:val="18"/>
+        </w:rPr>
+        <w:t xml:space="preserve">  obligatorios: [agente, tema]</w:t>
+      </w:r>
+    </w:p>
+    <w:p>
+      <w:pPr>
+        <w:ind w:left="432"/>
+      </w:pPr>
+      <w:r>
+        <w:rPr>
+          <w:rFonts w:ascii="Courier New" w:hAnsi="Courier New"/>
+          <w:sz w:val="18"/>
+        </w:rPr>
+        <w:t xml:space="preserve">  ejemplo:      "Mariana votó por la lista 14 en la mesa 087 el domingo en la mañana"</w:t>
+      </w:r>
+    </w:p>
+    <w:p>
+      <w:pPr>
+        <w:pStyle w:val="Heading3"/>
+      </w:pPr>
+      <w:r>
+        <w:t>Trabajo y empleo</w:t>
+      </w:r>
+    </w:p>
+    <w:p>
+      <w:pPr>
+        <w:ind w:left="432"/>
+      </w:pPr>
+      <w:r>
+        <w:rPr>
+          <w:rFonts w:ascii="Courier New" w:hAnsi="Courier New"/>
+          <w:sz w:val="18"/>
+        </w:rPr>
+        <w:t>verbo: contratar</w:t>
+      </w:r>
+    </w:p>
+    <w:p>
+      <w:pPr>
+        <w:ind w:left="432"/>
+      </w:pPr>
+      <w:r>
+        <w:rPr>
+          <w:rFonts w:ascii="Courier New" w:hAnsi="Courier New"/>
+          <w:sz w:val="18"/>
+        </w:rPr>
+        <w:t xml:space="preserve">  tipo_situacion: accion_contratar</w:t>
+      </w:r>
+    </w:p>
+    <w:p>
+      <w:pPr>
+        <w:ind w:left="432"/>
+      </w:pPr>
+      <w:r>
+        <w:rPr>
+          <w:rFonts w:ascii="Courier New" w:hAnsi="Courier New"/>
+          <w:sz w:val="18"/>
+        </w:rPr>
+        <w:t xml:space="preserve">  roles:</w:t>
+      </w:r>
+    </w:p>
+    <w:p>
+      <w:pPr>
+        <w:ind w:left="432"/>
+      </w:pPr>
+      <w:r>
+        <w:rPr>
+          <w:rFonts w:ascii="Courier New" w:hAnsi="Courier New"/>
+          <w:sz w:val="18"/>
+        </w:rPr>
+        <w:t xml:space="preserve">    agente:        ["empleador", "empresa contratante"]</w:t>
+      </w:r>
+    </w:p>
+    <w:p>
+      <w:pPr>
+        <w:ind w:left="432"/>
+      </w:pPr>
+      <w:r>
+        <w:rPr>
+          <w:rFonts w:ascii="Courier New" w:hAnsi="Courier New"/>
+          <w:sz w:val="18"/>
+        </w:rPr>
+        <w:t xml:space="preserve">    beneficiario:  ["empleado", "contratado"]</w:t>
+      </w:r>
+    </w:p>
+    <w:p>
+      <w:pPr>
+        <w:ind w:left="432"/>
+      </w:pPr>
+      <w:r>
+        <w:rPr>
+          <w:rFonts w:ascii="Courier New" w:hAnsi="Courier New"/>
+          <w:sz w:val="18"/>
+        </w:rPr>
+        <w:t xml:space="preserve">    tema:          ["puesto", "rol", "función"]</w:t>
+      </w:r>
+    </w:p>
+    <w:p>
+      <w:pPr>
+        <w:ind w:left="432"/>
+      </w:pPr>
+      <w:r>
+        <w:rPr>
+          <w:rFonts w:ascii="Courier New" w:hAnsi="Courier New"/>
+          <w:sz w:val="18"/>
+        </w:rPr>
+        <w:t xml:space="preserve">    inicio:        ["fecha de inicio del contrato"]</w:t>
+      </w:r>
+    </w:p>
+    <w:p>
+      <w:pPr>
+        <w:ind w:left="432"/>
+      </w:pPr>
+      <w:r>
+        <w:rPr>
+          <w:rFonts w:ascii="Courier New" w:hAnsi="Courier New"/>
+          <w:sz w:val="18"/>
+        </w:rPr>
+        <w:t xml:space="preserve">    monto:         ["salario", "remuneración"]</w:t>
+      </w:r>
+    </w:p>
+    <w:p>
+      <w:pPr>
+        <w:ind w:left="432"/>
+      </w:pPr>
+      <w:r>
+        <w:rPr>
+          <w:rFonts w:ascii="Courier New" w:hAnsi="Courier New"/>
+          <w:sz w:val="18"/>
+        </w:rPr>
+        <w:t xml:space="preserve">  obligatorios: [agente, beneficiario, tema]</w:t>
+      </w:r>
+    </w:p>
+    <w:p>
+      <w:pPr>
+        <w:ind w:left="432"/>
+      </w:pPr>
+      <w:r>
+        <w:rPr>
+          <w:rFonts w:ascii="Courier New" w:hAnsi="Courier New"/>
+          <w:sz w:val="18"/>
+        </w:rPr>
+        <w:t xml:space="preserve">  ejemplo:      "La empresa contrató a Federico como ingeniero con un salario de 4.500 dólares"</w:t>
+      </w:r>
+    </w:p>
+    <w:p>
+      <w:pPr>
+        <w:ind w:left="432"/>
+      </w:pPr>
+    </w:p>
+    <w:p>
+      <w:pPr>
+        <w:ind w:left="432"/>
+      </w:pPr>
+      <w:r>
+        <w:rPr>
+          <w:rFonts w:ascii="Courier New" w:hAnsi="Courier New"/>
+          <w:sz w:val="18"/>
+        </w:rPr>
+        <w:t>verbo: despedir</w:t>
+      </w:r>
+    </w:p>
+    <w:p>
+      <w:pPr>
+        <w:ind w:left="432"/>
+      </w:pPr>
+      <w:r>
+        <w:rPr>
+          <w:rFonts w:ascii="Courier New" w:hAnsi="Courier New"/>
+          <w:sz w:val="18"/>
+        </w:rPr>
+        <w:t xml:space="preserve">  tipo_situacion: accion_despedir</w:t>
+      </w:r>
+    </w:p>
+    <w:p>
+      <w:pPr>
+        <w:ind w:left="432"/>
+      </w:pPr>
+      <w:r>
+        <w:rPr>
+          <w:rFonts w:ascii="Courier New" w:hAnsi="Courier New"/>
+          <w:sz w:val="18"/>
+        </w:rPr>
+        <w:t xml:space="preserve">  roles:</w:t>
+      </w:r>
+    </w:p>
+    <w:p>
+      <w:pPr>
+        <w:ind w:left="432"/>
+      </w:pPr>
+      <w:r>
+        <w:rPr>
+          <w:rFonts w:ascii="Courier New" w:hAnsi="Courier New"/>
+          <w:sz w:val="18"/>
+        </w:rPr>
+        <w:t xml:space="preserve">    agente:        ["empleador"]</w:t>
+      </w:r>
+    </w:p>
+    <w:p>
+      <w:pPr>
+        <w:ind w:left="432"/>
+      </w:pPr>
+      <w:r>
+        <w:rPr>
+          <w:rFonts w:ascii="Courier New" w:hAnsi="Courier New"/>
+          <w:sz w:val="18"/>
+        </w:rPr>
+        <w:t xml:space="preserve">    paciente:      ["despedido", "ex empleado"]</w:t>
+      </w:r>
+    </w:p>
+    <w:p>
+      <w:pPr>
+        <w:ind w:left="432"/>
+      </w:pPr>
+      <w:r>
+        <w:rPr>
+          <w:rFonts w:ascii="Courier New" w:hAnsi="Courier New"/>
+          <w:sz w:val="18"/>
+        </w:rPr>
+        <w:t xml:space="preserve">    causado_por:   ["causa", "motivo del despido"]</w:t>
+      </w:r>
+    </w:p>
+    <w:p>
+      <w:pPr>
+        <w:ind w:left="432"/>
+      </w:pPr>
+      <w:r>
+        <w:rPr>
+          <w:rFonts w:ascii="Courier New" w:hAnsi="Courier New"/>
+          <w:sz w:val="18"/>
+        </w:rPr>
+        <w:t xml:space="preserve">    justificado_por: ["cláusula contractual", "ley laboral"]</w:t>
+      </w:r>
+    </w:p>
+    <w:p>
+      <w:pPr>
+        <w:ind w:left="432"/>
+      </w:pPr>
+      <w:r>
+        <w:rPr>
+          <w:rFonts w:ascii="Courier New" w:hAnsi="Courier New"/>
+          <w:sz w:val="18"/>
+        </w:rPr>
+        <w:t xml:space="preserve">    momento:       ["fecha de despido"]</w:t>
+      </w:r>
+    </w:p>
+    <w:p>
+      <w:pPr>
+        <w:ind w:left="432"/>
+      </w:pPr>
+      <w:r>
+        <w:rPr>
+          <w:rFonts w:ascii="Courier New" w:hAnsi="Courier New"/>
+          <w:sz w:val="18"/>
+        </w:rPr>
+        <w:t xml:space="preserve">  obligatorios: [agente, paciente]</w:t>
+      </w:r>
+    </w:p>
+    <w:p>
+      <w:pPr>
+        <w:ind w:left="432"/>
+      </w:pPr>
+      <w:r>
+        <w:rPr>
+          <w:rFonts w:ascii="Courier New" w:hAnsi="Courier New"/>
+          <w:sz w:val="18"/>
+        </w:rPr>
+        <w:t xml:space="preserve">  ejemplo:      "La empresa despidió a Roberto en marzo por incumplimiento del reglamento interno"</w:t>
+      </w:r>
+    </w:p>
+    <w:p>
+      <w:pPr>
+        <w:pStyle w:val="Heading3"/>
+      </w:pPr>
+      <w:r>
+        <w:t>Tecnología y operaciones</w:t>
+      </w:r>
+    </w:p>
+    <w:p>
+      <w:pPr>
+        <w:ind w:left="432"/>
+      </w:pPr>
+      <w:r>
+        <w:rPr>
+          <w:rFonts w:ascii="Courier New" w:hAnsi="Courier New"/>
+          <w:sz w:val="18"/>
+        </w:rPr>
+        <w:t>verbo: desplegar</w:t>
+      </w:r>
+    </w:p>
+    <w:p>
+      <w:pPr>
+        <w:ind w:left="432"/>
+      </w:pPr>
+      <w:r>
+        <w:rPr>
+          <w:rFonts w:ascii="Courier New" w:hAnsi="Courier New"/>
+          <w:sz w:val="18"/>
+        </w:rPr>
+        <w:t xml:space="preserve">  tipo_situacion: accion_desplegar</w:t>
+      </w:r>
+    </w:p>
+    <w:p>
+      <w:pPr>
+        <w:ind w:left="432"/>
+      </w:pPr>
+      <w:r>
+        <w:rPr>
+          <w:rFonts w:ascii="Courier New" w:hAnsi="Courier New"/>
+          <w:sz w:val="18"/>
+        </w:rPr>
+        <w:t xml:space="preserve">  roles:</w:t>
+      </w:r>
+    </w:p>
+    <w:p>
+      <w:pPr>
+        <w:ind w:left="432"/>
+      </w:pPr>
+      <w:r>
+        <w:rPr>
+          <w:rFonts w:ascii="Courier New" w:hAnsi="Courier New"/>
+          <w:sz w:val="18"/>
+        </w:rPr>
+        <w:t xml:space="preserve">    agente:        ["devops", "el que despliega", "pipeline"]</w:t>
+      </w:r>
+    </w:p>
+    <w:p>
+      <w:pPr>
+        <w:ind w:left="432"/>
+      </w:pPr>
+      <w:r>
+        <w:rPr>
+          <w:rFonts w:ascii="Courier New" w:hAnsi="Courier New"/>
+          <w:sz w:val="18"/>
+        </w:rPr>
+        <w:t xml:space="preserve">    tema:          ["aplicación", "versión", "release"]</w:t>
+      </w:r>
+    </w:p>
+    <w:p>
+      <w:pPr>
+        <w:ind w:left="432"/>
+      </w:pPr>
+      <w:r>
+        <w:rPr>
+          <w:rFonts w:ascii="Courier New" w:hAnsi="Courier New"/>
+          <w:sz w:val="18"/>
+        </w:rPr>
+        <w:t xml:space="preserve">    lugar_destino: ["entorno", "servidor", "producción"]</w:t>
+      </w:r>
+    </w:p>
+    <w:p>
+      <w:pPr>
+        <w:ind w:left="432"/>
+      </w:pPr>
+      <w:r>
+        <w:rPr>
+          <w:rFonts w:ascii="Courier New" w:hAnsi="Courier New"/>
+          <w:sz w:val="18"/>
+        </w:rPr>
+        <w:t xml:space="preserve">    momento:       ["timestamp del deploy"]</w:t>
+      </w:r>
+    </w:p>
+    <w:p>
+      <w:pPr>
+        <w:ind w:left="432"/>
+      </w:pPr>
+      <w:r>
+        <w:rPr>
+          <w:rFonts w:ascii="Courier New" w:hAnsi="Courier New"/>
+          <w:sz w:val="18"/>
+        </w:rPr>
+        <w:t xml:space="preserve">  obligatorios: [agente, tema, lugar_destino]</w:t>
+      </w:r>
+    </w:p>
+    <w:p>
+      <w:pPr>
+        <w:ind w:left="432"/>
+      </w:pPr>
+      <w:r>
+        <w:rPr>
+          <w:rFonts w:ascii="Courier New" w:hAnsi="Courier New"/>
+          <w:sz w:val="18"/>
+        </w:rPr>
+        <w:t xml:space="preserve">  notas:        "El agente puede ser un humano o un algoritmo automatizado (Regla D5)"</w:t>
+      </w:r>
+    </w:p>
+    <w:p>
+      <w:pPr>
+        <w:ind w:left="432"/>
+      </w:pPr>
+      <w:r>
+        <w:rPr>
+          <w:rFonts w:ascii="Courier New" w:hAnsi="Courier New"/>
+          <w:sz w:val="18"/>
+        </w:rPr>
+        <w:t xml:space="preserve">  ejemplo:      "El pipeline desplegó la versión 3.4.1 en producción el martes a las 9:14"</w:t>
+      </w:r>
+    </w:p>
+    <w:p>
+      <w:pPr>
+        <w:ind w:left="432"/>
+      </w:pPr>
+    </w:p>
+    <w:p>
+      <w:pPr>
+        <w:ind w:left="432"/>
+      </w:pPr>
+      <w:r>
+        <w:rPr>
+          <w:rFonts w:ascii="Courier New" w:hAnsi="Courier New"/>
+          <w:sz w:val="18"/>
+        </w:rPr>
+        <w:t>verbo: fallar</w:t>
+      </w:r>
+    </w:p>
+    <w:p>
+      <w:pPr>
+        <w:ind w:left="432"/>
+      </w:pPr>
+      <w:r>
+        <w:rPr>
+          <w:rFonts w:ascii="Courier New" w:hAnsi="Courier New"/>
+          <w:sz w:val="18"/>
+        </w:rPr>
+        <w:t xml:space="preserve">  tipo_situacion: evento_fallo</w:t>
+      </w:r>
+    </w:p>
+    <w:p>
+      <w:pPr>
+        <w:ind w:left="432"/>
+      </w:pPr>
+      <w:r>
+        <w:rPr>
+          <w:rFonts w:ascii="Courier New" w:hAnsi="Courier New"/>
+          <w:sz w:val="18"/>
+        </w:rPr>
+        <w:t xml:space="preserve">  roles:</w:t>
+      </w:r>
+    </w:p>
+    <w:p>
+      <w:pPr>
+        <w:ind w:left="432"/>
+      </w:pPr>
+      <w:r>
+        <w:rPr>
+          <w:rFonts w:ascii="Courier New" w:hAnsi="Courier New"/>
+          <w:sz w:val="18"/>
+        </w:rPr>
+        <w:t xml:space="preserve">    paciente:      ["sistema afectado", "componente que falló"]</w:t>
+      </w:r>
+    </w:p>
+    <w:p>
+      <w:pPr>
+        <w:ind w:left="432"/>
+      </w:pPr>
+      <w:r>
+        <w:rPr>
+          <w:rFonts w:ascii="Courier New" w:hAnsi="Courier New"/>
+          <w:sz w:val="18"/>
+        </w:rPr>
+        <w:t xml:space="preserve">    causado_por:   ["causa raíz", "trigger"]</w:t>
+      </w:r>
+    </w:p>
+    <w:p>
+      <w:pPr>
+        <w:ind w:left="432"/>
+      </w:pPr>
+      <w:r>
+        <w:rPr>
+          <w:rFonts w:ascii="Courier New" w:hAnsi="Courier New"/>
+          <w:sz w:val="18"/>
+        </w:rPr>
+        <w:t xml:space="preserve">    momento:       ["timestamp del incidente"]</w:t>
+      </w:r>
+    </w:p>
+    <w:p>
+      <w:pPr>
+        <w:ind w:left="432"/>
+      </w:pPr>
+      <w:r>
+        <w:rPr>
+          <w:rFonts w:ascii="Courier New" w:hAnsi="Courier New"/>
+          <w:sz w:val="18"/>
+        </w:rPr>
+        <w:t xml:space="preserve">    duracion:      ["downtime"]</w:t>
+      </w:r>
+    </w:p>
+    <w:p>
+      <w:pPr>
+        <w:ind w:left="432"/>
+      </w:pPr>
+      <w:r>
+        <w:rPr>
+          <w:rFonts w:ascii="Courier New" w:hAnsi="Courier New"/>
+          <w:sz w:val="18"/>
+        </w:rPr>
+        <w:t xml:space="preserve">  obligatorios: [paciente]</w:t>
+      </w:r>
+    </w:p>
+    <w:p>
+      <w:pPr>
+        <w:ind w:left="432"/>
+      </w:pPr>
+      <w:r>
+        <w:rPr>
+          <w:rFonts w:ascii="Courier New" w:hAnsi="Courier New"/>
+          <w:sz w:val="18"/>
+        </w:rPr>
+        <w:t xml:space="preserve">  notas:        "Verbo sin agente. Los sistemas caen sin intervención intencional."</w:t>
+      </w:r>
+    </w:p>
+    <w:p>
+      <w:pPr>
+        <w:ind w:left="432"/>
+      </w:pPr>
+      <w:r>
+        <w:rPr>
+          <w:rFonts w:ascii="Courier New" w:hAnsi="Courier New"/>
+          <w:sz w:val="18"/>
+        </w:rPr>
+        <w:t xml:space="preserve">  ejemplo:      "El servicio de pagos falló durante 47 minutos a causa de un overflow"</w:t>
+      </w:r>
+    </w:p>
+    <w:p>
+      <w:pPr>
+        <w:ind w:left="432"/>
+      </w:pPr>
+    </w:p>
+    <w:p>
+      <w:pPr>
+        <w:ind w:left="432"/>
+      </w:pPr>
+      <w:r>
+        <w:rPr>
+          <w:rFonts w:ascii="Courier New" w:hAnsi="Courier New"/>
+          <w:sz w:val="18"/>
+        </w:rPr>
+        <w:t>verbo: invocar</w:t>
+      </w:r>
+    </w:p>
+    <w:p>
+      <w:pPr>
+        <w:ind w:left="432"/>
+      </w:pPr>
+      <w:r>
+        <w:rPr>
+          <w:rFonts w:ascii="Courier New" w:hAnsi="Courier New"/>
+          <w:sz w:val="18"/>
+        </w:rPr>
+        <w:t xml:space="preserve">  tipo_situacion: accion_invocar_funcion</w:t>
+      </w:r>
+    </w:p>
+    <w:p>
+      <w:pPr>
+        <w:ind w:left="432"/>
+      </w:pPr>
+      <w:r>
+        <w:rPr>
+          <w:rFonts w:ascii="Courier New" w:hAnsi="Courier New"/>
+          <w:sz w:val="18"/>
+        </w:rPr>
+        <w:t xml:space="preserve">  roles:</w:t>
+      </w:r>
+    </w:p>
+    <w:p>
+      <w:pPr>
+        <w:ind w:left="432"/>
+      </w:pPr>
+      <w:r>
+        <w:rPr>
+          <w:rFonts w:ascii="Courier New" w:hAnsi="Courier New"/>
+          <w:sz w:val="18"/>
+        </w:rPr>
+        <w:t xml:space="preserve">    agente:        ["llamador", "cliente API", "LLM"]</w:t>
+      </w:r>
+    </w:p>
+    <w:p>
+      <w:pPr>
+        <w:ind w:left="432"/>
+      </w:pPr>
+      <w:r>
+        <w:rPr>
+          <w:rFonts w:ascii="Courier New" w:hAnsi="Courier New"/>
+          <w:sz w:val="18"/>
+        </w:rPr>
+        <w:t xml:space="preserve">    tema:          ["función invocada", "endpoint"]</w:t>
+      </w:r>
+    </w:p>
+    <w:p>
+      <w:pPr>
+        <w:ind w:left="432"/>
+      </w:pPr>
+      <w:r>
+        <w:rPr>
+          <w:rFonts w:ascii="Courier New" w:hAnsi="Courier New"/>
+          <w:sz w:val="18"/>
+        </w:rPr>
+        <w:t xml:space="preserve">    instrumento:   ["protocolo", "HTTP"]</w:t>
+      </w:r>
+    </w:p>
+    <w:p>
+      <w:pPr>
+        <w:ind w:left="432"/>
+      </w:pPr>
+      <w:r>
+        <w:rPr>
+          <w:rFonts w:ascii="Courier New" w:hAnsi="Courier New"/>
+          <w:sz w:val="18"/>
+        </w:rPr>
+        <w:t xml:space="preserve">    con_finalidad: ["objetivo de la invocación"]</w:t>
+      </w:r>
+    </w:p>
+    <w:p>
+      <w:pPr>
+        <w:ind w:left="432"/>
+      </w:pPr>
+      <w:r>
+        <w:rPr>
+          <w:rFonts w:ascii="Courier New" w:hAnsi="Courier New"/>
+          <w:sz w:val="18"/>
+        </w:rPr>
+        <w:t xml:space="preserve">  obligatorios: [agente, tema]</w:t>
+      </w:r>
+    </w:p>
+    <w:p>
+      <w:pPr>
+        <w:ind w:left="432"/>
+      </w:pPr>
+      <w:r>
+        <w:rPr>
+          <w:rFonts w:ascii="Courier New" w:hAnsi="Courier New"/>
+          <w:sz w:val="18"/>
+        </w:rPr>
+        <w:t xml:space="preserve">  ejemplo:      "Claude invocó la función registrar_venta con los parámetros extraídos"</w:t>
+      </w:r>
+    </w:p>
+    <w:p>
+      <w:pPr>
+        <w:pStyle w:val="Heading3"/>
+      </w:pPr>
+      <w:r>
+        <w:t>Estados mentales (experimentador)</w:t>
+      </w:r>
+    </w:p>
+    <w:p>
+      <w:pPr>
+        <w:ind w:left="432"/>
+      </w:pPr>
+      <w:r>
+        <w:rPr>
+          <w:rFonts w:ascii="Courier New" w:hAnsi="Courier New"/>
+          <w:sz w:val="18"/>
+        </w:rPr>
+        <w:t>verbo: temer</w:t>
+      </w:r>
+    </w:p>
+    <w:p>
+      <w:pPr>
+        <w:ind w:left="432"/>
+      </w:pPr>
+      <w:r>
+        <w:rPr>
+          <w:rFonts w:ascii="Courier New" w:hAnsi="Courier New"/>
+          <w:sz w:val="18"/>
+        </w:rPr>
+        <w:t xml:space="preserve">  tipo_situacion: experiencia_emocional</w:t>
+      </w:r>
+    </w:p>
+    <w:p>
+      <w:pPr>
+        <w:ind w:left="432"/>
+      </w:pPr>
+      <w:r>
+        <w:rPr>
+          <w:rFonts w:ascii="Courier New" w:hAnsi="Courier New"/>
+          <w:sz w:val="18"/>
+        </w:rPr>
+        <w:t xml:space="preserve">  roles:</w:t>
+      </w:r>
+    </w:p>
+    <w:p>
+      <w:pPr>
+        <w:ind w:left="432"/>
+      </w:pPr>
+      <w:r>
+        <w:rPr>
+          <w:rFonts w:ascii="Courier New" w:hAnsi="Courier New"/>
+          <w:sz w:val="18"/>
+        </w:rPr>
+        <w:t xml:space="preserve">    experimentador: ["el que teme", "persona asustada"]</w:t>
+      </w:r>
+    </w:p>
+    <w:p>
+      <w:pPr>
+        <w:ind w:left="432"/>
+      </w:pPr>
+      <w:r>
+        <w:rPr>
+          <w:rFonts w:ascii="Courier New" w:hAnsi="Courier New"/>
+          <w:sz w:val="18"/>
+        </w:rPr>
+        <w:t xml:space="preserve">    tema:           ["lo temido", "objeto del miedo"]</w:t>
+      </w:r>
+    </w:p>
+    <w:p>
+      <w:pPr>
+        <w:ind w:left="432"/>
+      </w:pPr>
+      <w:r>
+        <w:rPr>
+          <w:rFonts w:ascii="Courier New" w:hAnsi="Courier New"/>
+          <w:sz w:val="18"/>
+        </w:rPr>
+        <w:t xml:space="preserve">    inicio:         ["desde cuándo"]</w:t>
+      </w:r>
+    </w:p>
+    <w:p>
+      <w:pPr>
+        <w:ind w:left="432"/>
+      </w:pPr>
+      <w:r>
+        <w:rPr>
+          <w:rFonts w:ascii="Courier New" w:hAnsi="Courier New"/>
+          <w:sz w:val="18"/>
+        </w:rPr>
+        <w:t xml:space="preserve">  obligatorios: [experimentador, tema]</w:t>
+      </w:r>
+    </w:p>
+    <w:p>
+      <w:pPr>
+        <w:ind w:left="432"/>
+      </w:pPr>
+      <w:r>
+        <w:rPr>
+          <w:rFonts w:ascii="Courier New" w:hAnsi="Courier New"/>
+          <w:sz w:val="18"/>
+        </w:rPr>
+        <w:t xml:space="preserve">  notas:        "No hay agente. La persona no actúa, sufre un estado interno."</w:t>
+      </w:r>
+    </w:p>
+    <w:p>
+      <w:pPr>
+        <w:ind w:left="432"/>
+      </w:pPr>
+      <w:r>
+        <w:rPr>
+          <w:rFonts w:ascii="Courier New" w:hAnsi="Courier New"/>
+          <w:sz w:val="18"/>
+        </w:rPr>
+        <w:t xml:space="preserve">  ejemplo:      "Andrés teme a las alturas desde su accidente de niñez"</w:t>
+      </w:r>
+    </w:p>
+    <w:p>
+      <w:pPr>
+        <w:ind w:left="432"/>
+      </w:pPr>
+    </w:p>
+    <w:p>
+      <w:pPr>
+        <w:ind w:left="432"/>
+      </w:pPr>
+      <w:r>
+        <w:rPr>
+          <w:rFonts w:ascii="Courier New" w:hAnsi="Courier New"/>
+          <w:sz w:val="18"/>
+        </w:rPr>
+        <w:t>verbo: gustar</w:t>
+      </w:r>
+    </w:p>
+    <w:p>
+      <w:pPr>
+        <w:ind w:left="432"/>
+      </w:pPr>
+      <w:r>
+        <w:rPr>
+          <w:rFonts w:ascii="Courier New" w:hAnsi="Courier New"/>
+          <w:sz w:val="18"/>
+        </w:rPr>
+        <w:t xml:space="preserve">  tipo_situacion: experiencia_preferencia</w:t>
+      </w:r>
+    </w:p>
+    <w:p>
+      <w:pPr>
+        <w:ind w:left="432"/>
+      </w:pPr>
+      <w:r>
+        <w:rPr>
+          <w:rFonts w:ascii="Courier New" w:hAnsi="Courier New"/>
+          <w:sz w:val="18"/>
+        </w:rPr>
+        <w:t xml:space="preserve">  roles:</w:t>
+      </w:r>
+    </w:p>
+    <w:p>
+      <w:pPr>
+        <w:ind w:left="432"/>
+      </w:pPr>
+      <w:r>
+        <w:rPr>
+          <w:rFonts w:ascii="Courier New" w:hAnsi="Courier New"/>
+          <w:sz w:val="18"/>
+        </w:rPr>
+        <w:t xml:space="preserve">    tema:           ["lo que gusta", "objeto del gusto"]</w:t>
+      </w:r>
+    </w:p>
+    <w:p>
+      <w:pPr>
+        <w:ind w:left="432"/>
+      </w:pPr>
+      <w:r>
+        <w:rPr>
+          <w:rFonts w:ascii="Courier New" w:hAnsi="Courier New"/>
+          <w:sz w:val="18"/>
+        </w:rPr>
+        <w:t xml:space="preserve">    experimentador: ["a quién le gusta"]</w:t>
+      </w:r>
+    </w:p>
+    <w:p>
+      <w:pPr>
+        <w:ind w:left="432"/>
+      </w:pPr>
+      <w:r>
+        <w:rPr>
+          <w:rFonts w:ascii="Courier New" w:hAnsi="Courier New"/>
+          <w:sz w:val="18"/>
+        </w:rPr>
+        <w:t xml:space="preserve">  obligatorios: [tema, experimentador]</w:t>
+      </w:r>
+    </w:p>
+    <w:p>
+      <w:pPr>
+        <w:ind w:left="432"/>
+      </w:pPr>
+      <w:r>
+        <w:rPr>
+          <w:rFonts w:ascii="Courier New" w:hAnsi="Courier New"/>
+          <w:sz w:val="18"/>
+        </w:rPr>
+        <w:t xml:space="preserve">  notas:        "Verbo invertido en español. El sujeto de la frase es la cosa que gusta."</w:t>
+      </w:r>
+    </w:p>
+    <w:p>
+      <w:pPr>
+        <w:ind w:left="432"/>
+      </w:pPr>
+      <w:r>
+        <w:rPr>
+          <w:rFonts w:ascii="Courier New" w:hAnsi="Courier New"/>
+          <w:sz w:val="18"/>
+        </w:rPr>
+        <w:t xml:space="preserve">  ejemplo:      "A Sofía le gusta el jazz brasileño"</w:t>
+      </w:r>
+    </w:p>
+    <w:p>
+      <w:pPr>
+        <w:ind w:left="432"/>
+      </w:pPr>
+    </w:p>
+    <w:p>
+      <w:pPr>
+        <w:ind w:left="432"/>
+      </w:pPr>
+      <w:r>
+        <w:rPr>
+          <w:rFonts w:ascii="Courier New" w:hAnsi="Courier New"/>
+          <w:sz w:val="18"/>
+        </w:rPr>
+        <w:t>verbo: doler</w:t>
+      </w:r>
+    </w:p>
+    <w:p>
+      <w:pPr>
+        <w:ind w:left="432"/>
+      </w:pPr>
+      <w:r>
+        <w:rPr>
+          <w:rFonts w:ascii="Courier New" w:hAnsi="Courier New"/>
+          <w:sz w:val="18"/>
+        </w:rPr>
+        <w:t xml:space="preserve">  tipo_situacion: experiencia_dolor</w:t>
+      </w:r>
+    </w:p>
+    <w:p>
+      <w:pPr>
+        <w:ind w:left="432"/>
+      </w:pPr>
+      <w:r>
+        <w:rPr>
+          <w:rFonts w:ascii="Courier New" w:hAnsi="Courier New"/>
+          <w:sz w:val="18"/>
+        </w:rPr>
+        <w:t xml:space="preserve">  roles:</w:t>
+      </w:r>
+    </w:p>
+    <w:p>
+      <w:pPr>
+        <w:ind w:left="432"/>
+      </w:pPr>
+      <w:r>
+        <w:rPr>
+          <w:rFonts w:ascii="Courier New" w:hAnsi="Courier New"/>
+          <w:sz w:val="18"/>
+        </w:rPr>
+        <w:t xml:space="preserve">    tema:           ["lo que duele", "zona dolorida"]</w:t>
+      </w:r>
+    </w:p>
+    <w:p>
+      <w:pPr>
+        <w:ind w:left="432"/>
+      </w:pPr>
+      <w:r>
+        <w:rPr>
+          <w:rFonts w:ascii="Courier New" w:hAnsi="Courier New"/>
+          <w:sz w:val="18"/>
+        </w:rPr>
+        <w:t xml:space="preserve">    experimentador: ["a quién le duele"]</w:t>
+      </w:r>
+    </w:p>
+    <w:p>
+      <w:pPr>
+        <w:ind w:left="432"/>
+      </w:pPr>
+      <w:r>
+        <w:rPr>
+          <w:rFonts w:ascii="Courier New" w:hAnsi="Courier New"/>
+          <w:sz w:val="18"/>
+        </w:rPr>
+        <w:t xml:space="preserve">    intensidad:     ["nivel del dolor"]</w:t>
+      </w:r>
+    </w:p>
+    <w:p>
+      <w:pPr>
+        <w:ind w:left="432"/>
+      </w:pPr>
+      <w:r>
+        <w:rPr>
+          <w:rFonts w:ascii="Courier New" w:hAnsi="Courier New"/>
+          <w:sz w:val="18"/>
+        </w:rPr>
+        <w:t xml:space="preserve">  obligatorios: [tema, experimentador]</w:t>
+      </w:r>
+    </w:p>
+    <w:p>
+      <w:pPr>
+        <w:ind w:left="432"/>
+      </w:pPr>
+      <w:r>
+        <w:rPr>
+          <w:rFonts w:ascii="Courier New" w:hAnsi="Courier New"/>
+          <w:sz w:val="18"/>
+        </w:rPr>
+        <w:t xml:space="preserve">  ejemplo:      "A Marta le duele la rodilla derecha desde el lunes con una intensidad 7 sobre 10"</w:t>
+      </w:r>
+    </w:p>
+    <w:p>
+      <w:pPr>
+        <w:pStyle w:val="Heading3"/>
+      </w:pPr>
+      <w:r>
+        <w:t>Sin agente: Meteorología y eventos espontáneos</w:t>
+      </w:r>
+    </w:p>
+    <w:p>
+      <w:pPr>
+        <w:ind w:left="432"/>
+      </w:pPr>
+      <w:r>
+        <w:rPr>
+          <w:rFonts w:ascii="Courier New" w:hAnsi="Courier New"/>
+          <w:sz w:val="18"/>
+        </w:rPr>
+        <w:t>verbo: llover</w:t>
+      </w:r>
+    </w:p>
+    <w:p>
+      <w:pPr>
+        <w:ind w:left="432"/>
+      </w:pPr>
+      <w:r>
+        <w:rPr>
+          <w:rFonts w:ascii="Courier New" w:hAnsi="Courier New"/>
+          <w:sz w:val="18"/>
+        </w:rPr>
+        <w:t xml:space="preserve">  tipo_situacion: evento_meteorologico</w:t>
+      </w:r>
+    </w:p>
+    <w:p>
+      <w:pPr>
+        <w:ind w:left="432"/>
+      </w:pPr>
+      <w:r>
+        <w:rPr>
+          <w:rFonts w:ascii="Courier New" w:hAnsi="Courier New"/>
+          <w:sz w:val="18"/>
+        </w:rPr>
+        <w:t xml:space="preserve">  roles:</w:t>
+      </w:r>
+    </w:p>
+    <w:p>
+      <w:pPr>
+        <w:ind w:left="432"/>
+      </w:pPr>
+      <w:r>
+        <w:rPr>
+          <w:rFonts w:ascii="Courier New" w:hAnsi="Courier New"/>
+          <w:sz w:val="18"/>
+        </w:rPr>
+        <w:t xml:space="preserve">    lugar_de:    ["dónde llueve", "región", "ciudad"]</w:t>
+      </w:r>
+    </w:p>
+    <w:p>
+      <w:pPr>
+        <w:ind w:left="432"/>
+      </w:pPr>
+      <w:r>
+        <w:rPr>
+          <w:rFonts w:ascii="Courier New" w:hAnsi="Courier New"/>
+          <w:sz w:val="18"/>
+        </w:rPr>
+        <w:t xml:space="preserve">    momento:     ["cuándo"]</w:t>
+      </w:r>
+    </w:p>
+    <w:p>
+      <w:pPr>
+        <w:ind w:left="432"/>
+      </w:pPr>
+      <w:r>
+        <w:rPr>
+          <w:rFonts w:ascii="Courier New" w:hAnsi="Courier New"/>
+          <w:sz w:val="18"/>
+        </w:rPr>
+        <w:t xml:space="preserve">    intensidad:  ["leve", "moderada", "intensa", "torrencial"]</w:t>
+      </w:r>
+    </w:p>
+    <w:p>
+      <w:pPr>
+        <w:ind w:left="432"/>
+      </w:pPr>
+      <w:r>
+        <w:rPr>
+          <w:rFonts w:ascii="Courier New" w:hAnsi="Courier New"/>
+          <w:sz w:val="18"/>
+        </w:rPr>
+        <w:t xml:space="preserve">    duracion:    ["por cuánto tiempo"]</w:t>
+      </w:r>
+    </w:p>
+    <w:p>
+      <w:pPr>
+        <w:ind w:left="432"/>
+      </w:pPr>
+      <w:r>
+        <w:rPr>
+          <w:rFonts w:ascii="Courier New" w:hAnsi="Courier New"/>
+          <w:sz w:val="18"/>
+        </w:rPr>
+        <w:t xml:space="preserve">  obligatorios: []</w:t>
+      </w:r>
+    </w:p>
+    <w:p>
+      <w:pPr>
+        <w:ind w:left="432"/>
+      </w:pPr>
+      <w:r>
+        <w:rPr>
+          <w:rFonts w:ascii="Courier New" w:hAnsi="Courier New"/>
+          <w:sz w:val="18"/>
+        </w:rPr>
+        <w:t xml:space="preserve">  notas:        "Verbo totalmente impersonal. No tiene roles obligatorios."</w:t>
+      </w:r>
+    </w:p>
+    <w:p>
+      <w:pPr>
+        <w:ind w:left="432"/>
+      </w:pPr>
+      <w:r>
+        <w:rPr>
+          <w:rFonts w:ascii="Courier New" w:hAnsi="Courier New"/>
+          <w:sz w:val="18"/>
+        </w:rPr>
+        <w:t xml:space="preserve">  ejemplo:      "Llovió torrencialmente en Lima durante seis horas el sábado"</w:t>
+      </w:r>
+    </w:p>
+    <w:p>
+      <w:pPr>
+        <w:ind w:left="432"/>
+      </w:pPr>
+    </w:p>
+    <w:p>
+      <w:pPr>
+        <w:ind w:left="432"/>
+      </w:pPr>
+      <w:r>
+        <w:rPr>
+          <w:rFonts w:ascii="Courier New" w:hAnsi="Courier New"/>
+          <w:sz w:val="18"/>
+        </w:rPr>
+        <w:t>verbo: ocurrir</w:t>
+      </w:r>
+    </w:p>
+    <w:p>
+      <w:pPr>
+        <w:ind w:left="432"/>
+      </w:pPr>
+      <w:r>
+        <w:rPr>
+          <w:rFonts w:ascii="Courier New" w:hAnsi="Courier New"/>
+          <w:sz w:val="18"/>
+        </w:rPr>
+        <w:t xml:space="preserve">  tipo_situacion: evento_generico</w:t>
+      </w:r>
+    </w:p>
+    <w:p>
+      <w:pPr>
+        <w:ind w:left="432"/>
+      </w:pPr>
+      <w:r>
+        <w:rPr>
+          <w:rFonts w:ascii="Courier New" w:hAnsi="Courier New"/>
+          <w:sz w:val="18"/>
+        </w:rPr>
+        <w:t xml:space="preserve">  roles:</w:t>
+      </w:r>
+    </w:p>
+    <w:p>
+      <w:pPr>
+        <w:ind w:left="432"/>
+      </w:pPr>
+      <w:r>
+        <w:rPr>
+          <w:rFonts w:ascii="Courier New" w:hAnsi="Courier New"/>
+          <w:sz w:val="18"/>
+        </w:rPr>
+        <w:t xml:space="preserve">    tema:        ["lo que ocurre", "evento"]</w:t>
+      </w:r>
+    </w:p>
+    <w:p>
+      <w:pPr>
+        <w:ind w:left="432"/>
+      </w:pPr>
+      <w:r>
+        <w:rPr>
+          <w:rFonts w:ascii="Courier New" w:hAnsi="Courier New"/>
+          <w:sz w:val="18"/>
+        </w:rPr>
+        <w:t xml:space="preserve">    lugar_de:    ["dónde"]</w:t>
+      </w:r>
+    </w:p>
+    <w:p>
+      <w:pPr>
+        <w:ind w:left="432"/>
+      </w:pPr>
+      <w:r>
+        <w:rPr>
+          <w:rFonts w:ascii="Courier New" w:hAnsi="Courier New"/>
+          <w:sz w:val="18"/>
+        </w:rPr>
+        <w:t xml:space="preserve">    momento:     ["cuándo"]</w:t>
+      </w:r>
+    </w:p>
+    <w:p>
+      <w:pPr>
+        <w:ind w:left="432"/>
+      </w:pPr>
+      <w:r>
+        <w:rPr>
+          <w:rFonts w:ascii="Courier New" w:hAnsi="Courier New"/>
+          <w:sz w:val="18"/>
+        </w:rPr>
+        <w:t xml:space="preserve">    causado_por: ["disparador del evento"]</w:t>
+      </w:r>
+    </w:p>
+    <w:p>
+      <w:pPr>
+        <w:ind w:left="432"/>
+      </w:pPr>
+      <w:r>
+        <w:rPr>
+          <w:rFonts w:ascii="Courier New" w:hAnsi="Courier New"/>
+          <w:sz w:val="18"/>
+        </w:rPr>
+        <w:t xml:space="preserve">  obligatorios: [tema]</w:t>
+      </w:r>
+    </w:p>
+    <w:p>
+      <w:pPr>
+        <w:ind w:left="432"/>
+      </w:pPr>
+      <w:r>
+        <w:rPr>
+          <w:rFonts w:ascii="Courier New" w:hAnsi="Courier New"/>
+          <w:sz w:val="18"/>
+        </w:rPr>
+        <w:t xml:space="preserve">  ejemplo:      "Ocurrió un sismo de magnitud 5.4 en la zona costera a causa del rozamiento de placas"</w:t>
+      </w:r>
+    </w:p>
+    <w:p>
+      <w:pPr>
+        <w:ind w:left="432"/>
+      </w:pPr>
+    </w:p>
+    <w:p>
+      <w:pPr>
+        <w:ind w:left="432"/>
+      </w:pPr>
+      <w:r>
+        <w:rPr>
+          <w:rFonts w:ascii="Courier New" w:hAnsi="Courier New"/>
+          <w:sz w:val="18"/>
+        </w:rPr>
+        <w:t>verbo: vencer</w:t>
+      </w:r>
+    </w:p>
+    <w:p>
+      <w:pPr>
+        <w:ind w:left="432"/>
+      </w:pPr>
+      <w:r>
+        <w:rPr>
+          <w:rFonts w:ascii="Courier New" w:hAnsi="Courier New"/>
+          <w:sz w:val="18"/>
+        </w:rPr>
+        <w:t xml:space="preserve">  tipo_situacion: evento_vencimiento</w:t>
+      </w:r>
+    </w:p>
+    <w:p>
+      <w:pPr>
+        <w:ind w:left="432"/>
+      </w:pPr>
+      <w:r>
+        <w:rPr>
+          <w:rFonts w:ascii="Courier New" w:hAnsi="Courier New"/>
+          <w:sz w:val="18"/>
+        </w:rPr>
+        <w:t xml:space="preserve">  roles:</w:t>
+      </w:r>
+    </w:p>
+    <w:p>
+      <w:pPr>
+        <w:ind w:left="432"/>
+      </w:pPr>
+      <w:r>
+        <w:rPr>
+          <w:rFonts w:ascii="Courier New" w:hAnsi="Courier New"/>
+          <w:sz w:val="18"/>
+        </w:rPr>
+        <w:t xml:space="preserve">    tema:        ["lo que vence", "contrato", "plazo"]</w:t>
+      </w:r>
+    </w:p>
+    <w:p>
+      <w:pPr>
+        <w:ind w:left="432"/>
+      </w:pPr>
+      <w:r>
+        <w:rPr>
+          <w:rFonts w:ascii="Courier New" w:hAnsi="Courier New"/>
+          <w:sz w:val="18"/>
+        </w:rPr>
+        <w:t xml:space="preserve">    momento:     ["fecha de vencimiento"]</w:t>
+      </w:r>
+    </w:p>
+    <w:p>
+      <w:pPr>
+        <w:ind w:left="432"/>
+      </w:pPr>
+      <w:r>
+        <w:rPr>
+          <w:rFonts w:ascii="Courier New" w:hAnsi="Courier New"/>
+          <w:sz w:val="18"/>
+        </w:rPr>
+        <w:t xml:space="preserve">  obligatorios: [tema, momento]</w:t>
+      </w:r>
+    </w:p>
+    <w:p>
+      <w:pPr>
+        <w:ind w:left="432"/>
+      </w:pPr>
+      <w:r>
+        <w:rPr>
+          <w:rFonts w:ascii="Courier New" w:hAnsi="Courier New"/>
+          <w:sz w:val="18"/>
+        </w:rPr>
+        <w:t xml:space="preserve">  notas:        "Las cosas vencen por el simple paso del tiempo, sin agente humano."</w:t>
+      </w:r>
+    </w:p>
+    <w:p>
+      <w:pPr>
+        <w:ind w:left="432"/>
+      </w:pPr>
+      <w:r>
+        <w:rPr>
+          <w:rFonts w:ascii="Courier New" w:hAnsi="Courier New"/>
+          <w:sz w:val="18"/>
+        </w:rPr>
+        <w:t xml:space="preserve">  ejemplo:      "La licencia comercial vence el 31 de diciembre de 2026"</w:t>
+      </w:r>
+    </w:p>
+    <w:p>
+      <w:pPr>
+        <w:pStyle w:val="Heading3"/>
+      </w:pPr>
+      <w:r>
+        <w:t>Verbos con polisemia clásica</w:t>
+      </w:r>
+    </w:p>
+    <w:p>
+      <w:pPr>
+        <w:ind w:left="432"/>
+      </w:pPr>
+      <w:r>
+        <w:rPr>
+          <w:rFonts w:ascii="Courier New" w:hAnsi="Courier New"/>
+          <w:sz w:val="18"/>
+        </w:rPr>
+        <w:t>verbo: correr</w:t>
+      </w:r>
+    </w:p>
+    <w:p>
+      <w:pPr>
+        <w:ind w:left="432"/>
+      </w:pPr>
+      <w:r>
+        <w:rPr>
+          <w:rFonts w:ascii="Courier New" w:hAnsi="Courier New"/>
+          <w:sz w:val="18"/>
+        </w:rPr>
+        <w:t xml:space="preserve">  tipo_situacion: accion_correr_fisica</w:t>
+      </w:r>
+    </w:p>
+    <w:p>
+      <w:pPr>
+        <w:ind w:left="432"/>
+      </w:pPr>
+      <w:r>
+        <w:rPr>
+          <w:rFonts w:ascii="Courier New" w:hAnsi="Courier New"/>
+          <w:sz w:val="18"/>
+        </w:rPr>
+        <w:t xml:space="preserve">  roles:</w:t>
+      </w:r>
+    </w:p>
+    <w:p>
+      <w:pPr>
+        <w:ind w:left="432"/>
+      </w:pPr>
+      <w:r>
+        <w:rPr>
+          <w:rFonts w:ascii="Courier New" w:hAnsi="Courier New"/>
+          <w:sz w:val="18"/>
+        </w:rPr>
+        <w:t xml:space="preserve">    agente:    ["corredor", "el que corre"]</w:t>
+      </w:r>
+    </w:p>
+    <w:p>
+      <w:pPr>
+        <w:ind w:left="432"/>
+      </w:pPr>
+      <w:r>
+        <w:rPr>
+          <w:rFonts w:ascii="Courier New" w:hAnsi="Courier New"/>
+          <w:sz w:val="18"/>
+        </w:rPr>
+        <w:t xml:space="preserve">    distancia: ["distancia recorrida"]</w:t>
+      </w:r>
+    </w:p>
+    <w:p>
+      <w:pPr>
+        <w:ind w:left="432"/>
+      </w:pPr>
+      <w:r>
+        <w:rPr>
+          <w:rFonts w:ascii="Courier New" w:hAnsi="Courier New"/>
+          <w:sz w:val="18"/>
+        </w:rPr>
+        <w:t xml:space="preserve">    duracion:  ["tiempo invertido"]</w:t>
+      </w:r>
+    </w:p>
+    <w:p>
+      <w:pPr>
+        <w:ind w:left="432"/>
+      </w:pPr>
+      <w:r>
+        <w:rPr>
+          <w:rFonts w:ascii="Courier New" w:hAnsi="Courier New"/>
+          <w:sz w:val="18"/>
+        </w:rPr>
+        <w:t xml:space="preserve">    lugar_de:  ["dónde"]</w:t>
+      </w:r>
+    </w:p>
+    <w:p>
+      <w:pPr>
+        <w:ind w:left="432"/>
+      </w:pPr>
+      <w:r>
+        <w:rPr>
+          <w:rFonts w:ascii="Courier New" w:hAnsi="Courier New"/>
+          <w:sz w:val="18"/>
+        </w:rPr>
+        <w:t xml:space="preserve">  obligatorios: [agente]</w:t>
+      </w:r>
+    </w:p>
+    <w:p>
+      <w:pPr>
+        <w:ind w:left="432"/>
+      </w:pPr>
+      <w:r>
+        <w:rPr>
+          <w:rFonts w:ascii="Courier New" w:hAnsi="Courier New"/>
+          <w:sz w:val="18"/>
+        </w:rPr>
+        <w:t xml:space="preserve">  ejemplo:      "Daniela corrió 10 km en el parque en 52 minutos"</w:t>
+      </w:r>
+    </w:p>
+    <w:p>
+      <w:pPr>
+        <w:ind w:left="432"/>
+      </w:pPr>
+    </w:p>
+    <w:p>
+      <w:pPr>
+        <w:ind w:left="432"/>
+      </w:pPr>
+      <w:r>
+        <w:rPr>
+          <w:rFonts w:ascii="Courier New" w:hAnsi="Courier New"/>
+          <w:sz w:val="18"/>
+        </w:rPr>
+        <w:t>verbo: correr [riesgo]</w:t>
+      </w:r>
+    </w:p>
+    <w:p>
+      <w:pPr>
+        <w:ind w:left="432"/>
+      </w:pPr>
+      <w:r>
+        <w:rPr>
+          <w:rFonts w:ascii="Courier New" w:hAnsi="Courier New"/>
+          <w:sz w:val="18"/>
+        </w:rPr>
+        <w:t xml:space="preserve">  tipo_situacion: estado_de_riesgo</w:t>
+      </w:r>
+    </w:p>
+    <w:p>
+      <w:pPr>
+        <w:ind w:left="432"/>
+      </w:pPr>
+      <w:r>
+        <w:rPr>
+          <w:rFonts w:ascii="Courier New" w:hAnsi="Courier New"/>
+          <w:sz w:val="18"/>
+        </w:rPr>
+        <w:t xml:space="preserve">  roles:</w:t>
+      </w:r>
+    </w:p>
+    <w:p>
+      <w:pPr>
+        <w:ind w:left="432"/>
+      </w:pPr>
+      <w:r>
+        <w:rPr>
+          <w:rFonts w:ascii="Courier New" w:hAnsi="Courier New"/>
+          <w:sz w:val="18"/>
+        </w:rPr>
+        <w:t xml:space="preserve">    experimentador: ["el que corre el riesgo"]</w:t>
+      </w:r>
+    </w:p>
+    <w:p>
+      <w:pPr>
+        <w:ind w:left="432"/>
+      </w:pPr>
+      <w:r>
+        <w:rPr>
+          <w:rFonts w:ascii="Courier New" w:hAnsi="Courier New"/>
+          <w:sz w:val="18"/>
+        </w:rPr>
+        <w:t xml:space="preserve">    tema:           ["lo que se arriesga", "el riesgo"]</w:t>
+      </w:r>
+    </w:p>
+    <w:p>
+      <w:pPr>
+        <w:ind w:left="432"/>
+      </w:pPr>
+      <w:r>
+        <w:rPr>
+          <w:rFonts w:ascii="Courier New" w:hAnsi="Courier New"/>
+          <w:sz w:val="18"/>
+        </w:rPr>
+        <w:t xml:space="preserve">  obligatorios: [experimentador, tema]</w:t>
+      </w:r>
+    </w:p>
+    <w:p>
+      <w:pPr>
+        <w:ind w:left="432"/>
+      </w:pPr>
+      <w:r>
+        <w:rPr>
+          <w:rFonts w:ascii="Courier New" w:hAnsi="Courier New"/>
+          <w:sz w:val="18"/>
+        </w:rPr>
+        <w:t xml:space="preserve">  notas:        "Verbo de soporte: correr = estar expuesto a."</w:t>
+      </w:r>
+    </w:p>
+    <w:p>
+      <w:pPr>
+        <w:ind w:left="432"/>
+      </w:pPr>
+      <w:r>
+        <w:rPr>
+          <w:rFonts w:ascii="Courier New" w:hAnsi="Courier New"/>
+          <w:sz w:val="18"/>
+        </w:rPr>
+        <w:t xml:space="preserve">  ejemplo:      "La empresa corre el riesgo de perder el contrato más grande del año"</w:t>
+      </w:r>
+    </w:p>
+    <w:p>
+      <w:pPr>
+        <w:ind w:left="432"/>
+      </w:pPr>
+    </w:p>
+    <w:p>
+      <w:pPr>
+        <w:ind w:left="432"/>
+      </w:pPr>
+      <w:r>
+        <w:rPr>
+          <w:rFonts w:ascii="Courier New" w:hAnsi="Courier New"/>
+          <w:sz w:val="18"/>
+        </w:rPr>
+        <w:t>verbo: correr [el rumor | la noticia]</w:t>
+      </w:r>
+    </w:p>
+    <w:p>
+      <w:pPr>
+        <w:ind w:left="432"/>
+      </w:pPr>
+      <w:r>
+        <w:rPr>
+          <w:rFonts w:ascii="Courier New" w:hAnsi="Courier New"/>
+          <w:sz w:val="18"/>
+        </w:rPr>
+        <w:t xml:space="preserve">  tipo_situacion: difusion_informacion</w:t>
+      </w:r>
+    </w:p>
+    <w:p>
+      <w:pPr>
+        <w:ind w:left="432"/>
+      </w:pPr>
+      <w:r>
+        <w:rPr>
+          <w:rFonts w:ascii="Courier New" w:hAnsi="Courier New"/>
+          <w:sz w:val="18"/>
+        </w:rPr>
+        <w:t xml:space="preserve">  roles:</w:t>
+      </w:r>
+    </w:p>
+    <w:p>
+      <w:pPr>
+        <w:ind w:left="432"/>
+      </w:pPr>
+      <w:r>
+        <w:rPr>
+          <w:rFonts w:ascii="Courier New" w:hAnsi="Courier New"/>
+          <w:sz w:val="18"/>
+        </w:rPr>
+        <w:t xml:space="preserve">    tema:     ["la información que circula"]</w:t>
+      </w:r>
+    </w:p>
+    <w:p>
+      <w:pPr>
+        <w:ind w:left="432"/>
+      </w:pPr>
+      <w:r>
+        <w:rPr>
+          <w:rFonts w:ascii="Courier New" w:hAnsi="Courier New"/>
+          <w:sz w:val="18"/>
+        </w:rPr>
+        <w:t xml:space="preserve">    lugar_de: ["dónde se difunde"]</w:t>
+      </w:r>
+    </w:p>
+    <w:p>
+      <w:pPr>
+        <w:ind w:left="432"/>
+      </w:pPr>
+      <w:r>
+        <w:rPr>
+          <w:rFonts w:ascii="Courier New" w:hAnsi="Courier New"/>
+          <w:sz w:val="18"/>
+        </w:rPr>
+        <w:t xml:space="preserve">  obligatorios: [tema]</w:t>
+      </w:r>
+    </w:p>
+    <w:p>
+      <w:pPr>
+        <w:ind w:left="432"/>
+      </w:pPr>
+      <w:r>
+        <w:rPr>
+          <w:rFonts w:ascii="Courier New" w:hAnsi="Courier New"/>
+          <w:sz w:val="18"/>
+        </w:rPr>
+        <w:t xml:space="preserve">  ejemplo:      "Corre el rumor de que la oficina central va a mudarse"</w:t>
+      </w:r>
+    </w:p>
+    <w:p>
+      <w:pPr>
+        <w:ind w:left="432"/>
+      </w:pPr>
+    </w:p>
+    <w:p>
+      <w:pPr>
+        <w:ind w:left="432"/>
+      </w:pPr>
+      <w:r>
+        <w:rPr>
+          <w:rFonts w:ascii="Courier New" w:hAnsi="Courier New"/>
+          <w:sz w:val="18"/>
+        </w:rPr>
+        <w:t>verbo: cerrar</w:t>
+      </w:r>
+    </w:p>
+    <w:p>
+      <w:pPr>
+        <w:ind w:left="432"/>
+      </w:pPr>
+      <w:r>
+        <w:rPr>
+          <w:rFonts w:ascii="Courier New" w:hAnsi="Courier New"/>
+          <w:sz w:val="18"/>
+        </w:rPr>
+        <w:t xml:space="preserve">  tipo_situacion: accion_cerrar_fisica</w:t>
+      </w:r>
+    </w:p>
+    <w:p>
+      <w:pPr>
+        <w:ind w:left="432"/>
+      </w:pPr>
+      <w:r>
+        <w:rPr>
+          <w:rFonts w:ascii="Courier New" w:hAnsi="Courier New"/>
+          <w:sz w:val="18"/>
+        </w:rPr>
+        <w:t xml:space="preserve">  roles:</w:t>
+      </w:r>
+    </w:p>
+    <w:p>
+      <w:pPr>
+        <w:ind w:left="432"/>
+      </w:pPr>
+      <w:r>
+        <w:rPr>
+          <w:rFonts w:ascii="Courier New" w:hAnsi="Courier New"/>
+          <w:sz w:val="18"/>
+        </w:rPr>
+        <w:t xml:space="preserve">    agente: ["el que cierra"]</w:t>
+      </w:r>
+    </w:p>
+    <w:p>
+      <w:pPr>
+        <w:ind w:left="432"/>
+      </w:pPr>
+      <w:r>
+        <w:rPr>
+          <w:rFonts w:ascii="Courier New" w:hAnsi="Courier New"/>
+          <w:sz w:val="18"/>
+        </w:rPr>
+        <w:t xml:space="preserve">    tema:   ["lo cerrado", "puerta", "ventana"]</w:t>
+      </w:r>
+    </w:p>
+    <w:p>
+      <w:pPr>
+        <w:ind w:left="432"/>
+      </w:pPr>
+      <w:r>
+        <w:rPr>
+          <w:rFonts w:ascii="Courier New" w:hAnsi="Courier New"/>
+          <w:sz w:val="18"/>
+        </w:rPr>
+        <w:t xml:space="preserve">  obligatorios: [agente, tema]</w:t>
+      </w:r>
+    </w:p>
+    <w:p>
+      <w:pPr>
+        <w:ind w:left="432"/>
+      </w:pPr>
+      <w:r>
+        <w:rPr>
+          <w:rFonts w:ascii="Courier New" w:hAnsi="Courier New"/>
+          <w:sz w:val="18"/>
+        </w:rPr>
+        <w:t xml:space="preserve">  ejemplo:      "El conserje cerró la puerta principal"</w:t>
+      </w:r>
+    </w:p>
+    <w:p>
+      <w:pPr>
+        <w:ind w:left="432"/>
+      </w:pPr>
+    </w:p>
+    <w:p>
+      <w:pPr>
+        <w:ind w:left="432"/>
+      </w:pPr>
+      <w:r>
+        <w:rPr>
+          <w:rFonts w:ascii="Courier New" w:hAnsi="Courier New"/>
+          <w:sz w:val="18"/>
+        </w:rPr>
+        <w:t>verbo: cerrar [trato | negocio | acuerdo]</w:t>
+      </w:r>
+    </w:p>
+    <w:p>
+      <w:pPr>
+        <w:ind w:left="432"/>
+      </w:pPr>
+      <w:r>
+        <w:rPr>
+          <w:rFonts w:ascii="Courier New" w:hAnsi="Courier New"/>
+          <w:sz w:val="18"/>
+        </w:rPr>
+        <w:t xml:space="preserve">  tipo_situacion: accion_acordar</w:t>
+      </w:r>
+    </w:p>
+    <w:p>
+      <w:pPr>
+        <w:ind w:left="432"/>
+      </w:pPr>
+      <w:r>
+        <w:rPr>
+          <w:rFonts w:ascii="Courier New" w:hAnsi="Courier New"/>
+          <w:sz w:val="18"/>
+        </w:rPr>
+        <w:t xml:space="preserve">  roles:</w:t>
+      </w:r>
+    </w:p>
+    <w:p>
+      <w:pPr>
+        <w:ind w:left="432"/>
+      </w:pPr>
+      <w:r>
+        <w:rPr>
+          <w:rFonts w:ascii="Courier New" w:hAnsi="Courier New"/>
+          <w:sz w:val="18"/>
+        </w:rPr>
+        <w:t xml:space="preserve">    agente:        ["las partes que acuerdan"]</w:t>
+      </w:r>
+    </w:p>
+    <w:p>
+      <w:pPr>
+        <w:ind w:left="432"/>
+      </w:pPr>
+      <w:r>
+        <w:rPr>
+          <w:rFonts w:ascii="Courier New" w:hAnsi="Courier New"/>
+          <w:sz w:val="18"/>
+        </w:rPr>
+        <w:t xml:space="preserve">    tema:          ["el acuerdo cerrado"]</w:t>
+      </w:r>
+    </w:p>
+    <w:p>
+      <w:pPr>
+        <w:ind w:left="432"/>
+      </w:pPr>
+      <w:r>
+        <w:rPr>
+          <w:rFonts w:ascii="Courier New" w:hAnsi="Courier New"/>
+          <w:sz w:val="18"/>
+        </w:rPr>
+        <w:t xml:space="preserve">    beneficiario:  ["contraparte"]</w:t>
+      </w:r>
+    </w:p>
+    <w:p>
+      <w:pPr>
+        <w:ind w:left="432"/>
+      </w:pPr>
+      <w:r>
+        <w:rPr>
+          <w:rFonts w:ascii="Courier New" w:hAnsi="Courier New"/>
+          <w:sz w:val="18"/>
+        </w:rPr>
+        <w:t xml:space="preserve">  obligatorios: [agente, tema]</w:t>
+      </w:r>
+    </w:p>
+    <w:p>
+      <w:pPr>
+        <w:ind w:left="432"/>
+      </w:pPr>
+      <w:r>
+        <w:rPr>
+          <w:rFonts w:ascii="Courier New" w:hAnsi="Courier New"/>
+          <w:sz w:val="18"/>
+        </w:rPr>
+        <w:t xml:space="preserve">  ejemplo:      "Las dos empresas cerraron un trato por 2.5 millones de dólares"</w:t>
+      </w:r>
+    </w:p>
+    <w:p>
+      <w:pPr>
+        <w:ind w:left="432"/>
+      </w:pPr>
+    </w:p>
+    <w:p>
+      <w:pPr>
+        <w:ind w:left="432"/>
+      </w:pPr>
+      <w:r>
+        <w:rPr>
+          <w:rFonts w:ascii="Courier New" w:hAnsi="Courier New"/>
+          <w:sz w:val="18"/>
+        </w:rPr>
+        <w:t>verbo: cerrar [el año | el mes | el ejercicio]</w:t>
+      </w:r>
+    </w:p>
+    <w:p>
+      <w:pPr>
+        <w:ind w:left="432"/>
+      </w:pPr>
+      <w:r>
+        <w:rPr>
+          <w:rFonts w:ascii="Courier New" w:hAnsi="Courier New"/>
+          <w:sz w:val="18"/>
+        </w:rPr>
+        <w:t xml:space="preserve">  tipo_situacion: accion_finalizar_periodo</w:t>
+      </w:r>
+    </w:p>
+    <w:p>
+      <w:pPr>
+        <w:ind w:left="432"/>
+      </w:pPr>
+      <w:r>
+        <w:rPr>
+          <w:rFonts w:ascii="Courier New" w:hAnsi="Courier New"/>
+          <w:sz w:val="18"/>
+        </w:rPr>
+        <w:t xml:space="preserve">  roles:</w:t>
+      </w:r>
+    </w:p>
+    <w:p>
+      <w:pPr>
+        <w:ind w:left="432"/>
+      </w:pPr>
+      <w:r>
+        <w:rPr>
+          <w:rFonts w:ascii="Courier New" w:hAnsi="Courier New"/>
+          <w:sz w:val="18"/>
+        </w:rPr>
+        <w:t xml:space="preserve">    agente:    ["organización"]</w:t>
+      </w:r>
+    </w:p>
+    <w:p>
+      <w:pPr>
+        <w:ind w:left="432"/>
+      </w:pPr>
+      <w:r>
+        <w:rPr>
+          <w:rFonts w:ascii="Courier New" w:hAnsi="Courier New"/>
+          <w:sz w:val="18"/>
+        </w:rPr>
+        <w:t xml:space="preserve">    tema:      ["período contable"]</w:t>
+      </w:r>
+    </w:p>
+    <w:p>
+      <w:pPr>
+        <w:ind w:left="432"/>
+      </w:pPr>
+      <w:r>
+        <w:rPr>
+          <w:rFonts w:ascii="Courier New" w:hAnsi="Courier New"/>
+          <w:sz w:val="18"/>
+        </w:rPr>
+        <w:t xml:space="preserve">    monto:     ["resultado financiero"]</w:t>
+      </w:r>
+    </w:p>
+    <w:p>
+      <w:pPr>
+        <w:ind w:left="432"/>
+      </w:pPr>
+      <w:r>
+        <w:rPr>
+          <w:rFonts w:ascii="Courier New" w:hAnsi="Courier New"/>
+          <w:sz w:val="18"/>
+        </w:rPr>
+        <w:t xml:space="preserve">  obligatorios: [agente, tema]</w:t>
+      </w:r>
+    </w:p>
+    <w:p>
+      <w:pPr>
+        <w:ind w:left="432"/>
+      </w:pPr>
+      <w:r>
+        <w:rPr>
+          <w:rFonts w:ascii="Courier New" w:hAnsi="Courier New"/>
+          <w:sz w:val="18"/>
+        </w:rPr>
+        <w:t xml:space="preserve">  ejemplo:      "La empresa cerró el ejercicio con una utilidad de 340.000 dólares"</w:t>
+      </w:r>
+    </w:p>
+    <w:p>
+      <w:pPr>
+        <w:pStyle w:val="Heading3"/>
+      </w:pPr>
+      <w:r>
+        <w:t>Cierre: Lo que se ve mirando el catálogo entero</w:t>
+      </w:r>
+    </w:p>
+    <w:p>
+      <w:r>
+        <w:rPr>
+          <w:b w:val="0"/>
+          <w:i w:val="0"/>
+          <w:u w:val="none"/>
+        </w:rPr>
+        <w:t>Si miras estas casi cuarenta entradas en perspectiva, aparecen revelaciones técnicas que valen oro:</w:t>
+      </w:r>
+    </w:p>
+    <w:p>
+      <w:pPr>
+        <w:pStyle w:val="ListBullet"/>
+      </w:pPr>
+      <w:r>
+        <w:rPr>
+          <w:b/>
+          <w:i w:val="0"/>
+          <w:u w:val="none"/>
+        </w:rPr>
+        <w:t>Se usan los mismos cables siempre:</w:t>
+      </w:r>
+      <w:r>
+        <w:rPr>
+          <w:b w:val="0"/>
+          <w:i w:val="0"/>
+          <w:u w:val="none"/>
+        </w:rPr>
+        <w:t xml:space="preserve"> Observa cómo casi todos los verbos, sin importar si hablan de despidos, graduaciones o tormentas, utilizan los mismos 8 a 10 roles del catálogo base de D8 (</w:t>
       </w:r>
       <w:r>
         <w:rPr>
@@ -3121,7 +7461,7 @@
           <w:sz w:val="20"/>
           <w:u w:val="none"/>
         </w:rPr>
-        <w:t>transfer-mesg-37.1.1</w:t>
+        <w:t>agente</w:t>
       </w:r>
       <w:r>
         <w:rPr>
@@ -3139,7 +7479,7 @@
           <w:sz w:val="20"/>
           <w:u w:val="none"/>
         </w:rPr>
-        <w:t>meet-36.3</w:t>
+        <w:t>tema</w:t>
       </w:r>
       <w:r>
         <w:rPr>
@@ -3147,25 +7487,7 @@
           <w:i w:val="0"/>
           <w:u w:val="none"/>
         </w:rPr>
-        <w:t xml:space="preserve"> — funcionan como una primera aproximación a la familia de tipos en K, con la ventaja de venir con predicados lógicos explícitos que se pueden traducir al modelo.</w:t>
-      </w:r>
-    </w:p>
-    <w:p>
-      <w:r>
-        <w:rPr>
-          <w:b/>
-          <w:i w:val="0"/>
-          <w:u w:val="none"/>
-        </w:rPr>
-        <w:t>PropBank</w:t>
-      </w:r>
-      <w:r>
-        <w:rPr>
-          <w:b w:val="0"/>
-          <w:i w:val="0"/>
-          <w:u w:val="none"/>
-        </w:rPr>
-        <w:t>, de Martha Palmer, prioriza la anotación masiva sobre corpus reales con roles minimalistas (</w:t>
+        <w:t xml:space="preserve">, </w:t>
       </w:r>
       <w:r>
         <w:rPr>
@@ -3175,7 +7497,7 @@
           <w:sz w:val="20"/>
           <w:u w:val="none"/>
         </w:rPr>
-        <w:t>Arg0</w:t>
+        <w:t>lugar_de</w:t>
       </w:r>
       <w:r>
         <w:rPr>
@@ -3183,7 +7505,7 @@
           <w:i w:val="0"/>
           <w:u w:val="none"/>
         </w:rPr>
-        <w:t>–</w:t>
+        <w:t xml:space="preserve">, </w:t>
       </w:r>
       <w:r>
         <w:rPr>
@@ -3193,7 +7515,7 @@
           <w:sz w:val="20"/>
           <w:u w:val="none"/>
         </w:rPr>
-        <w:t>Arg5</w:t>
+        <w:t>momento</w:t>
       </w:r>
       <w:r>
         <w:rPr>
@@ -3201,25 +7523,28 @@
           <w:i w:val="0"/>
           <w:u w:val="none"/>
         </w:rPr>
-        <w:t>). Es menos rico semánticamente, pero su volumen y su uso en entrenamiento de modelos de procesamiento lingüístico lo hacen una referencia obligada al construir lexicones de gran escala.</w:t>
-      </w:r>
-    </w:p>
-    <w:p>
+        <w:t>).</w:t>
+      </w:r>
+    </w:p>
+    <w:p>
+      <w:pPr>
+        <w:pStyle w:val="ListBullet"/>
+      </w:pPr>
       <w:r>
         <w:rPr>
           <w:b w:val="0"/>
           <w:i w:val="0"/>
           <w:u w:val="none"/>
         </w:rPr>
-        <w:t xml:space="preserve">WQuestions no pretende reemplazar a ninguno de ellos. Se posiciona, más bien, como una capa de </w:t>
-      </w:r>
-      <w:r>
-        <w:rPr>
-          <w:b/>
-          <w:i w:val="0"/>
+        <w:t>*</w:t>
+      </w:r>
+      <w:r>
+        <w:rPr>
+          <w:b w:val="0"/>
+          <w:i/>
           <w:u w:val="none"/>
         </w:rPr>
-        <w:t>agregación</w:t>
+        <w:t xml:space="preserve">Los </w:t>
       </w:r>
       <w:r>
         <w:rPr>
@@ -3227,35 +7552,39 @@
           <w:i w:val="0"/>
           <w:u w:val="none"/>
         </w:rPr>
-        <w:t xml:space="preserve"> que puede consumir sus aportes: la signatura de cada entrada del lexicon puede derivarse de FrameNet, los tipos en K pueden alinearse con clases de VerbNet, los corpus de PropBank pueden alimentar el entrenamiento de parsers que llenan el lexicon automáticamente. La integración exacta es trabajo futuro; lo importante por ahora es que el camino no es de cero.</w:t>
-      </w:r>
-    </w:p>
-    <w:p>
-      <w:pPr>
-        <w:pStyle w:val="Heading2"/>
-      </w:pPr>
-      <w:r>
-        <w:t>Lo que se gana con el lexicon</w:t>
-      </w:r>
-    </w:p>
-    <w:p>
+        <w:t>aliases</w:t>
+      </w:r>
+      <w:r>
+        <w:rPr>
+          <w:b w:val="0"/>
+          <w:i/>
+          <w:u w:val="none"/>
+        </w:rPr>
+        <w:t xml:space="preserve"> son el verdadero poder de adaptación:</w:t>
+      </w:r>
+      <w:r>
+        <w:rPr>
+          <w:b w:val="0"/>
+          <w:i/>
+          <w:u w:val="none"/>
+        </w:rPr>
+        <w:t xml:space="preserve"> Lo que diferencia al módulo de Salud del módulo Bancario no son los códigos internos, sino las palabras naturales. </w:t>
+      </w:r>
       <w:r>
         <w:rPr>
           <w:b w:val="0"/>
           <w:i w:val="0"/>
           <w:u w:val="none"/>
         </w:rPr>
-        <w:t>Conviene cerrar enumerando lo que aparece cuando el lexicon está presente y desaparece cuando no.</w:t>
-      </w:r>
-    </w:p>
-    <w:p>
-      <w:r>
-        <w:rPr>
-          <w:b/>
-          <w:i w:val="0"/>
+        <w:t>"Médico"</w:t>
+      </w:r>
+      <w:r>
+        <w:rPr>
+          <w:b w:val="0"/>
+          <w:i/>
           <w:u w:val="none"/>
         </w:rPr>
-        <w:t>Con lexicon, el sistema entiende dialectos.</w:t>
+        <w:t xml:space="preserve"> y </w:t>
       </w:r>
       <w:r>
         <w:rPr>
@@ -3263,7 +7592,39 @@
           <w:i w:val="0"/>
           <w:u w:val="none"/>
         </w:rPr>
-        <w:t xml:space="preserve"> Un usuario del sauna habla de "cliente" y "sesión"; un usuario del hospital habla de "paciente" y "consulta"; un usuario del aeropuerto habla de "pasajero" y "vuelo". Los tres pueden ingresar información al mismo motor sin saber que internamente todo se llama </w:t>
+        <w:t>"Acreedor"</w:t>
+      </w:r>
+      <w:r>
+        <w:rPr>
+          <w:b w:val="0"/>
+          <w:i/>
+          <w:u w:val="none"/>
+        </w:rPr>
+        <w:t xml:space="preserve"> ambos se mapean al mismo `agente`; </w:t>
+      </w:r>
+      <w:r>
+        <w:rPr>
+          <w:b w:val="0"/>
+          <w:i w:val="0"/>
+          <w:u w:val="none"/>
+        </w:rPr>
+        <w:t>"Factura"</w:t>
+      </w:r>
+      <w:r>
+        <w:rPr>
+          <w:b w:val="0"/>
+          <w:i/>
+          <w:u w:val="none"/>
+        </w:rPr>
+        <w:t xml:space="preserve"> y </w:t>
+      </w:r>
+      <w:r>
+        <w:rPr>
+          <w:b w:val="0"/>
+          <w:i w:val="0"/>
+          <w:u w:val="none"/>
+        </w:rPr>
+        <w:t xml:space="preserve">"Diagnóstico"* van ambos al mismo </w:t>
       </w:r>
       <w:r>
         <w:rPr>
@@ -3273,7 +7634,7 @@
           <w:sz w:val="20"/>
           <w:u w:val="none"/>
         </w:rPr>
-        <w:t>agente</w:t>
+        <w:t>tema</w:t>
       </w:r>
       <w:r>
         <w:rPr>
@@ -3281,7 +7642,220 @@
           <w:i w:val="0"/>
           <w:u w:val="none"/>
         </w:rPr>
-        <w:t xml:space="preserve"> y </w:t>
+        <w:t>. La base de datos es ignorante sobre el negocio, el Lexicon le hace todo el trabajo de traducción.</w:t>
+      </w:r>
+    </w:p>
+    <w:p>
+      <w:pPr>
+        <w:pStyle w:val="ListBullet"/>
+      </w:pPr>
+      <w:r>
+        <w:rPr>
+          <w:b/>
+          <w:i w:val="0"/>
+          <w:u w:val="none"/>
+        </w:rPr>
+        <w:t>Lo raro también es normal:</w:t>
+      </w:r>
+      <w:r>
+        <w:rPr>
+          <w:b w:val="0"/>
+          <w:i w:val="0"/>
+          <w:u w:val="none"/>
+        </w:rPr>
+        <w:t xml:space="preserve"> Nota cómo los verbos raros que no tienen sujeto (como </w:t>
+      </w:r>
+      <w:r>
+        <w:rPr>
+          <w:b w:val="0"/>
+          <w:i/>
+          <w:u w:val="none"/>
+        </w:rPr>
+        <w:t>llover</w:t>
+      </w:r>
+      <w:r>
+        <w:rPr>
+          <w:b w:val="0"/>
+          <w:i w:val="0"/>
+          <w:u w:val="none"/>
+        </w:rPr>
+        <w:t xml:space="preserve">) o que son internos (como </w:t>
+      </w:r>
+      <w:r>
+        <w:rPr>
+          <w:b w:val="0"/>
+          <w:i/>
+          <w:u w:val="none"/>
+        </w:rPr>
+        <w:t>doler</w:t>
+      </w:r>
+      <w:r>
+        <w:rPr>
+          <w:b w:val="0"/>
+          <w:i w:val="0"/>
+          <w:u w:val="none"/>
+        </w:rPr>
+        <w:t xml:space="preserve"> o </w:t>
+      </w:r>
+      <w:r>
+        <w:rPr>
+          <w:b w:val="0"/>
+          <w:i/>
+          <w:u w:val="none"/>
+        </w:rPr>
+        <w:t>temer</w:t>
+      </w:r>
+      <w:r>
+        <w:rPr>
+          <w:b w:val="0"/>
+          <w:i w:val="0"/>
+          <w:u w:val="none"/>
+        </w:rPr>
+        <w:t xml:space="preserve">) encajan a la perfección en esta arquitectura sin forzar nada. </w:t>
+      </w:r>
+    </w:p>
+    <w:p>
+      <w:r>
+        <w:rPr>
+          <w:b w:val="0"/>
+          <w:i w:val="0"/>
+          <w:u w:val="none"/>
+        </w:rPr>
+        <w:t>Un sistema robusto a nivel empresarial puede llegar a tener un archivo de Lexicon con dos mil o cinco mil entradas. Las que acabas de ver son el cimiento.</w:t>
+      </w:r>
+    </w:p>
+    <w:p>
+      <w:pPr>
+        <w:pStyle w:val="Heading2"/>
+      </w:pPr>
+      <w:r>
+        <w:t>Lo que tu empresa gana implementando el Lexicon</w:t>
+      </w:r>
+    </w:p>
+    <w:p>
+      <w:r>
+        <w:rPr>
+          <w:b w:val="0"/>
+          <w:i w:val="0"/>
+          <w:u w:val="none"/>
+        </w:rPr>
+        <w:t>Para cerrar, enlistemos las diferencias brutales entre usar este modelo y no hacerlo:</w:t>
+      </w:r>
+    </w:p>
+    <w:p>
+      <w:r>
+        <w:rPr>
+          <w:b/>
+          <w:i w:val="0"/>
+          <w:u w:val="none"/>
+        </w:rPr>
+        <w:t>1. Entiende el idioma real de tu gente.</w:t>
+      </w:r>
+      <w:r>
+        <w:rPr>
+          <w:b w:val="0"/>
+          <w:i w:val="0"/>
+          <w:u w:val="none"/>
+        </w:rPr>
+        <w:t xml:space="preserve"> </w:t>
+      </w:r>
+    </w:p>
+    <w:p>
+      <w:r>
+        <w:rPr>
+          <w:b w:val="0"/>
+          <w:i w:val="0"/>
+          <w:u w:val="none"/>
+        </w:rPr>
+        <w:t xml:space="preserve">Sin el Lexicon, tendrías que enseñarle a cada empleado de cada departamento cómo usar los campos robóticos del sistema. Con el Lexicon, un entrenador de gimnasio escribe </w:t>
+      </w:r>
+      <w:r>
+        <w:rPr>
+          <w:b w:val="0"/>
+          <w:i/>
+          <w:u w:val="none"/>
+        </w:rPr>
+        <w:t>"el usuario faltó a la clase"</w:t>
+      </w:r>
+      <w:r>
+        <w:rPr>
+          <w:b w:val="0"/>
+          <w:i w:val="0"/>
+          <w:u w:val="none"/>
+        </w:rPr>
+        <w:t>, y la base de datos registra perfectamente el evento usando la jerga de ese gimnasio.</w:t>
+      </w:r>
+    </w:p>
+    <w:p>
+      <w:r>
+        <w:rPr>
+          <w:b/>
+          <w:i w:val="0"/>
+          <w:u w:val="none"/>
+        </w:rPr>
+        <w:t>2. Es la puerta de entrada perfecta para la Inteligencia Artificial.</w:t>
+      </w:r>
+      <w:r>
+        <w:rPr>
+          <w:b w:val="0"/>
+          <w:i w:val="0"/>
+          <w:u w:val="none"/>
+        </w:rPr>
+        <w:t xml:space="preserve"> </w:t>
+      </w:r>
+    </w:p>
+    <w:p>
+      <w:r>
+        <w:rPr>
+          <w:b w:val="0"/>
+          <w:i w:val="0"/>
+          <w:u w:val="none"/>
+        </w:rPr>
+        <w:t>Como vimos, el Lexicon es un listado en formato JSON (Function Calling) esperando a ser leído. Una IA conectada a tu Lexicon puede empezar a redactar, archivar y auditar datos en tu servidor mañana mismo, sin necesidad de reprogramar tu sistema.</w:t>
+      </w:r>
+    </w:p>
+    <w:p>
+      <w:r>
+        <w:rPr>
+          <w:b/>
+          <w:i w:val="0"/>
+          <w:u w:val="none"/>
+        </w:rPr>
+        <w:t>3. Desambigua el caos del idioma antes de ensuciar los discos duros.</w:t>
+      </w:r>
+      <w:r>
+        <w:rPr>
+          <w:b w:val="0"/>
+          <w:i w:val="0"/>
+          <w:u w:val="none"/>
+        </w:rPr>
+        <w:t xml:space="preserve"> </w:t>
+      </w:r>
+    </w:p>
+    <w:p>
+      <w:r>
+        <w:rPr>
+          <w:b w:val="0"/>
+          <w:i w:val="0"/>
+          <w:u w:val="none"/>
+        </w:rPr>
+        <w:t xml:space="preserve">Los clásicos problemas de la polisemia (como el verbo </w:t>
+      </w:r>
+      <w:r>
+        <w:rPr>
+          <w:b w:val="0"/>
+          <w:i/>
+          <w:u w:val="none"/>
+        </w:rPr>
+        <w:t>dar</w:t>
+      </w:r>
+      <w:r>
+        <w:rPr>
+          <w:b w:val="0"/>
+          <w:i w:val="0"/>
+          <w:u w:val="none"/>
+        </w:rPr>
+        <w:t xml:space="preserve">) se quedan resueltos a nivel de diccionario. La base de datos siempre recibe datos purificados y etiquetados de antemano con códigos exactos en </w:t>
       </w:r>
       <w:r>
         <w:rPr>
@@ -3291,7 +7865,7 @@
           <w:sz w:val="20"/>
           <w:u w:val="none"/>
         </w:rPr>
-        <w:t>situacion</w:t>
+        <w:t>K</w:t>
       </w:r>
       <w:r>
         <w:rPr>
@@ -3299,7 +7873,7 @@
           <w:i w:val="0"/>
           <w:u w:val="none"/>
         </w:rPr>
-        <w:t>. Sin lexicon, los tres tienen que aprender el vocabulario interno o el sistema necesita un parser ad-hoc por dominio.</w:t>
+        <w:t>.</w:t>
       </w:r>
     </w:p>
     <w:p>
@@ -3309,7 +7883,7 @@
           <w:i w:val="0"/>
           <w:u w:val="none"/>
         </w:rPr>
-        <w:t>Con lexicon, los modelos de lenguaje pueden invocar el sistema.</w:t>
+        <w:t>4. Permite a la empresa escalar infinitamente.</w:t>
       </w:r>
       <w:r>
         <w:rPr>
@@ -3317,17 +7891,51 @@
           <w:i w:val="0"/>
           <w:u w:val="none"/>
         </w:rPr>
-        <w:t xml:space="preserve"> Como vimos, una entrada del lexicon es estructuralmente un function schema. Un LLM con acceso al lexicon puede traducir lenguaje natural a invocaciones estructuradas sin entrenamiento adicional sobre el modelo. Sin lexicon, integrar un LLM exige escribir prompts complejos que enseñen al modelo el catálogo canónico cada vez.</w:t>
-      </w:r>
-    </w:p>
-    <w:p>
+        <w:t xml:space="preserve"> </w:t>
+      </w:r>
+    </w:p>
+    <w:p>
+      <w:r>
+        <w:rPr>
+          <w:b w:val="0"/>
+          <w:i w:val="0"/>
+          <w:u w:val="none"/>
+        </w:rPr>
+        <w:t>Si mañana tu compañía abre una rama en logística marítima, tus ingenieros no tienen que destruir la base de datos SQL para crear 40 tablas nuevas sobre barcos. Simplemente añaden un nuevo bloque de verbos al archivo de texto del Lexicon, y el motor central hereda ese conocimiento de inmediato.</w:t>
+      </w:r>
+    </w:p>
+    <w:p>
+      <w:r>
+        <w:rPr>
+          <w:b w:val="0"/>
+          <w:i w:val="0"/>
+          <w:u w:val="none"/>
+        </w:rPr>
+        <w:t xml:space="preserve">Afirmar que el Lexicon es </w:t>
+      </w:r>
+      <w:r>
+        <w:rPr>
+          <w:b w:val="0"/>
+          <w:i/>
+          <w:u w:val="none"/>
+        </w:rPr>
+        <w:t>la pieza más decisiva de toda la arquitectura</w:t>
+      </w:r>
+      <w:r>
+        <w:rPr>
+          <w:b w:val="0"/>
+          <w:i w:val="0"/>
+          <w:u w:val="none"/>
+        </w:rPr>
+        <w:t xml:space="preserve"> no es una exageración técnica. La genialidad matemática de los ocho ejes es el corazón palpitante, sí; pero </w:t>
+      </w:r>
       <w:r>
         <w:rPr>
           <w:b/>
           <w:i w:val="0"/>
           <w:u w:val="none"/>
         </w:rPr>
-        <w:t>Con lexicon, la polisemia es declarativa.</w:t>
+        <w:t>la usabilidad y la adopción real</w:t>
       </w:r>
       <w:r>
         <w:rPr>
@@ -3335,99 +7943,17 @@
           <w:i w:val="0"/>
           <w:u w:val="none"/>
         </w:rPr>
-        <w:t xml:space="preserve"> </w:t>
-      </w:r>
-      <w:r>
-        <w:rPr>
-          <w:b w:val="0"/>
-          <w:i/>
-          <w:u w:val="none"/>
-        </w:rPr>
-        <w:t>Dar la mano</w:t>
-      </w:r>
+        <w:t xml:space="preserve"> del sistema dependen entera y exclusivamente de este traductor maestro. </w:t>
+      </w:r>
+    </w:p>
+    <w:p>
       <w:r>
         <w:rPr>
           <w:b w:val="0"/>
           <w:i w:val="0"/>
           <w:u w:val="none"/>
         </w:rPr>
-        <w:t xml:space="preserve"> y </w:t>
-      </w:r>
-      <w:r>
-        <w:rPr>
-          <w:b w:val="0"/>
-          <w:i/>
-          <w:u w:val="none"/>
-        </w:rPr>
-        <w:t>dar un regalo</w:t>
-      </w:r>
-      <w:r>
-        <w:rPr>
-          <w:b w:val="0"/>
-          <w:i w:val="0"/>
-          <w:u w:val="none"/>
-        </w:rPr>
-        <w:t xml:space="preserve"> son entradas separadas en el diccionario; el parser elige por patrón. Sin lexicon, la desambiguación queda repartida en reglas dispersas en el código.</w:t>
-      </w:r>
-    </w:p>
-    <w:p>
-      <w:r>
-        <w:rPr>
-          <w:b/>
-          <w:i w:val="0"/>
-          <w:u w:val="none"/>
-        </w:rPr>
-        <w:t>Con lexicon, el modelo es extensible sin tocar el motor.</w:t>
-      </w:r>
-      <w:r>
-        <w:rPr>
-          <w:b w:val="0"/>
-          <w:i w:val="0"/>
-          <w:u w:val="none"/>
-        </w:rPr>
-        <w:t xml:space="preserve"> Un dominio nuevo se incorpora agregando entradas y un dialecto. El motor de almacenamiento, el espacio multidimensional, la maquinaria de consulta — todo eso queda intacto. Sin lexicon, cada dominio nuevo requiere modificaciones en varios lados.</w:t>
-      </w:r>
-    </w:p>
-    <w:p>
-      <w:r>
-        <w:rPr>
-          <w:b w:val="0"/>
-          <w:i w:val="0"/>
-          <w:u w:val="none"/>
-        </w:rPr>
-        <w:t xml:space="preserve">Por estas cuatro razones, decir que el lexicon es </w:t>
-      </w:r>
-      <w:r>
-        <w:rPr>
-          <w:b w:val="0"/>
-          <w:i/>
-          <w:u w:val="none"/>
-        </w:rPr>
-        <w:t>el más importante de los artefactos del proyecto</w:t>
-      </w:r>
-      <w:r>
-        <w:rPr>
-          <w:b w:val="0"/>
-          <w:i w:val="0"/>
-          <w:u w:val="none"/>
-        </w:rPr>
-        <w:t xml:space="preserve"> no es exageración. La elegancia conceptual del modelo (los ocho ejes, los roles canónicos, las situaciones reificadas) vive en el catálogo D7. Pero su </w:t>
-      </w:r>
-      <w:r>
-        <w:rPr>
-          <w:b/>
-          <w:i w:val="0"/>
-          <w:u w:val="none"/>
-        </w:rPr>
-        <w:t>usabilidad real</w:t>
-      </w:r>
-      <w:r>
-        <w:rPr>
-          <w:b w:val="0"/>
-          <w:i w:val="0"/>
-          <w:u w:val="none"/>
-        </w:rPr>
-        <w:t xml:space="preserve"> vive en el lexicon — y la usabilidad es la diferencia entre una propuesta interesante y una infraestructura adoptable. El próximo capítulo se ocupa de los tres casos lingüísticos que ponen al lexicon (y al modelo) bajo presión: nominalizaciones, modales e idiomas. Veremos qué hace bien, qué hace con esfuerzo y dónde están las grietas reales.</w:t>
+        <w:t>El próximo capítulo examinará tres fenómenos del lenguaje que intentarán engañar a nuestro traductor: las nominalizaciones, los modales y el sarcasmo. Veremos cómo se defiende nuestro Lexicon en las trincheras.</w:t>
       </w:r>
     </w:p>
     <w:sectPr>
